--- a/documentacao/Respostas_Dúvidas_Dataprev.docx
+++ b/documentacao/Respostas_Dúvidas_Dataprev.docx
@@ -1,10 +1,10 @@
 
 <file path=word/document.xml><?xml version="1.0" encoding="utf-8"?>
-<w:document xmlns:mc="http://schemas.openxmlformats.org/markup-compatibility/2006" xmlns:o="urn:schemas-microsoft-com:office:office" xmlns:r="http://schemas.openxmlformats.org/officeDocument/2006/relationships" xmlns:m="http://schemas.openxmlformats.org/officeDocument/2006/math" xmlns:v="urn:schemas-microsoft-com:vml" xmlns:wp="http://schemas.openxmlformats.org/drawingml/2006/wordprocessingDrawing" xmlns:w10="urn:schemas-microsoft-com:office:word" xmlns:w="http://schemas.openxmlformats.org/wordprocessingml/2006/main" xmlns:wne="http://schemas.microsoft.com/office/word/2006/wordml" xmlns:sl="http://schemas.openxmlformats.org/schemaLibrary/2006/main" xmlns:a="http://schemas.openxmlformats.org/drawingml/2006/main" xmlns:pic="http://schemas.openxmlformats.org/drawingml/2006/picture" xmlns:c="http://schemas.openxmlformats.org/drawingml/2006/chart" xmlns:lc="http://schemas.openxmlformats.org/drawingml/2006/lockedCanvas" xmlns:dgm="http://schemas.openxmlformats.org/drawingml/2006/diagram" xmlns:wps="http://schemas.microsoft.com/office/word/2010/wordprocessingShape" xmlns:wpg="http://schemas.microsoft.com/office/word/2010/wordprocessingGroup" xmlns:w14="http://schemas.microsoft.com/office/word/2010/wordml" xmlns:w15="http://schemas.microsoft.com/office/word/2012/wordml" xmlns:w16="http://schemas.microsoft.com/office/word/2018/wordml" xmlns:w16cex="http://schemas.microsoft.com/office/word/2018/wordml/cex" xmlns:w16cid="http://schemas.microsoft.com/office/word/2016/wordml/cid" xmlns="http://schemas.microsoft.com/office/tasks/2019/documenttasks" xmlns:cr="http://schemas.microsoft.com/office/comments/2020/reactions">
+<w:document xmlns:wpc="http://schemas.microsoft.com/office/word/2010/wordprocessingCanvas" xmlns:cx="http://schemas.microsoft.com/office/drawing/2014/chartex" xmlns:cx1="http://schemas.microsoft.com/office/drawing/2015/9/8/chartex" xmlns:cx2="http://schemas.microsoft.com/office/drawing/2015/10/21/chartex" xmlns:cx3="http://schemas.microsoft.com/office/drawing/2016/5/9/chartex" xmlns:cx4="http://schemas.microsoft.com/office/drawing/2016/5/10/chartex" xmlns:cx5="http://schemas.microsoft.com/office/drawing/2016/5/11/chartex" xmlns:cx6="http://schemas.microsoft.com/office/drawing/2016/5/12/chartex" xmlns:cx7="http://schemas.microsoft.com/office/drawing/2016/5/13/chartex" xmlns:cx8="http://schemas.microsoft.com/office/drawing/2016/5/14/chartex" xmlns:mc="http://schemas.openxmlformats.org/markup-compatibility/2006" xmlns:aink="http://schemas.microsoft.com/office/drawing/2016/ink" xmlns:am3d="http://schemas.microsoft.com/office/drawing/2017/model3d" xmlns:o="urn:schemas-microsoft-com:office:office" xmlns:oel="http://schemas.microsoft.com/office/2019/extlst" xmlns:r="http://schemas.openxmlformats.org/officeDocument/2006/relationships" xmlns:m="http://schemas.openxmlformats.org/officeDocument/2006/math" xmlns:v="urn:schemas-microsoft-com:vml" xmlns:wp14="http://schemas.microsoft.com/office/word/2010/wordprocessingDrawing" xmlns:wp="http://schemas.openxmlformats.org/drawingml/2006/wordprocessingDrawing" xmlns:w10="urn:schemas-microsoft-com:office:word" xmlns:w="http://schemas.openxmlformats.org/wordprocessingml/2006/main" xmlns:w14="http://schemas.microsoft.com/office/word/2010/wordml" xmlns:w15="http://schemas.microsoft.com/office/word/2012/wordml" xmlns:w16cex="http://schemas.microsoft.com/office/word/2018/wordml/cex" xmlns:w16cid="http://schemas.microsoft.com/office/word/2016/wordml/cid" xmlns:w16="http://schemas.microsoft.com/office/word/2018/wordml" xmlns:w16du="http://schemas.microsoft.com/office/word/2023/wordml/word16du" xmlns:w16sdtdh="http://schemas.microsoft.com/office/word/2020/wordml/sdtdatahash" xmlns:w16sdtfl="http://schemas.microsoft.com/office/word/2024/wordml/sdtformatlock" xmlns:w16se="http://schemas.microsoft.com/office/word/2015/wordml/symex" xmlns:wpg="http://schemas.microsoft.com/office/word/2010/wordprocessingGroup" xmlns:wpi="http://schemas.microsoft.com/office/word/2010/wordprocessingInk" xmlns:wne="http://schemas.microsoft.com/office/word/2006/wordml" xmlns:wps="http://schemas.microsoft.com/office/word/2010/wordprocessingShape" mc:Ignorable="w14 w15 w16se w16cid w16 w16cex w16sdtdh w16sdtfl w16du wp14">
   <w:body>
     <w:p>
       <w:pPr>
-        <w:pStyle w:val="Heading2"/>
+        <w:pStyle w:val="Ttulo2"/>
         <w:keepNext w:val="0"/>
         <w:keepLines w:val="0"/>
         <w:rPr>
@@ -12,27 +12,38 @@
           <w:szCs w:val="34"/>
         </w:rPr>
       </w:pPr>
-      <w:bookmarkStart w:colFirst="0" w:colLast="0" w:name="_4j8fqnfz8pvc" w:id="0"/>
+      <w:bookmarkStart w:id="0" w:name="_4j8fqnfz8pvc" w:colFirst="0" w:colLast="0"/>
       <w:bookmarkEnd w:id="0"/>
       <w:r>
         <w:rPr>
           <w:sz w:val="34"/>
           <w:szCs w:val="34"/>
-          <w:rtl w:val="0"/>
-        </w:rPr>
-        <w:t xml:space="preserve">1. Escopo Tecnológico e Integrações (OPENIMIS e OLIMPIA)</w:t>
-      </w:r>
-    </w:p>
-    <w:p>
-      <w:pPr>
-        <w:spacing w:after="240" w:before="240" w:lineRule="auto"/>
-        <w:rPr/>
-      </w:pPr>
-      <w:r>
-        <w:rPr>
-          <w:rtl w:val="0"/>
-        </w:rPr>
-        <w:t xml:space="preserve">Para mitigar riscos de compatibilidade, a gente concorda em manter a stack compatível com o ecossistema OPENIMIS, mas sem realizar a liberação/deploy para este ambiente no MVP.</w:t>
+        </w:rPr>
+        <w:t>1. Escopo Tecnológico e Integrações (OPENIMIS e OLIMPIA)</w:t>
+      </w:r>
+    </w:p>
+    <w:p>
+      <w:pPr>
+        <w:spacing w:before="240" w:after="240"/>
+      </w:pPr>
+      <w:r>
+        <w:t xml:space="preserve">Para mitigar riscos de compatibilidade, a gente concorda em manter a </w:t>
+      </w:r>
+      <w:proofErr w:type="spellStart"/>
+      <w:r>
+        <w:t>stack</w:t>
+      </w:r>
+      <w:proofErr w:type="spellEnd"/>
+      <w:r>
+        <w:t xml:space="preserve"> compatível com o ecossistema OPENIMIS, mas sem realizar a liberação/</w:t>
+      </w:r>
+      <w:proofErr w:type="spellStart"/>
+      <w:r>
+        <w:t>deploy</w:t>
+      </w:r>
+      <w:proofErr w:type="spellEnd"/>
+      <w:r>
+        <w:t xml:space="preserve"> para este ambiente no MVP.</w:t>
       </w:r>
     </w:p>
     <w:p>
@@ -41,36 +52,27 @@
           <w:ilvl w:val="0"/>
           <w:numId w:val="4"/>
         </w:numPr>
-        <w:spacing w:after="0" w:afterAutospacing="0" w:before="240" w:lineRule="auto"/>
-        <w:ind w:left="720" w:hanging="360"/>
-      </w:pPr>
-      <w:r>
-        <w:rPr>
-          <w:b w:val="1"/>
-          <w:bCs w:val="1"/>
-          <w:rtl w:val="0"/>
-        </w:rPr>
-        <w:t xml:space="preserve">Simplificação N9 e N13</w:t>
-      </w:r>
-      <w:r>
-        <w:rPr>
-          <w:rtl w:val="0"/>
-        </w:rPr>
+        <w:spacing w:before="240"/>
+      </w:pPr>
+      <w:r>
+        <w:rPr>
+          <w:b/>
+          <w:bCs/>
+        </w:rPr>
+        <w:t>Simplificação N9 e N13</w:t>
+      </w:r>
+      <w:r>
         <w:t xml:space="preserve">: Concordamos que, para a aplicação (Hammer), o importante é o </w:t>
       </w:r>
       <w:r>
         <w:rPr>
-          <w:b w:val="1"/>
-          <w:bCs w:val="1"/>
-          <w:rtl w:val="0"/>
-        </w:rPr>
-        <w:t xml:space="preserve">ponto de integração</w:t>
-      </w:r>
-      <w:r>
-        <w:rPr>
-          <w:rtl w:val="0"/>
-        </w:rPr>
-        <w:t xml:space="preserve">. Se as APIs de Visão (Perseu) e NLP (Sofia) residem no OLIMPIA, trataremos isso como um consumo de serviço unificado via gateway.</w:t>
+          <w:b/>
+          <w:bCs/>
+        </w:rPr>
+        <w:t>ponto de integração</w:t>
+      </w:r>
+      <w:r>
+        <w:t>. Se as APIs de Visão (Perseu) e NLP (Sofia) residem no OLIMPIA, trataremos isso como um consumo de serviço unificado via gateway.</w:t>
       </w:r>
     </w:p>
     <w:p>
@@ -79,27 +81,30 @@
           <w:ilvl w:val="0"/>
           <w:numId w:val="4"/>
         </w:numPr>
-        <w:spacing w:after="240" w:before="0" w:beforeAutospacing="0" w:lineRule="auto"/>
-        <w:ind w:left="720" w:hanging="360"/>
-      </w:pPr>
-      <w:r>
-        <w:rPr>
-          <w:b w:val="1"/>
-          <w:bCs w:val="1"/>
-          <w:rtl w:val="0"/>
-        </w:rPr>
-        <w:t xml:space="preserve">Protocolos</w:t>
-      </w:r>
-      <w:r>
-        <w:rPr>
-          <w:rtl w:val="0"/>
-        </w:rPr>
-        <w:t xml:space="preserve">: Garantiremos o suporte a REST e GraphQL na camada de aplicação para que a Hammer possa consumir o que o time de IA disponibilizar de forma flexível.</w:t>
-      </w:r>
-    </w:p>
-    <w:p>
-      <w:pPr>
-        <w:pStyle w:val="Heading2"/>
+        <w:spacing w:after="240"/>
+      </w:pPr>
+      <w:r>
+        <w:rPr>
+          <w:b/>
+          <w:bCs/>
+        </w:rPr>
+        <w:t>Protocolos</w:t>
+      </w:r>
+      <w:r>
+        <w:t xml:space="preserve">: Garantiremos o suporte a REST e </w:t>
+      </w:r>
+      <w:proofErr w:type="spellStart"/>
+      <w:r>
+        <w:t>GraphQL</w:t>
+      </w:r>
+      <w:proofErr w:type="spellEnd"/>
+      <w:r>
+        <w:t xml:space="preserve"> na camada de aplicação para que a Hammer possa consumir o que o time de IA disponibilizar de forma flexível.</w:t>
+      </w:r>
+    </w:p>
+    <w:p>
+      <w:pPr>
+        <w:pStyle w:val="Ttulo2"/>
         <w:keepNext w:val="0"/>
         <w:keepLines w:val="0"/>
         <w:rPr>
@@ -107,27 +112,22 @@
           <w:szCs w:val="34"/>
         </w:rPr>
       </w:pPr>
-      <w:bookmarkStart w:colFirst="0" w:colLast="0" w:name="_u3nzprwd3bpf" w:id="1"/>
+      <w:bookmarkStart w:id="1" w:name="_u3nzprwd3bpf" w:colFirst="0" w:colLast="0"/>
       <w:bookmarkEnd w:id="1"/>
       <w:r>
         <w:rPr>
           <w:sz w:val="34"/>
           <w:szCs w:val="34"/>
-          <w:rtl w:val="0"/>
-        </w:rPr>
-        <w:t xml:space="preserve">2. Fluxo Operacional: Câmera vs. Galeria (F1.1)</w:t>
-      </w:r>
-    </w:p>
-    <w:p>
-      <w:pPr>
-        <w:spacing w:after="240" w:before="240" w:lineRule="auto"/>
-        <w:rPr/>
-      </w:pPr>
-      <w:r>
-        <w:rPr>
-          <w:rtl w:val="0"/>
-        </w:rPr>
-        <w:t xml:space="preserve">Fernanda questionou a possibilidade de usar fotos da galeria.</w:t>
+        </w:rPr>
+        <w:t>2. Fluxo Operacional: Câmera vs. Galeria (F1.1)</w:t>
+      </w:r>
+    </w:p>
+    <w:p>
+      <w:pPr>
+        <w:spacing w:before="240" w:after="240"/>
+      </w:pPr>
+      <w:r>
+        <w:t>Fernanda questionou a possibilidade de usar fotos da galeria.</w:t>
       </w:r>
     </w:p>
     <w:p>
@@ -136,36 +136,27 @@
           <w:ilvl w:val="0"/>
           <w:numId w:val="3"/>
         </w:numPr>
-        <w:spacing w:after="0" w:afterAutospacing="0" w:before="240" w:lineRule="auto"/>
-        <w:ind w:left="720" w:hanging="360"/>
-      </w:pPr>
-      <w:r>
-        <w:rPr>
-          <w:b w:val="1"/>
-          <w:bCs w:val="1"/>
-          <w:rtl w:val="0"/>
-        </w:rPr>
-        <w:t xml:space="preserve">Posicionamento Hammer</w:t>
-      </w:r>
-      <w:r>
-        <w:rPr>
-          <w:rtl w:val="0"/>
-        </w:rPr>
+        <w:spacing w:before="240"/>
+      </w:pPr>
+      <w:r>
+        <w:rPr>
+          <w:b/>
+          <w:bCs/>
+        </w:rPr>
+        <w:t>Posicionamento Hammer</w:t>
+      </w:r>
+      <w:r>
         <w:t xml:space="preserve">: Para o MVP, recomendamos </w:t>
       </w:r>
       <w:r>
         <w:rPr>
-          <w:b w:val="1"/>
-          <w:bCs w:val="1"/>
-          <w:rtl w:val="0"/>
-        </w:rPr>
-        <w:t xml:space="preserve">apenas a captura via câmera nativa</w:t>
-      </w:r>
-      <w:r>
-        <w:rPr>
-          <w:rtl w:val="0"/>
-        </w:rPr>
-        <w:t xml:space="preserve">.</w:t>
+          <w:b/>
+          <w:bCs/>
+        </w:rPr>
+        <w:t>apenas a captura via câmera nativa</w:t>
+      </w:r>
+      <w:r>
+        <w:t>.</w:t>
       </w:r>
     </w:p>
     <w:p>
@@ -174,27 +165,22 @@
           <w:ilvl w:val="0"/>
           <w:numId w:val="3"/>
         </w:numPr>
-        <w:spacing w:after="240" w:before="0" w:beforeAutospacing="0" w:lineRule="auto"/>
-        <w:ind w:left="720" w:hanging="360"/>
-      </w:pPr>
-      <w:r>
-        <w:rPr>
-          <w:b w:val="1"/>
-          <w:bCs w:val="1"/>
-          <w:rtl w:val="0"/>
-        </w:rPr>
-        <w:t xml:space="preserve">Risco</w:t>
-      </w:r>
-      <w:r>
-        <w:rPr>
-          <w:rtl w:val="0"/>
-        </w:rPr>
-        <w:t xml:space="preserve">: Liberar a galeria traz riscos de segurança, arquivos corrompidos e falta de metadados de geolocalização confiáveis (GPS), que são críticos para a validade da inspeção.</w:t>
-      </w:r>
-    </w:p>
-    <w:p>
-      <w:pPr>
-        <w:pStyle w:val="Heading2"/>
+        <w:spacing w:after="240"/>
+      </w:pPr>
+      <w:r>
+        <w:rPr>
+          <w:b/>
+          <w:bCs/>
+        </w:rPr>
+        <w:t>Risco</w:t>
+      </w:r>
+      <w:r>
+        <w:t>: Liberar a galeria traz riscos de segurança, arquivos corrompidos e falta de metadados de geolocalização confiáveis (GPS), que são críticos para a validade da inspeção.</w:t>
+      </w:r>
+    </w:p>
+    <w:p>
+      <w:pPr>
+        <w:pStyle w:val="Ttulo2"/>
         <w:keepNext w:val="0"/>
         <w:keepLines w:val="0"/>
         <w:rPr>
@@ -202,40 +188,63 @@
           <w:szCs w:val="34"/>
         </w:rPr>
       </w:pPr>
-      <w:bookmarkStart w:colFirst="0" w:colLast="0" w:name="_sfhzsce8gh3g" w:id="2"/>
+      <w:bookmarkStart w:id="2" w:name="_sfhzsce8gh3g" w:colFirst="0" w:colLast="0"/>
       <w:bookmarkEnd w:id="2"/>
       <w:r>
         <w:rPr>
           <w:sz w:val="34"/>
           <w:szCs w:val="34"/>
-          <w:rtl w:val="0"/>
-        </w:rPr>
-        <w:t xml:space="preserve">3. Inteligência Artificial e "Human-in-the-Loop"</w:t>
-      </w:r>
-    </w:p>
-    <w:p>
-      <w:pPr>
-        <w:spacing w:after="240" w:before="240" w:lineRule="auto"/>
-        <w:rPr/>
-      </w:pPr>
-      <w:r>
-        <w:rPr>
-          <w:rtl w:val="0"/>
-        </w:rPr>
+        </w:rPr>
+        <w:t>3. Inteligência Artificial e "</w:t>
+      </w:r>
+      <w:proofErr w:type="spellStart"/>
+      <w:r>
+        <w:rPr>
+          <w:sz w:val="34"/>
+          <w:szCs w:val="34"/>
+        </w:rPr>
+        <w:t>Human</w:t>
+      </w:r>
+      <w:proofErr w:type="spellEnd"/>
+      <w:r>
+        <w:rPr>
+          <w:sz w:val="34"/>
+          <w:szCs w:val="34"/>
+        </w:rPr>
+        <w:t>-in-</w:t>
+      </w:r>
+      <w:proofErr w:type="spellStart"/>
+      <w:r>
+        <w:rPr>
+          <w:sz w:val="34"/>
+          <w:szCs w:val="34"/>
+        </w:rPr>
+        <w:t>the</w:t>
+      </w:r>
+      <w:proofErr w:type="spellEnd"/>
+      <w:r>
+        <w:rPr>
+          <w:sz w:val="34"/>
+          <w:szCs w:val="34"/>
+        </w:rPr>
+        <w:t>-Loop"</w:t>
+      </w:r>
+    </w:p>
+    <w:p>
+      <w:pPr>
+        <w:spacing w:before="240" w:after="240"/>
+      </w:pPr>
+      <w:r>
         <w:t xml:space="preserve">A Hammer entende a </w:t>
       </w:r>
       <w:r>
         <w:rPr>
-          <w:b w:val="1"/>
-          <w:bCs w:val="1"/>
-          <w:rtl w:val="0"/>
-        </w:rPr>
-        <w:t xml:space="preserve">Validação Humana</w:t>
-      </w:r>
-      <w:r>
-        <w:rPr>
-          <w:rtl w:val="0"/>
-        </w:rPr>
+          <w:b/>
+          <w:bCs/>
+        </w:rPr>
+        <w:t>Validação Humana</w:t>
+      </w:r>
+      <w:r>
         <w:t xml:space="preserve"> como uma funcionalidade central da interface web.</w:t>
       </w:r>
     </w:p>
@@ -245,49 +254,45 @@
           <w:ilvl w:val="0"/>
           <w:numId w:val="1"/>
         </w:numPr>
-        <w:spacing w:after="0" w:afterAutospacing="0" w:before="240" w:lineRule="auto"/>
-        <w:ind w:left="720" w:hanging="360"/>
-      </w:pPr>
-      <w:r>
-        <w:rPr>
-          <w:b w:val="1"/>
-          <w:bCs w:val="1"/>
-          <w:rtl w:val="0"/>
-        </w:rPr>
-        <w:t xml:space="preserve">Feedback Loop</w:t>
-      </w:r>
-      <w:r>
-        <w:rPr>
-          <w:rtl w:val="0"/>
-        </w:rPr>
+        <w:spacing w:before="240"/>
+      </w:pPr>
+      <w:r>
+        <w:rPr>
+          <w:b/>
+          <w:bCs/>
+        </w:rPr>
+        <w:t>Feedback Loop</w:t>
+      </w:r>
+      <w:r>
         <w:t xml:space="preserve">: A Hammer desenvolverá a interface para que o especialista possa revisar e corrigir as inferências da IA (CONFORME/NÃO CONFORME). Esses dados corrigidos serão devolvidos via API para que o time da Dataprev possa realizar o </w:t>
       </w:r>
       <w:r>
         <w:rPr>
-          <w:i w:val="1"/>
-          <w:iCs w:val="1"/>
-          <w:rtl w:val="0"/>
-        </w:rPr>
-        <w:t xml:space="preserve">Fine-tuning</w:t>
-      </w:r>
-      <w:r>
-        <w:rPr>
-          <w:rtl w:val="0"/>
-        </w:rPr>
+          <w:i/>
+          <w:iCs/>
+        </w:rPr>
+        <w:t>Fine-</w:t>
+      </w:r>
+      <w:proofErr w:type="spellStart"/>
+      <w:r>
+        <w:rPr>
+          <w:i/>
+          <w:iCs/>
+        </w:rPr>
+        <w:t>tuning</w:t>
+      </w:r>
+      <w:proofErr w:type="spellEnd"/>
+      <w:r>
         <w:t xml:space="preserve"> ou </w:t>
       </w:r>
       <w:r>
         <w:rPr>
-          <w:i w:val="1"/>
-          <w:iCs w:val="1"/>
-          <w:rtl w:val="0"/>
-        </w:rPr>
-        <w:t xml:space="preserve">RLHF</w:t>
-      </w:r>
-      <w:r>
-        <w:rPr>
-          <w:rtl w:val="0"/>
-        </w:rPr>
+          <w:i/>
+          <w:iCs/>
+        </w:rPr>
+        <w:t>RLHF</w:t>
+      </w:r>
+      <w:r>
         <w:t xml:space="preserve"> dos modelos.</w:t>
       </w:r>
     </w:p>
@@ -297,27 +302,22 @@
           <w:ilvl w:val="0"/>
           <w:numId w:val="1"/>
         </w:numPr>
-        <w:spacing w:after="240" w:before="0" w:beforeAutospacing="0" w:lineRule="auto"/>
-        <w:ind w:left="720" w:hanging="360"/>
-      </w:pPr>
-      <w:r>
-        <w:rPr>
-          <w:b w:val="1"/>
-          <w:bCs w:val="1"/>
-          <w:rtl w:val="0"/>
-        </w:rPr>
-        <w:t xml:space="preserve">Descrição Semântica (F2.2)</w:t>
-      </w:r>
-      <w:r>
-        <w:rPr>
-          <w:rtl w:val="0"/>
-        </w:rPr>
-        <w:t xml:space="preserve">: Como Fernanda mencionou que isso é útil para a IA, mas talvez não para o usuário final, a Hammer tratará essa informação como um "metadado de apoio" na tela de validação, sem obrigatoriedade de exibição no relatório final, a menos que solicitado.</w:t>
-      </w:r>
-    </w:p>
-    <w:p>
-      <w:pPr>
-        <w:pStyle w:val="Heading2"/>
+        <w:spacing w:after="240"/>
+      </w:pPr>
+      <w:r>
+        <w:rPr>
+          <w:b/>
+          <w:bCs/>
+        </w:rPr>
+        <w:t>Descrição Semântica (F2.2)</w:t>
+      </w:r>
+      <w:r>
+        <w:t>: Como Fernanda mencionou que isso é útil para a IA, mas talvez não para o usuário final, a Hammer tratará essa informação como um "metadado de apoio" na tela de validação, sem obrigatoriedade de exibição no relatório final, a menos que solicitado.</w:t>
+      </w:r>
+    </w:p>
+    <w:p>
+      <w:pPr>
+        <w:pStyle w:val="Ttulo2"/>
         <w:keepNext w:val="0"/>
         <w:keepLines w:val="0"/>
         <w:rPr>
@@ -325,15 +325,31 @@
           <w:szCs w:val="34"/>
         </w:rPr>
       </w:pPr>
-      <w:bookmarkStart w:colFirst="0" w:colLast="0" w:name="_no7dswh11n0g" w:id="3"/>
+      <w:bookmarkStart w:id="3" w:name="_no7dswh11n0g" w:colFirst="0" w:colLast="0"/>
       <w:bookmarkEnd w:id="3"/>
       <w:r>
         <w:rPr>
           <w:sz w:val="34"/>
           <w:szCs w:val="34"/>
-          <w:rtl w:val="0"/>
-        </w:rPr>
-        <w:t xml:space="preserve">4. Tratamento de Imagens, Blur e Guardrails (F2.1)</w:t>
+        </w:rPr>
+        <w:lastRenderedPageBreak/>
+        <w:t xml:space="preserve">4. Tratamento de Imagens, Blur e </w:t>
+      </w:r>
+      <w:proofErr w:type="spellStart"/>
+      <w:r>
+        <w:rPr>
+          <w:sz w:val="34"/>
+          <w:szCs w:val="34"/>
+        </w:rPr>
+        <w:t>Guardrails</w:t>
+      </w:r>
+      <w:proofErr w:type="spellEnd"/>
+      <w:r>
+        <w:rPr>
+          <w:sz w:val="34"/>
+          <w:szCs w:val="34"/>
+        </w:rPr>
+        <w:t xml:space="preserve"> (F2.1)</w:t>
       </w:r>
     </w:p>
     <w:p>
@@ -342,22 +358,25 @@
           <w:ilvl w:val="0"/>
           <w:numId w:val="5"/>
         </w:numPr>
-        <w:spacing w:after="0" w:afterAutospacing="0" w:before="240" w:lineRule="auto"/>
-        <w:ind w:left="720" w:hanging="360"/>
-      </w:pPr>
-      <w:r>
-        <w:rPr>
-          <w:b w:val="1"/>
-          <w:bCs w:val="1"/>
-          <w:rtl w:val="0"/>
-        </w:rPr>
-        <w:t xml:space="preserve">Blur/Anonimização</w:t>
-      </w:r>
-      <w:r>
-        <w:rPr>
-          <w:rtl w:val="0"/>
-        </w:rPr>
-        <w:t xml:space="preserve">: A Hammer enviará a imagem original. O serviço de IA da Dataprev processará o blur e devolverá a imagem anonimizada para armazenamento e geração de relatórios.</w:t>
+        <w:spacing w:before="240"/>
+      </w:pPr>
+      <w:r>
+        <w:rPr>
+          <w:b/>
+          <w:bCs/>
+        </w:rPr>
+        <w:t>Blur/Anonimização</w:t>
+      </w:r>
+      <w:r>
+        <w:t xml:space="preserve">: A Hammer enviará a imagem original. O serviço de IA da Dataprev processará o </w:t>
+      </w:r>
+      <w:proofErr w:type="spellStart"/>
+      <w:r>
+        <w:t>blur</w:t>
+      </w:r>
+      <w:proofErr w:type="spellEnd"/>
+      <w:r>
+        <w:t xml:space="preserve"> e devolverá a imagem anonimizada para armazenamento e geração de relatórios.</w:t>
       </w:r>
     </w:p>
     <w:p>
@@ -366,45 +385,35 @@
           <w:ilvl w:val="0"/>
           <w:numId w:val="5"/>
         </w:numPr>
-        <w:spacing w:after="240" w:before="0" w:beforeAutospacing="0" w:lineRule="auto"/>
-        <w:ind w:left="720" w:hanging="360"/>
-      </w:pPr>
-      <w:r>
-        <w:rPr>
-          <w:b w:val="1"/>
-          <w:bCs w:val="1"/>
-          <w:rtl w:val="0"/>
-        </w:rPr>
-        <w:t xml:space="preserve">Guardrails</w:t>
-      </w:r>
-      <w:r>
-        <w:rPr>
-          <w:rtl w:val="0"/>
-        </w:rPr>
-        <w:t xml:space="preserve">: A aplicação Hammer notificará o usuário caso a IA rejeite a imagem por conteúdo inapropriado ou baixa qualidade, baseando-se estritamente no código de erro retornado pela API da Dataprev.</w:t>
-      </w:r>
-    </w:p>
-    <w:p>
-      <w:pPr>
-        <w:pStyle w:val="Heading2"/>
+        <w:spacing w:after="240"/>
+      </w:pPr>
+      <w:proofErr w:type="spellStart"/>
+      <w:r>
+        <w:rPr>
+          <w:b/>
+          <w:bCs/>
+        </w:rPr>
+        <w:t>Guardrails</w:t>
+      </w:r>
+      <w:proofErr w:type="spellEnd"/>
+      <w:r>
+        <w:t>: A aplicação Hammer notificará o usuário caso a IA rejeite a imagem por conteúdo inapropriado ou baixa qualidade, baseando-se estritamente no código de erro retornado pela API da Dataprev.</w:t>
+      </w:r>
+    </w:p>
+    <w:p>
+      <w:pPr>
+        <w:pStyle w:val="Ttulo2"/>
         <w:keepNext w:val="0"/>
         <w:keepLines w:val="0"/>
-        <w:rPr/>
-      </w:pPr>
-      <w:bookmarkStart w:colFirst="0" w:colLast="0" w:name="_hdltcy5x1imn" w:id="4"/>
+      </w:pPr>
+      <w:bookmarkStart w:id="4" w:name="_hdltcy5x1imn" w:colFirst="0" w:colLast="0"/>
       <w:bookmarkEnd w:id="4"/>
       <w:r>
         <w:rPr>
           <w:sz w:val="34"/>
           <w:szCs w:val="34"/>
-          <w:rtl w:val="0"/>
-        </w:rPr>
-        <w:t xml:space="preserve">5. Performance e Assincronismo (F3.1 e F3.2)</w:t>
-      </w:r>
-      <w:r>
-        <w:rPr>
-          <w:rtl w:val="0"/>
-        </w:rPr>
+        </w:rPr>
+        <w:t>5. Performance e Assincronismo (F3.1 e F3.2)</w:t>
       </w:r>
     </w:p>
     <w:p>
@@ -413,23 +422,20 @@
           <w:ilvl w:val="0"/>
           <w:numId w:val="2"/>
         </w:numPr>
-        <w:spacing w:after="0" w:afterAutospacing="0" w:before="240" w:lineRule="auto"/>
-        <w:ind w:left="720" w:hanging="360"/>
-      </w:pPr>
-      <w:r>
-        <w:rPr>
-          <w:b w:val="1"/>
-          <w:bCs w:val="1"/>
-          <w:rtl w:val="0"/>
-        </w:rPr>
-        <w:t xml:space="preserve">Processamento Assíncrono</w:t>
-      </w:r>
-      <w:r>
-        <w:rPr>
-          <w:rtl w:val="0"/>
-        </w:rPr>
-        <w:t xml:space="preserve">: Confirmamos que o envio é em lote e assíncrono. O usuário não ficará travado esperando a IA.</w:t>
-        <w:br w:type="textWrapping"/>
+        <w:spacing w:before="240"/>
+      </w:pPr>
+      <w:r>
+        <w:rPr>
+          <w:b/>
+          <w:bCs/>
+        </w:rPr>
+        <w:t>Processamento Assíncrono</w:t>
+      </w:r>
+      <w:r>
+        <w:t>: Confirmamos que o envio é em lote e assíncrono. O usuário não ficará travado esperando a IA.</w:t>
+      </w:r>
+      <w:r>
+        <w:br/>
       </w:r>
     </w:p>
     <w:p>
@@ -438,60 +444,6949 @@
           <w:ilvl w:val="0"/>
           <w:numId w:val="2"/>
         </w:numPr>
-        <w:spacing w:after="240" w:before="0" w:beforeAutospacing="0" w:lineRule="auto"/>
-        <w:ind w:left="720" w:hanging="360"/>
-      </w:pPr>
-      <w:r>
-        <w:rPr>
-          <w:b w:val="1"/>
-          <w:bCs w:val="1"/>
-          <w:rtl w:val="0"/>
-        </w:rPr>
-        <w:t xml:space="preserve">Geração de PDF</w:t>
-      </w:r>
-      <w:r>
-        <w:rPr>
-          <w:rtl w:val="0"/>
-        </w:rPr>
+        <w:spacing w:after="240"/>
+      </w:pPr>
+      <w:r>
+        <w:rPr>
+          <w:b/>
+          <w:bCs/>
+        </w:rPr>
+        <w:t>Geração de PDF</w:t>
+      </w:r>
+      <w:r>
         <w:t xml:space="preserve">: O prazo de 15 segundos para o PDF deve ser contado </w:t>
       </w:r>
       <w:r>
         <w:rPr>
-          <w:b w:val="1"/>
-          <w:bCs w:val="1"/>
-          <w:rtl w:val="0"/>
-        </w:rPr>
-        <w:t xml:space="preserve">após</w:t>
-      </w:r>
-      <w:r>
-        <w:rPr>
-          <w:rtl w:val="0"/>
-        </w:rPr>
+          <w:b/>
+          <w:bCs/>
+        </w:rPr>
+        <w:t>após</w:t>
+      </w:r>
+      <w:r>
         <w:t xml:space="preserve"> o recebimento de todos os dados da IA. Se a API de IA demorar 30 segundos por imagem (conforme citado em F2.2), o tempo total de fechamento do relatório será a soma desses tempos.</w:t>
       </w:r>
     </w:p>
-    <w:p>
-      <w:pPr>
-        <w:rPr/>
-      </w:pPr>
-      <w:r>
-        <w:rPr>
-          <w:rtl w:val="0"/>
-        </w:rPr>
-      </w:r>
-    </w:p>
+    <w:p/>
+    <w:p/>
+    <w:p>
+      <w:r>
+        <w:br w:type="page"/>
+      </w:r>
+    </w:p>
+    <w:p>
+      <w:pPr>
+        <w:rPr>
+          <w:b/>
+          <w:bCs/>
+        </w:rPr>
+      </w:pPr>
+      <w:r>
+        <w:rPr>
+          <w:b/>
+          <w:bCs/>
+        </w:rPr>
+        <w:lastRenderedPageBreak/>
+        <w:t>Checklist estilo grid 5.2</w:t>
+      </w:r>
+    </w:p>
+    <w:p>
+      <w:pPr>
+        <w:rPr>
+          <w:b/>
+          <w:bCs/>
+        </w:rPr>
+      </w:pPr>
+      <w:r>
+        <w:rPr>
+          <w:b/>
+          <w:bCs/>
+        </w:rPr>
+        <w:t>Sprint 1 — Infraestrutura, autenticação e modelo de dados</w:t>
+      </w:r>
+    </w:p>
+    <w:tbl>
+      <w:tblPr>
+        <w:tblW w:w="0" w:type="auto"/>
+        <w:tblCellSpacing w:w="15" w:type="dxa"/>
+        <w:tblCellMar>
+          <w:top w:w="15" w:type="dxa"/>
+          <w:left w:w="15" w:type="dxa"/>
+          <w:bottom w:w="15" w:type="dxa"/>
+          <w:right w:w="15" w:type="dxa"/>
+        </w:tblCellMar>
+        <w:tblLook w:val="04A0" w:firstRow="1" w:lastRow="0" w:firstColumn="1" w:lastColumn="0" w:noHBand="0" w:noVBand="1"/>
+      </w:tblPr>
+      <w:tblGrid>
+        <w:gridCol w:w="630"/>
+        <w:gridCol w:w="2010"/>
+        <w:gridCol w:w="2543"/>
+        <w:gridCol w:w="2061"/>
+        <w:gridCol w:w="1840"/>
+        <w:gridCol w:w="4870"/>
+      </w:tblGrid>
+      <w:tr>
+        <w:trPr>
+          <w:tblHeader/>
+          <w:tblCellSpacing w:w="15" w:type="dxa"/>
+        </w:trPr>
+        <w:tc>
+          <w:tcPr>
+            <w:tcW w:w="0" w:type="auto"/>
+            <w:vAlign w:val="center"/>
+            <w:hideMark/>
+          </w:tcPr>
+          <w:p>
+            <w:pPr>
+              <w:rPr>
+                <w:b/>
+                <w:bCs/>
+              </w:rPr>
+            </w:pPr>
+            <w:r>
+              <w:rPr>
+                <w:b/>
+                <w:bCs/>
+              </w:rPr>
+              <w:t>ID</w:t>
+            </w:r>
+          </w:p>
+        </w:tc>
+        <w:tc>
+          <w:tcPr>
+            <w:tcW w:w="0" w:type="auto"/>
+            <w:vAlign w:val="center"/>
+            <w:hideMark/>
+          </w:tcPr>
+          <w:p>
+            <w:pPr>
+              <w:rPr>
+                <w:b/>
+                <w:bCs/>
+              </w:rPr>
+            </w:pPr>
+            <w:r>
+              <w:rPr>
+                <w:b/>
+                <w:bCs/>
+              </w:rPr>
+              <w:t>Funcionalidade</w:t>
+            </w:r>
+          </w:p>
+        </w:tc>
+        <w:tc>
+          <w:tcPr>
+            <w:tcW w:w="0" w:type="auto"/>
+            <w:vAlign w:val="center"/>
+            <w:hideMark/>
+          </w:tcPr>
+          <w:p>
+            <w:pPr>
+              <w:rPr>
+                <w:b/>
+                <w:bCs/>
+              </w:rPr>
+            </w:pPr>
+            <w:r>
+              <w:rPr>
+                <w:b/>
+                <w:bCs/>
+              </w:rPr>
+              <w:t>Critério de aceite resumido</w:t>
+            </w:r>
+          </w:p>
+        </w:tc>
+        <w:tc>
+          <w:tcPr>
+            <w:tcW w:w="0" w:type="auto"/>
+            <w:vAlign w:val="center"/>
+            <w:hideMark/>
+          </w:tcPr>
+          <w:p>
+            <w:pPr>
+              <w:rPr>
+                <w:b/>
+                <w:bCs/>
+              </w:rPr>
+            </w:pPr>
+            <w:r>
+              <w:rPr>
+                <w:b/>
+                <w:bCs/>
+              </w:rPr>
+              <w:t>Status</w:t>
+            </w:r>
+          </w:p>
+        </w:tc>
+        <w:tc>
+          <w:tcPr>
+            <w:tcW w:w="0" w:type="auto"/>
+            <w:vAlign w:val="center"/>
+            <w:hideMark/>
+          </w:tcPr>
+          <w:p>
+            <w:pPr>
+              <w:rPr>
+                <w:b/>
+                <w:bCs/>
+              </w:rPr>
+            </w:pPr>
+            <w:r>
+              <w:rPr>
+                <w:b/>
+                <w:bCs/>
+              </w:rPr>
+              <w:t>Camada principal</w:t>
+            </w:r>
+          </w:p>
+        </w:tc>
+        <w:tc>
+          <w:tcPr>
+            <w:tcW w:w="0" w:type="auto"/>
+            <w:vAlign w:val="center"/>
+            <w:hideMark/>
+          </w:tcPr>
+          <w:p>
+            <w:pPr>
+              <w:rPr>
+                <w:b/>
+                <w:bCs/>
+              </w:rPr>
+            </w:pPr>
+            <w:r>
+              <w:rPr>
+                <w:b/>
+                <w:bCs/>
+              </w:rPr>
+              <w:t>O que falta</w:t>
+            </w:r>
+          </w:p>
+        </w:tc>
+      </w:tr>
+      <w:tr>
+        <w:trPr>
+          <w:tblCellSpacing w:w="15" w:type="dxa"/>
+        </w:trPr>
+        <w:tc>
+          <w:tcPr>
+            <w:tcW w:w="0" w:type="auto"/>
+            <w:vAlign w:val="center"/>
+            <w:hideMark/>
+          </w:tcPr>
+          <w:p>
+            <w:r>
+              <w:t>F20.1</w:t>
+            </w:r>
+          </w:p>
+        </w:tc>
+        <w:tc>
+          <w:tcPr>
+            <w:tcW w:w="0" w:type="auto"/>
+            <w:vAlign w:val="center"/>
+            <w:hideMark/>
+          </w:tcPr>
+          <w:p>
+            <w:r>
+              <w:t>Autenticação de usuários (login)</w:t>
+            </w:r>
+          </w:p>
+        </w:tc>
+        <w:tc>
+          <w:tcPr>
+            <w:tcW w:w="0" w:type="auto"/>
+            <w:vAlign w:val="center"/>
+            <w:hideMark/>
+          </w:tcPr>
+          <w:p>
+            <w:r>
+              <w:t>Login com credenciais válidas, erro genérico, bloqueio após 5 tentativas</w:t>
+            </w:r>
+          </w:p>
+        </w:tc>
+        <w:tc>
+          <w:tcPr>
+            <w:tcW w:w="0" w:type="auto"/>
+            <w:vAlign w:val="center"/>
+            <w:hideMark/>
+          </w:tcPr>
+          <w:p>
+            <w:r>
+              <w:rPr>
+                <w:b/>
+                <w:bCs/>
+              </w:rPr>
+              <w:t>Parcial</w:t>
+            </w:r>
+          </w:p>
+        </w:tc>
+        <w:tc>
+          <w:tcPr>
+            <w:tcW w:w="0" w:type="auto"/>
+            <w:vAlign w:val="center"/>
+            <w:hideMark/>
+          </w:tcPr>
+          <w:p>
+            <w:proofErr w:type="spellStart"/>
+            <w:r>
+              <w:t>Backend</w:t>
+            </w:r>
+            <w:proofErr w:type="spellEnd"/>
+            <w:r>
+              <w:t xml:space="preserve"> + Mobile + Web</w:t>
+            </w:r>
+          </w:p>
+        </w:tc>
+        <w:tc>
+          <w:tcPr>
+            <w:tcW w:w="0" w:type="auto"/>
+            <w:vAlign w:val="center"/>
+            <w:hideMark/>
+          </w:tcPr>
+          <w:p>
+            <w:r>
+              <w:t xml:space="preserve">Falta política de bloqueio, log de tentativas inválidas e validação completa no </w:t>
+            </w:r>
+            <w:proofErr w:type="spellStart"/>
+            <w:r>
+              <w:t>WorkSafetyWeb</w:t>
+            </w:r>
+            <w:proofErr w:type="spellEnd"/>
+          </w:p>
+        </w:tc>
+      </w:tr>
+      <w:tr>
+        <w:trPr>
+          <w:tblCellSpacing w:w="15" w:type="dxa"/>
+        </w:trPr>
+        <w:tc>
+          <w:tcPr>
+            <w:tcW w:w="0" w:type="auto"/>
+            <w:vAlign w:val="center"/>
+            <w:hideMark/>
+          </w:tcPr>
+          <w:p>
+            <w:r>
+              <w:t>F6.1</w:t>
+            </w:r>
+          </w:p>
+        </w:tc>
+        <w:tc>
+          <w:tcPr>
+            <w:tcW w:w="0" w:type="auto"/>
+            <w:vAlign w:val="center"/>
+            <w:hideMark/>
+          </w:tcPr>
+          <w:p>
+            <w:r>
+              <w:t>Mecanismo básico de login</w:t>
+            </w:r>
+          </w:p>
+        </w:tc>
+        <w:tc>
+          <w:tcPr>
+            <w:tcW w:w="0" w:type="auto"/>
+            <w:vAlign w:val="center"/>
+            <w:hideMark/>
+          </w:tcPr>
+          <w:p>
+            <w:r>
+              <w:t>Login e redirecionamento para tela principal</w:t>
+            </w:r>
+          </w:p>
+        </w:tc>
+        <w:tc>
+          <w:tcPr>
+            <w:tcW w:w="0" w:type="auto"/>
+            <w:vAlign w:val="center"/>
+            <w:hideMark/>
+          </w:tcPr>
+          <w:p>
+            <w:r>
+              <w:rPr>
+                <w:b/>
+                <w:bCs/>
+              </w:rPr>
+              <w:t>Implantado/Parcial</w:t>
+            </w:r>
+          </w:p>
+        </w:tc>
+        <w:tc>
+          <w:tcPr>
+            <w:tcW w:w="0" w:type="auto"/>
+            <w:vAlign w:val="center"/>
+            <w:hideMark/>
+          </w:tcPr>
+          <w:p>
+            <w:r>
+              <w:t>Mobile</w:t>
+            </w:r>
+          </w:p>
+        </w:tc>
+        <w:tc>
+          <w:tcPr>
+            <w:tcW w:w="0" w:type="auto"/>
+            <w:vAlign w:val="center"/>
+            <w:hideMark/>
+          </w:tcPr>
+          <w:p>
+            <w:r>
+              <w:t xml:space="preserve">O fluxo visual existe no </w:t>
+            </w:r>
+            <w:proofErr w:type="spellStart"/>
+            <w:r>
+              <w:t>mockup</w:t>
+            </w:r>
+            <w:proofErr w:type="spellEnd"/>
+            <w:r>
+              <w:t xml:space="preserve">; precisa confirmar integração real e sessão persistente </w:t>
+            </w:r>
+          </w:p>
+          <w:p>
+            <w:proofErr w:type="spellStart"/>
+            <w:r>
+              <w:t>WorkSafety</w:t>
+            </w:r>
+            <w:proofErr w:type="spellEnd"/>
+            <w:r>
+              <w:t xml:space="preserve"> - mobile</w:t>
+            </w:r>
+          </w:p>
+        </w:tc>
+      </w:tr>
+      <w:tr>
+        <w:trPr>
+          <w:tblCellSpacing w:w="15" w:type="dxa"/>
+        </w:trPr>
+        <w:tc>
+          <w:tcPr>
+            <w:tcW w:w="0" w:type="auto"/>
+            <w:vAlign w:val="center"/>
+            <w:hideMark/>
+          </w:tcPr>
+          <w:p>
+            <w:r>
+              <w:t>F20.5</w:t>
+            </w:r>
+          </w:p>
+        </w:tc>
+        <w:tc>
+          <w:tcPr>
+            <w:tcW w:w="0" w:type="auto"/>
+            <w:vAlign w:val="center"/>
+            <w:hideMark/>
+          </w:tcPr>
+          <w:p>
+            <w:r>
+              <w:t>Logout seguro</w:t>
+            </w:r>
+          </w:p>
+        </w:tc>
+        <w:tc>
+          <w:tcPr>
+            <w:tcW w:w="0" w:type="auto"/>
+            <w:vAlign w:val="center"/>
+            <w:hideMark/>
+          </w:tcPr>
+          <w:p>
+            <w:r>
+              <w:t>Invalidar sessão/token no servidor</w:t>
+            </w:r>
+          </w:p>
+        </w:tc>
+        <w:tc>
+          <w:tcPr>
+            <w:tcW w:w="0" w:type="auto"/>
+            <w:vAlign w:val="center"/>
+            <w:hideMark/>
+          </w:tcPr>
+          <w:p>
+            <w:r>
+              <w:rPr>
+                <w:b/>
+                <w:bCs/>
+              </w:rPr>
+              <w:t>Parcial</w:t>
+            </w:r>
+          </w:p>
+        </w:tc>
+        <w:tc>
+          <w:tcPr>
+            <w:tcW w:w="0" w:type="auto"/>
+            <w:vAlign w:val="center"/>
+            <w:hideMark/>
+          </w:tcPr>
+          <w:p>
+            <w:proofErr w:type="spellStart"/>
+            <w:r>
+              <w:t>Backend</w:t>
+            </w:r>
+            <w:proofErr w:type="spellEnd"/>
+            <w:r>
+              <w:t xml:space="preserve"> + Mobile + Web</w:t>
+            </w:r>
+          </w:p>
+        </w:tc>
+        <w:tc>
+          <w:tcPr>
+            <w:tcW w:w="0" w:type="auto"/>
+            <w:vAlign w:val="center"/>
+            <w:hideMark/>
+          </w:tcPr>
+          <w:p>
+            <w:r>
+              <w:t xml:space="preserve">Falta invalidação </w:t>
+            </w:r>
+            <w:proofErr w:type="gramStart"/>
+            <w:r>
+              <w:t>server</w:t>
+            </w:r>
+            <w:proofErr w:type="gramEnd"/>
+            <w:r>
+              <w:t>-</w:t>
+            </w:r>
+            <w:proofErr w:type="spellStart"/>
+            <w:r>
+              <w:t>side</w:t>
+            </w:r>
+            <w:proofErr w:type="spellEnd"/>
+            <w:r>
+              <w:t xml:space="preserve"> padronizada e cobertura no </w:t>
+            </w:r>
+            <w:proofErr w:type="spellStart"/>
+            <w:r>
+              <w:t>WorkSafetyWeb</w:t>
+            </w:r>
+            <w:proofErr w:type="spellEnd"/>
+          </w:p>
+        </w:tc>
+      </w:tr>
+      <w:tr>
+        <w:trPr>
+          <w:tblCellSpacing w:w="15" w:type="dxa"/>
+        </w:trPr>
+        <w:tc>
+          <w:tcPr>
+            <w:tcW w:w="0" w:type="auto"/>
+            <w:vAlign w:val="center"/>
+            <w:hideMark/>
+          </w:tcPr>
+          <w:p>
+            <w:r>
+              <w:t>F12.1</w:t>
+            </w:r>
+          </w:p>
+        </w:tc>
+        <w:tc>
+          <w:tcPr>
+            <w:tcW w:w="0" w:type="auto"/>
+            <w:vAlign w:val="center"/>
+            <w:hideMark/>
+          </w:tcPr>
+          <w:p>
+            <w:r>
+              <w:t>Manter dados de avaliações de risco</w:t>
+            </w:r>
+          </w:p>
+        </w:tc>
+        <w:tc>
+          <w:tcPr>
+            <w:tcW w:w="0" w:type="auto"/>
+            <w:vAlign w:val="center"/>
+            <w:hideMark/>
+          </w:tcPr>
+          <w:p>
+            <w:r>
+              <w:t>Persistir metadados, status e resultados</w:t>
+            </w:r>
+          </w:p>
+        </w:tc>
+        <w:tc>
+          <w:tcPr>
+            <w:tcW w:w="0" w:type="auto"/>
+            <w:vAlign w:val="center"/>
+            <w:hideMark/>
+          </w:tcPr>
+          <w:p>
+            <w:r>
+              <w:rPr>
+                <w:b/>
+                <w:bCs/>
+              </w:rPr>
+              <w:t>Parcial</w:t>
+            </w:r>
+          </w:p>
+        </w:tc>
+        <w:tc>
+          <w:tcPr>
+            <w:tcW w:w="0" w:type="auto"/>
+            <w:vAlign w:val="center"/>
+            <w:hideMark/>
+          </w:tcPr>
+          <w:p>
+            <w:proofErr w:type="spellStart"/>
+            <w:r>
+              <w:t>Backend</w:t>
+            </w:r>
+            <w:proofErr w:type="spellEnd"/>
+          </w:p>
+        </w:tc>
+        <w:tc>
+          <w:tcPr>
+            <w:tcW w:w="0" w:type="auto"/>
+            <w:vAlign w:val="center"/>
+            <w:hideMark/>
+          </w:tcPr>
+          <w:p>
+            <w:r>
+              <w:t>Falta alinhar modelo ao ciclo completo da Sprint 3</w:t>
+            </w:r>
+          </w:p>
+        </w:tc>
+      </w:tr>
+      <w:tr>
+        <w:trPr>
+          <w:tblCellSpacing w:w="15" w:type="dxa"/>
+        </w:trPr>
+        <w:tc>
+          <w:tcPr>
+            <w:tcW w:w="0" w:type="auto"/>
+            <w:vAlign w:val="center"/>
+            <w:hideMark/>
+          </w:tcPr>
+          <w:p>
+            <w:r>
+              <w:t>F12.2</w:t>
+            </w:r>
+          </w:p>
+        </w:tc>
+        <w:tc>
+          <w:tcPr>
+            <w:tcW w:w="0" w:type="auto"/>
+            <w:vAlign w:val="center"/>
+            <w:hideMark/>
+          </w:tcPr>
+          <w:p>
+            <w:r>
+              <w:t>Manter evidências multimídia</w:t>
+            </w:r>
+          </w:p>
+        </w:tc>
+        <w:tc>
+          <w:tcPr>
+            <w:tcW w:w="0" w:type="auto"/>
+            <w:vAlign w:val="center"/>
+            <w:hideMark/>
+          </w:tcPr>
+          <w:p>
+            <w:r>
+              <w:t>Até 10 imagens por avaliação, vinculadas à avaliação</w:t>
+            </w:r>
+          </w:p>
+        </w:tc>
+        <w:tc>
+          <w:tcPr>
+            <w:tcW w:w="0" w:type="auto"/>
+            <w:vAlign w:val="center"/>
+            <w:hideMark/>
+          </w:tcPr>
+          <w:p>
+            <w:r>
+              <w:rPr>
+                <w:b/>
+                <w:bCs/>
+              </w:rPr>
+              <w:t>Parcial</w:t>
+            </w:r>
+          </w:p>
+        </w:tc>
+        <w:tc>
+          <w:tcPr>
+            <w:tcW w:w="0" w:type="auto"/>
+            <w:vAlign w:val="center"/>
+            <w:hideMark/>
+          </w:tcPr>
+          <w:p>
+            <w:proofErr w:type="spellStart"/>
+            <w:r>
+              <w:t>Backend</w:t>
+            </w:r>
+            <w:proofErr w:type="spellEnd"/>
+            <w:r>
+              <w:t xml:space="preserve"> + Mobile</w:t>
+            </w:r>
+          </w:p>
+        </w:tc>
+        <w:tc>
+          <w:tcPr>
+            <w:tcW w:w="0" w:type="auto"/>
+            <w:vAlign w:val="center"/>
+            <w:hideMark/>
+          </w:tcPr>
+          <w:p>
+            <w:r>
+              <w:t xml:space="preserve">Limite existe no escopo; falta fechar anonimização e critérios completos de persistência </w:t>
+            </w:r>
+          </w:p>
+          <w:p>
+            <w:r>
+              <w:t>Planejamento_OS_19_Desenvolvime…</w:t>
+            </w:r>
+          </w:p>
+        </w:tc>
+      </w:tr>
+      <w:tr>
+        <w:trPr>
+          <w:tblCellSpacing w:w="15" w:type="dxa"/>
+        </w:trPr>
+        <w:tc>
+          <w:tcPr>
+            <w:tcW w:w="0" w:type="auto"/>
+            <w:vAlign w:val="center"/>
+            <w:hideMark/>
+          </w:tcPr>
+          <w:p>
+            <w:r>
+              <w:t>F12.3</w:t>
+            </w:r>
+          </w:p>
+        </w:tc>
+        <w:tc>
+          <w:tcPr>
+            <w:tcW w:w="0" w:type="auto"/>
+            <w:vAlign w:val="center"/>
+            <w:hideMark/>
+          </w:tcPr>
+          <w:p>
+            <w:r>
+              <w:t>Manter riscos identificados por avaliação</w:t>
+            </w:r>
+          </w:p>
+        </w:tc>
+        <w:tc>
+          <w:tcPr>
+            <w:tcW w:w="0" w:type="auto"/>
+            <w:vAlign w:val="center"/>
+            <w:hideMark/>
+          </w:tcPr>
+          <w:p>
+            <w:r>
+              <w:t>Vínculo risco ↔ avaliação ↔ evidência</w:t>
+            </w:r>
+          </w:p>
+        </w:tc>
+        <w:tc>
+          <w:tcPr>
+            <w:tcW w:w="0" w:type="auto"/>
+            <w:vAlign w:val="center"/>
+            <w:hideMark/>
+          </w:tcPr>
+          <w:p>
+            <w:r>
+              <w:rPr>
+                <w:b/>
+                <w:bCs/>
+              </w:rPr>
+              <w:t>Parcial</w:t>
+            </w:r>
+          </w:p>
+        </w:tc>
+        <w:tc>
+          <w:tcPr>
+            <w:tcW w:w="0" w:type="auto"/>
+            <w:vAlign w:val="center"/>
+            <w:hideMark/>
+          </w:tcPr>
+          <w:p>
+            <w:proofErr w:type="spellStart"/>
+            <w:r>
+              <w:t>Backend</w:t>
+            </w:r>
+            <w:proofErr w:type="spellEnd"/>
+            <w:r>
+              <w:t xml:space="preserve"> + Web</w:t>
+            </w:r>
+          </w:p>
+        </w:tc>
+        <w:tc>
+          <w:tcPr>
+            <w:tcW w:w="0" w:type="auto"/>
+            <w:vAlign w:val="center"/>
+            <w:hideMark/>
+          </w:tcPr>
+          <w:p>
+            <w:r>
+              <w:t>Falta estrutura final para consulta e uso no painel/checklist</w:t>
+            </w:r>
+          </w:p>
+        </w:tc>
+      </w:tr>
+      <w:tr>
+        <w:trPr>
+          <w:tblCellSpacing w:w="15" w:type="dxa"/>
+        </w:trPr>
+        <w:tc>
+          <w:tcPr>
+            <w:tcW w:w="0" w:type="auto"/>
+            <w:vAlign w:val="center"/>
+            <w:hideMark/>
+          </w:tcPr>
+          <w:p>
+            <w:r>
+              <w:t>F12.4</w:t>
+            </w:r>
+          </w:p>
+        </w:tc>
+        <w:tc>
+          <w:tcPr>
+            <w:tcW w:w="0" w:type="auto"/>
+            <w:vAlign w:val="center"/>
+            <w:hideMark/>
+          </w:tcPr>
+          <w:p>
+            <w:r>
+              <w:t>Manter resultados das inferências da IA</w:t>
+            </w:r>
+          </w:p>
+        </w:tc>
+        <w:tc>
+          <w:tcPr>
+            <w:tcW w:w="0" w:type="auto"/>
+            <w:vAlign w:val="center"/>
+            <w:hideMark/>
+          </w:tcPr>
+          <w:p>
+            <w:r>
+              <w:t>Persistir descrição, classificação, confiança, modelo</w:t>
+            </w:r>
+          </w:p>
+        </w:tc>
+        <w:tc>
+          <w:tcPr>
+            <w:tcW w:w="0" w:type="auto"/>
+            <w:vAlign w:val="center"/>
+            <w:hideMark/>
+          </w:tcPr>
+          <w:p>
+            <w:r>
+              <w:rPr>
+                <w:b/>
+                <w:bCs/>
+              </w:rPr>
+              <w:t>Falta</w:t>
+            </w:r>
+          </w:p>
+        </w:tc>
+        <w:tc>
+          <w:tcPr>
+            <w:tcW w:w="0" w:type="auto"/>
+            <w:vAlign w:val="center"/>
+            <w:hideMark/>
+          </w:tcPr>
+          <w:p>
+            <w:proofErr w:type="spellStart"/>
+            <w:r>
+              <w:t>Backend</w:t>
+            </w:r>
+            <w:proofErr w:type="spellEnd"/>
+          </w:p>
+        </w:tc>
+        <w:tc>
+          <w:tcPr>
+            <w:tcW w:w="0" w:type="auto"/>
+            <w:vAlign w:val="center"/>
+            <w:hideMark/>
+          </w:tcPr>
+          <w:p>
+            <w:r>
+              <w:t>Falta modelo persistente estável de inferência</w:t>
+            </w:r>
+          </w:p>
+        </w:tc>
+      </w:tr>
+      <w:tr>
+        <w:trPr>
+          <w:tblCellSpacing w:w="15" w:type="dxa"/>
+        </w:trPr>
+        <w:tc>
+          <w:tcPr>
+            <w:tcW w:w="0" w:type="auto"/>
+            <w:vAlign w:val="center"/>
+            <w:hideMark/>
+          </w:tcPr>
+          <w:p>
+            <w:r>
+              <w:t>F12.5</w:t>
+            </w:r>
+          </w:p>
+        </w:tc>
+        <w:tc>
+          <w:tcPr>
+            <w:tcW w:w="0" w:type="auto"/>
+            <w:vAlign w:val="center"/>
+            <w:hideMark/>
+          </w:tcPr>
+          <w:p>
+            <w:r>
+              <w:t>Manter decisões de validação humana</w:t>
+            </w:r>
+          </w:p>
+        </w:tc>
+        <w:tc>
+          <w:tcPr>
+            <w:tcW w:w="0" w:type="auto"/>
+            <w:vAlign w:val="center"/>
+            <w:hideMark/>
+          </w:tcPr>
+          <w:p>
+            <w:r>
+              <w:t>Registrar validador, data, decisão e justificativa</w:t>
+            </w:r>
+          </w:p>
+        </w:tc>
+        <w:tc>
+          <w:tcPr>
+            <w:tcW w:w="0" w:type="auto"/>
+            <w:vAlign w:val="center"/>
+            <w:hideMark/>
+          </w:tcPr>
+          <w:p>
+            <w:r>
+              <w:rPr>
+                <w:b/>
+                <w:bCs/>
+              </w:rPr>
+              <w:t>Parcial</w:t>
+            </w:r>
+          </w:p>
+        </w:tc>
+        <w:tc>
+          <w:tcPr>
+            <w:tcW w:w="0" w:type="auto"/>
+            <w:vAlign w:val="center"/>
+            <w:hideMark/>
+          </w:tcPr>
+          <w:p>
+            <w:proofErr w:type="spellStart"/>
+            <w:r>
+              <w:t>Backend</w:t>
+            </w:r>
+            <w:proofErr w:type="spellEnd"/>
+            <w:r>
+              <w:t xml:space="preserve"> + </w:t>
+            </w:r>
+            <w:proofErr w:type="spellStart"/>
+            <w:r>
+              <w:t>WorkSafetyWeb</w:t>
+            </w:r>
+            <w:proofErr w:type="spellEnd"/>
+          </w:p>
+        </w:tc>
+        <w:tc>
+          <w:tcPr>
+            <w:tcW w:w="0" w:type="auto"/>
+            <w:vAlign w:val="center"/>
+            <w:hideMark/>
+          </w:tcPr>
+          <w:p>
+            <w:r>
+              <w:t>Falta fluxo formal de validação humana e trilha imutável</w:t>
+            </w:r>
+          </w:p>
+        </w:tc>
+      </w:tr>
+      <w:tr>
+        <w:trPr>
+          <w:tblCellSpacing w:w="15" w:type="dxa"/>
+        </w:trPr>
+        <w:tc>
+          <w:tcPr>
+            <w:tcW w:w="0" w:type="auto"/>
+            <w:vAlign w:val="center"/>
+            <w:hideMark/>
+          </w:tcPr>
+          <w:p>
+            <w:r>
+              <w:t>F12.6</w:t>
+            </w:r>
+          </w:p>
+        </w:tc>
+        <w:tc>
+          <w:tcPr>
+            <w:tcW w:w="0" w:type="auto"/>
+            <w:vAlign w:val="center"/>
+            <w:hideMark/>
+          </w:tcPr>
+          <w:p>
+            <w:r>
+              <w:t>Manter dados de usuários</w:t>
+            </w:r>
+          </w:p>
+        </w:tc>
+        <w:tc>
+          <w:tcPr>
+            <w:tcW w:w="0" w:type="auto"/>
+            <w:vAlign w:val="center"/>
+            <w:hideMark/>
+          </w:tcPr>
+          <w:p>
+            <w:r>
+              <w:t xml:space="preserve">Nome, </w:t>
+            </w:r>
+            <w:proofErr w:type="spellStart"/>
+            <w:r>
+              <w:t>email</w:t>
+            </w:r>
+            <w:proofErr w:type="spellEnd"/>
+            <w:r>
+              <w:t xml:space="preserve">, perfil, senha com </w:t>
+            </w:r>
+            <w:proofErr w:type="spellStart"/>
+            <w:r>
+              <w:t>hash</w:t>
+            </w:r>
+            <w:proofErr w:type="spellEnd"/>
+          </w:p>
+        </w:tc>
+        <w:tc>
+          <w:tcPr>
+            <w:tcW w:w="0" w:type="auto"/>
+            <w:vAlign w:val="center"/>
+            <w:hideMark/>
+          </w:tcPr>
+          <w:p>
+            <w:r>
+              <w:rPr>
+                <w:b/>
+                <w:bCs/>
+              </w:rPr>
+              <w:t>Parcial</w:t>
+            </w:r>
+          </w:p>
+        </w:tc>
+        <w:tc>
+          <w:tcPr>
+            <w:tcW w:w="0" w:type="auto"/>
+            <w:vAlign w:val="center"/>
+            <w:hideMark/>
+          </w:tcPr>
+          <w:p>
+            <w:proofErr w:type="spellStart"/>
+            <w:r>
+              <w:t>Backend</w:t>
+            </w:r>
+            <w:proofErr w:type="spellEnd"/>
+            <w:r>
+              <w:t xml:space="preserve"> + </w:t>
+            </w:r>
+            <w:proofErr w:type="spellStart"/>
+            <w:r>
+              <w:t>WorkSafetyWeb</w:t>
+            </w:r>
+            <w:proofErr w:type="spellEnd"/>
+          </w:p>
+        </w:tc>
+        <w:tc>
+          <w:tcPr>
+            <w:tcW w:w="0" w:type="auto"/>
+            <w:vAlign w:val="center"/>
+            <w:hideMark/>
+          </w:tcPr>
+          <w:p>
+            <w:r>
+              <w:t>Falta CRUD administrativo completo no retaguarda</w:t>
+            </w:r>
+          </w:p>
+        </w:tc>
+      </w:tr>
+      <w:tr>
+        <w:trPr>
+          <w:tblCellSpacing w:w="15" w:type="dxa"/>
+        </w:trPr>
+        <w:tc>
+          <w:tcPr>
+            <w:tcW w:w="0" w:type="auto"/>
+            <w:vAlign w:val="center"/>
+            <w:hideMark/>
+          </w:tcPr>
+          <w:p>
+            <w:r>
+              <w:lastRenderedPageBreak/>
+              <w:t>F4.4</w:t>
+            </w:r>
+          </w:p>
+        </w:tc>
+        <w:tc>
+          <w:tcPr>
+            <w:tcW w:w="0" w:type="auto"/>
+            <w:vAlign w:val="center"/>
+            <w:hideMark/>
+          </w:tcPr>
+          <w:p>
+            <w:r>
+              <w:t>Criptografia em trânsito e repouso</w:t>
+            </w:r>
+          </w:p>
+        </w:tc>
+        <w:tc>
+          <w:tcPr>
+            <w:tcW w:w="0" w:type="auto"/>
+            <w:vAlign w:val="center"/>
+            <w:hideMark/>
+          </w:tcPr>
+          <w:p>
+            <w:r>
+              <w:t>TLS 1.2+, dados sensíveis protegidos</w:t>
+            </w:r>
+          </w:p>
+        </w:tc>
+        <w:tc>
+          <w:tcPr>
+            <w:tcW w:w="0" w:type="auto"/>
+            <w:vAlign w:val="center"/>
+            <w:hideMark/>
+          </w:tcPr>
+          <w:p>
+            <w:r>
+              <w:rPr>
+                <w:b/>
+                <w:bCs/>
+              </w:rPr>
+              <w:t>Parcial</w:t>
+            </w:r>
+          </w:p>
+        </w:tc>
+        <w:tc>
+          <w:tcPr>
+            <w:tcW w:w="0" w:type="auto"/>
+            <w:vAlign w:val="center"/>
+            <w:hideMark/>
+          </w:tcPr>
+          <w:p>
+            <w:proofErr w:type="spellStart"/>
+            <w:r>
+              <w:t>Backend</w:t>
+            </w:r>
+            <w:proofErr w:type="spellEnd"/>
+            <w:r>
+              <w:t xml:space="preserve"> + Infra</w:t>
+            </w:r>
+          </w:p>
+        </w:tc>
+        <w:tc>
+          <w:tcPr>
+            <w:tcW w:w="0" w:type="auto"/>
+            <w:vAlign w:val="center"/>
+            <w:hideMark/>
+          </w:tcPr>
+          <w:p>
+            <w:r>
+              <w:t xml:space="preserve">TLS tende a existir por ambiente, mas falta evidência de criptografia em repouso e </w:t>
+            </w:r>
+            <w:proofErr w:type="spellStart"/>
+            <w:r>
+              <w:t>storage</w:t>
+            </w:r>
+            <w:proofErr w:type="spellEnd"/>
+            <w:r>
+              <w:t xml:space="preserve"> seguro no app </w:t>
+            </w:r>
+          </w:p>
+          <w:p>
+            <w:r>
+              <w:t>Planejamento_OS_19_Desenvolvime…</w:t>
+            </w:r>
+          </w:p>
+        </w:tc>
+      </w:tr>
+      <w:tr>
+        <w:trPr>
+          <w:tblCellSpacing w:w="15" w:type="dxa"/>
+        </w:trPr>
+        <w:tc>
+          <w:tcPr>
+            <w:tcW w:w="0" w:type="auto"/>
+            <w:vAlign w:val="center"/>
+            <w:hideMark/>
+          </w:tcPr>
+          <w:p>
+            <w:r>
+              <w:t>F17.1</w:t>
+            </w:r>
+          </w:p>
+        </w:tc>
+        <w:tc>
+          <w:tcPr>
+            <w:tcW w:w="0" w:type="auto"/>
+            <w:vAlign w:val="center"/>
+            <w:hideMark/>
+          </w:tcPr>
+          <w:p>
+            <w:r>
+              <w:t>Cadastro e manutenção de usuários</w:t>
+            </w:r>
+          </w:p>
+        </w:tc>
+        <w:tc>
+          <w:tcPr>
+            <w:tcW w:w="0" w:type="auto"/>
+            <w:vAlign w:val="center"/>
+            <w:hideMark/>
+          </w:tcPr>
+          <w:p>
+            <w:r>
+              <w:t>Admin cria, edita, desativa, filtra usuários</w:t>
+            </w:r>
+          </w:p>
+        </w:tc>
+        <w:tc>
+          <w:tcPr>
+            <w:tcW w:w="0" w:type="auto"/>
+            <w:vAlign w:val="center"/>
+            <w:hideMark/>
+          </w:tcPr>
+          <w:p>
+            <w:r>
+              <w:rPr>
+                <w:b/>
+                <w:bCs/>
+              </w:rPr>
+              <w:t>Falta</w:t>
+            </w:r>
+          </w:p>
+        </w:tc>
+        <w:tc>
+          <w:tcPr>
+            <w:tcW w:w="0" w:type="auto"/>
+            <w:vAlign w:val="center"/>
+            <w:hideMark/>
+          </w:tcPr>
+          <w:p>
+            <w:proofErr w:type="spellStart"/>
+            <w:r>
+              <w:t>WorkSafetyWeb</w:t>
+            </w:r>
+            <w:proofErr w:type="spellEnd"/>
+            <w:r>
+              <w:t xml:space="preserve"> + </w:t>
+            </w:r>
+            <w:proofErr w:type="spellStart"/>
+            <w:r>
+              <w:t>Backend</w:t>
+            </w:r>
+            <w:proofErr w:type="spellEnd"/>
+          </w:p>
+        </w:tc>
+        <w:tc>
+          <w:tcPr>
+            <w:tcW w:w="0" w:type="auto"/>
+            <w:vAlign w:val="center"/>
+            <w:hideMark/>
+          </w:tcPr>
+          <w:p>
+            <w:r>
+              <w:t>É tarefa típica de retaguarda</w:t>
+            </w:r>
+          </w:p>
+        </w:tc>
+      </w:tr>
+      <w:tr>
+        <w:trPr>
+          <w:tblCellSpacing w:w="15" w:type="dxa"/>
+        </w:trPr>
+        <w:tc>
+          <w:tcPr>
+            <w:tcW w:w="0" w:type="auto"/>
+            <w:vAlign w:val="center"/>
+            <w:hideMark/>
+          </w:tcPr>
+          <w:p>
+            <w:r>
+              <w:t>F17.4</w:t>
+            </w:r>
+          </w:p>
+        </w:tc>
+        <w:tc>
+          <w:tcPr>
+            <w:tcW w:w="0" w:type="auto"/>
+            <w:vAlign w:val="center"/>
+            <w:hideMark/>
+          </w:tcPr>
+          <w:p>
+            <w:r>
+              <w:t>Redefinição de credenciais</w:t>
+            </w:r>
+          </w:p>
+        </w:tc>
+        <w:tc>
+          <w:tcPr>
+            <w:tcW w:w="0" w:type="auto"/>
+            <w:vAlign w:val="center"/>
+            <w:hideMark/>
+          </w:tcPr>
+          <w:p>
+            <w:r>
+              <w:t>Fluxo de recuperação e reset forçado</w:t>
+            </w:r>
+          </w:p>
+        </w:tc>
+        <w:tc>
+          <w:tcPr>
+            <w:tcW w:w="0" w:type="auto"/>
+            <w:vAlign w:val="center"/>
+            <w:hideMark/>
+          </w:tcPr>
+          <w:p>
+            <w:r>
+              <w:rPr>
+                <w:b/>
+                <w:bCs/>
+              </w:rPr>
+              <w:t>Falta</w:t>
+            </w:r>
+          </w:p>
+        </w:tc>
+        <w:tc>
+          <w:tcPr>
+            <w:tcW w:w="0" w:type="auto"/>
+            <w:vAlign w:val="center"/>
+            <w:hideMark/>
+          </w:tcPr>
+          <w:p>
+            <w:proofErr w:type="spellStart"/>
+            <w:r>
+              <w:t>Backend</w:t>
+            </w:r>
+            <w:proofErr w:type="spellEnd"/>
+            <w:r>
+              <w:t xml:space="preserve"> + </w:t>
+            </w:r>
+            <w:proofErr w:type="spellStart"/>
+            <w:r>
+              <w:t>WorkSafetyWeb</w:t>
+            </w:r>
+            <w:proofErr w:type="spellEnd"/>
+          </w:p>
+        </w:tc>
+        <w:tc>
+          <w:tcPr>
+            <w:tcW w:w="0" w:type="auto"/>
+            <w:vAlign w:val="center"/>
+            <w:hideMark/>
+          </w:tcPr>
+          <w:p>
+            <w:r>
+              <w:t>Falta token, expiração, tela e API</w:t>
+            </w:r>
+          </w:p>
+        </w:tc>
+      </w:tr>
+    </w:tbl>
+    <w:p>
+      <w:r>
+        <w:pict w14:anchorId="7911DCAF">
+          <v:rect id="_x0000_i1061" style="width:0;height:1.5pt" o:hralign="center" o:hrstd="t" o:hr="t" fillcolor="#a0a0a0" stroked="f"/>
+        </w:pict>
+      </w:r>
+    </w:p>
+    <w:p>
+      <w:pPr>
+        <w:rPr>
+          <w:b/>
+          <w:bCs/>
+        </w:rPr>
+      </w:pPr>
+      <w:r>
+        <w:rPr>
+          <w:b/>
+          <w:bCs/>
+        </w:rPr>
+        <w:t>Sprint 2 — Captura em campo, upload e interface móvel</w:t>
+      </w:r>
+    </w:p>
+    <w:tbl>
+      <w:tblPr>
+        <w:tblW w:w="0" w:type="auto"/>
+        <w:tblCellSpacing w:w="15" w:type="dxa"/>
+        <w:tblCellMar>
+          <w:top w:w="15" w:type="dxa"/>
+          <w:left w:w="15" w:type="dxa"/>
+          <w:bottom w:w="15" w:type="dxa"/>
+          <w:right w:w="15" w:type="dxa"/>
+        </w:tblCellMar>
+        <w:tblLook w:val="04A0" w:firstRow="1" w:lastRow="0" w:firstColumn="1" w:lastColumn="0" w:noHBand="0" w:noVBand="1"/>
+      </w:tblPr>
+      <w:tblGrid>
+        <w:gridCol w:w="629"/>
+        <w:gridCol w:w="2772"/>
+        <w:gridCol w:w="3381"/>
+        <w:gridCol w:w="1393"/>
+        <w:gridCol w:w="1370"/>
+        <w:gridCol w:w="4409"/>
+      </w:tblGrid>
+      <w:tr>
+        <w:trPr>
+          <w:tblHeader/>
+          <w:tblCellSpacing w:w="15" w:type="dxa"/>
+        </w:trPr>
+        <w:tc>
+          <w:tcPr>
+            <w:tcW w:w="0" w:type="auto"/>
+            <w:vAlign w:val="center"/>
+            <w:hideMark/>
+          </w:tcPr>
+          <w:p>
+            <w:pPr>
+              <w:rPr>
+                <w:b/>
+                <w:bCs/>
+              </w:rPr>
+            </w:pPr>
+            <w:r>
+              <w:rPr>
+                <w:b/>
+                <w:bCs/>
+              </w:rPr>
+              <w:t>ID</w:t>
+            </w:r>
+          </w:p>
+        </w:tc>
+        <w:tc>
+          <w:tcPr>
+            <w:tcW w:w="0" w:type="auto"/>
+            <w:vAlign w:val="center"/>
+            <w:hideMark/>
+          </w:tcPr>
+          <w:p>
+            <w:pPr>
+              <w:rPr>
+                <w:b/>
+                <w:bCs/>
+              </w:rPr>
+            </w:pPr>
+            <w:r>
+              <w:rPr>
+                <w:b/>
+                <w:bCs/>
+              </w:rPr>
+              <w:t>Funcionalidade</w:t>
+            </w:r>
+          </w:p>
+        </w:tc>
+        <w:tc>
+          <w:tcPr>
+            <w:tcW w:w="0" w:type="auto"/>
+            <w:vAlign w:val="center"/>
+            <w:hideMark/>
+          </w:tcPr>
+          <w:p>
+            <w:pPr>
+              <w:rPr>
+                <w:b/>
+                <w:bCs/>
+              </w:rPr>
+            </w:pPr>
+            <w:r>
+              <w:rPr>
+                <w:b/>
+                <w:bCs/>
+              </w:rPr>
+              <w:t>Critério de aceite resumido</w:t>
+            </w:r>
+          </w:p>
+        </w:tc>
+        <w:tc>
+          <w:tcPr>
+            <w:tcW w:w="0" w:type="auto"/>
+            <w:vAlign w:val="center"/>
+            <w:hideMark/>
+          </w:tcPr>
+          <w:p>
+            <w:pPr>
+              <w:rPr>
+                <w:b/>
+                <w:bCs/>
+              </w:rPr>
+            </w:pPr>
+            <w:r>
+              <w:rPr>
+                <w:b/>
+                <w:bCs/>
+              </w:rPr>
+              <w:t>Status</w:t>
+            </w:r>
+          </w:p>
+        </w:tc>
+        <w:tc>
+          <w:tcPr>
+            <w:tcW w:w="0" w:type="auto"/>
+            <w:vAlign w:val="center"/>
+            <w:hideMark/>
+          </w:tcPr>
+          <w:p>
+            <w:pPr>
+              <w:rPr>
+                <w:b/>
+                <w:bCs/>
+              </w:rPr>
+            </w:pPr>
+            <w:r>
+              <w:rPr>
+                <w:b/>
+                <w:bCs/>
+              </w:rPr>
+              <w:t>Camada principal</w:t>
+            </w:r>
+          </w:p>
+        </w:tc>
+        <w:tc>
+          <w:tcPr>
+            <w:tcW w:w="0" w:type="auto"/>
+            <w:vAlign w:val="center"/>
+            <w:hideMark/>
+          </w:tcPr>
+          <w:p>
+            <w:pPr>
+              <w:rPr>
+                <w:b/>
+                <w:bCs/>
+              </w:rPr>
+            </w:pPr>
+            <w:r>
+              <w:rPr>
+                <w:b/>
+                <w:bCs/>
+              </w:rPr>
+              <w:t>O que falta</w:t>
+            </w:r>
+          </w:p>
+        </w:tc>
+      </w:tr>
+      <w:tr>
+        <w:trPr>
+          <w:tblCellSpacing w:w="15" w:type="dxa"/>
+        </w:trPr>
+        <w:tc>
+          <w:tcPr>
+            <w:tcW w:w="0" w:type="auto"/>
+            <w:vAlign w:val="center"/>
+            <w:hideMark/>
+          </w:tcPr>
+          <w:p>
+            <w:r>
+              <w:t>F1.1</w:t>
+            </w:r>
+          </w:p>
+        </w:tc>
+        <w:tc>
+          <w:tcPr>
+            <w:tcW w:w="0" w:type="auto"/>
+            <w:vAlign w:val="center"/>
+            <w:hideMark/>
+          </w:tcPr>
+          <w:p>
+            <w:r>
+              <w:t>Captura de fotos pela câmera</w:t>
+            </w:r>
+          </w:p>
+        </w:tc>
+        <w:tc>
+          <w:tcPr>
+            <w:tcW w:w="0" w:type="auto"/>
+            <w:vAlign w:val="center"/>
+            <w:hideMark/>
+          </w:tcPr>
+          <w:p>
+            <w:r>
+              <w:t>Abrir câmera, capturar, salvar localmente, confirmar visualmente</w:t>
+            </w:r>
+          </w:p>
+        </w:tc>
+        <w:tc>
+          <w:tcPr>
+            <w:tcW w:w="0" w:type="auto"/>
+            <w:vAlign w:val="center"/>
+            <w:hideMark/>
+          </w:tcPr>
+          <w:p>
+            <w:r>
+              <w:rPr>
+                <w:b/>
+                <w:bCs/>
+              </w:rPr>
+              <w:t>Parcial</w:t>
+            </w:r>
+          </w:p>
+        </w:tc>
+        <w:tc>
+          <w:tcPr>
+            <w:tcW w:w="0" w:type="auto"/>
+            <w:vAlign w:val="center"/>
+            <w:hideMark/>
+          </w:tcPr>
+          <w:p>
+            <w:r>
+              <w:t>Mobile</w:t>
+            </w:r>
+          </w:p>
+        </w:tc>
+        <w:tc>
+          <w:tcPr>
+            <w:tcW w:w="0" w:type="auto"/>
+            <w:vAlign w:val="center"/>
+            <w:hideMark/>
+          </w:tcPr>
+          <w:p>
+            <w:r>
+              <w:t xml:space="preserve">O fluxo visual existe no </w:t>
+            </w:r>
+            <w:proofErr w:type="spellStart"/>
+            <w:r>
+              <w:t>mockup</w:t>
+            </w:r>
+            <w:proofErr w:type="spellEnd"/>
+            <w:r>
+              <w:t xml:space="preserve">; falta homologação objetiva em dispositivos Android reais </w:t>
+            </w:r>
+          </w:p>
+          <w:p>
+            <w:proofErr w:type="spellStart"/>
+            <w:r>
+              <w:t>WorkSafety</w:t>
+            </w:r>
+            <w:proofErr w:type="spellEnd"/>
+            <w:r>
+              <w:t xml:space="preserve"> - mobile</w:t>
+            </w:r>
+          </w:p>
+        </w:tc>
+      </w:tr>
+      <w:tr>
+        <w:trPr>
+          <w:tblCellSpacing w:w="15" w:type="dxa"/>
+        </w:trPr>
+        <w:tc>
+          <w:tcPr>
+            <w:tcW w:w="0" w:type="auto"/>
+            <w:vAlign w:val="center"/>
+            <w:hideMark/>
+          </w:tcPr>
+          <w:p>
+            <w:r>
+              <w:t>F1.7</w:t>
+            </w:r>
+          </w:p>
+        </w:tc>
+        <w:tc>
+          <w:tcPr>
+            <w:tcW w:w="0" w:type="auto"/>
+            <w:vAlign w:val="center"/>
+            <w:hideMark/>
+          </w:tcPr>
+          <w:p>
+            <w:proofErr w:type="spellStart"/>
+            <w:r>
+              <w:t>Timestamp</w:t>
+            </w:r>
+            <w:proofErr w:type="spellEnd"/>
+            <w:r>
+              <w:t xml:space="preserve"> automático</w:t>
+            </w:r>
+          </w:p>
+        </w:tc>
+        <w:tc>
+          <w:tcPr>
+            <w:tcW w:w="0" w:type="auto"/>
+            <w:vAlign w:val="center"/>
+            <w:hideMark/>
+          </w:tcPr>
+          <w:p>
+            <w:r>
+              <w:t>ISO 8601, gerado na captura, exibido no detalhe</w:t>
+            </w:r>
+          </w:p>
+        </w:tc>
+        <w:tc>
+          <w:tcPr>
+            <w:tcW w:w="0" w:type="auto"/>
+            <w:vAlign w:val="center"/>
+            <w:hideMark/>
+          </w:tcPr>
+          <w:p>
+            <w:r>
+              <w:rPr>
+                <w:b/>
+                <w:bCs/>
+              </w:rPr>
+              <w:t>Parcial</w:t>
+            </w:r>
+          </w:p>
+        </w:tc>
+        <w:tc>
+          <w:tcPr>
+            <w:tcW w:w="0" w:type="auto"/>
+            <w:vAlign w:val="center"/>
+            <w:hideMark/>
+          </w:tcPr>
+          <w:p>
+            <w:r>
+              <w:t xml:space="preserve">Mobile + </w:t>
+            </w:r>
+            <w:proofErr w:type="spellStart"/>
+            <w:r>
+              <w:t>Backend</w:t>
+            </w:r>
+            <w:proofErr w:type="spellEnd"/>
+          </w:p>
+        </w:tc>
+        <w:tc>
+          <w:tcPr>
+            <w:tcW w:w="0" w:type="auto"/>
+            <w:vAlign w:val="center"/>
+            <w:hideMark/>
+          </w:tcPr>
+          <w:p>
+            <w:r>
+              <w:t xml:space="preserve">Falta persistir e expor corretamente no </w:t>
+            </w:r>
+            <w:proofErr w:type="spellStart"/>
+            <w:r>
+              <w:t>backend</w:t>
+            </w:r>
+            <w:proofErr w:type="spellEnd"/>
+          </w:p>
+        </w:tc>
+      </w:tr>
+      <w:tr>
+        <w:trPr>
+          <w:tblCellSpacing w:w="15" w:type="dxa"/>
+        </w:trPr>
+        <w:tc>
+          <w:tcPr>
+            <w:tcW w:w="0" w:type="auto"/>
+            <w:vAlign w:val="center"/>
+            <w:hideMark/>
+          </w:tcPr>
+          <w:p>
+            <w:r>
+              <w:t>F2.6</w:t>
+            </w:r>
+          </w:p>
+        </w:tc>
+        <w:tc>
+          <w:tcPr>
+            <w:tcW w:w="0" w:type="auto"/>
+            <w:vAlign w:val="center"/>
+            <w:hideMark/>
+          </w:tcPr>
+          <w:p>
+            <w:r>
+              <w:t>Upload com limite de 10 imagens</w:t>
+            </w:r>
+          </w:p>
+        </w:tc>
+        <w:tc>
+          <w:tcPr>
+            <w:tcW w:w="0" w:type="auto"/>
+            <w:vAlign w:val="center"/>
+            <w:hideMark/>
+          </w:tcPr>
+          <w:p>
+            <w:r>
+              <w:t>Limitar a 10, remover antes de enviar</w:t>
+            </w:r>
+          </w:p>
+        </w:tc>
+        <w:tc>
+          <w:tcPr>
+            <w:tcW w:w="0" w:type="auto"/>
+            <w:vAlign w:val="center"/>
+            <w:hideMark/>
+          </w:tcPr>
+          <w:p>
+            <w:r>
+              <w:rPr>
+                <w:b/>
+                <w:bCs/>
+              </w:rPr>
+              <w:t>Parcial</w:t>
+            </w:r>
+          </w:p>
+        </w:tc>
+        <w:tc>
+          <w:tcPr>
+            <w:tcW w:w="0" w:type="auto"/>
+            <w:vAlign w:val="center"/>
+            <w:hideMark/>
+          </w:tcPr>
+          <w:p>
+            <w:r>
+              <w:t xml:space="preserve">Mobile + </w:t>
+            </w:r>
+            <w:proofErr w:type="spellStart"/>
+            <w:r>
+              <w:t>Backend</w:t>
+            </w:r>
+            <w:proofErr w:type="spellEnd"/>
+          </w:p>
+        </w:tc>
+        <w:tc>
+          <w:tcPr>
+            <w:tcW w:w="0" w:type="auto"/>
+            <w:vAlign w:val="center"/>
+            <w:hideMark/>
+          </w:tcPr>
+          <w:p>
+            <w:r>
+              <w:t xml:space="preserve">UI de revisão existe; falta garantir bloqueio E2E e feedback consistente </w:t>
+            </w:r>
+          </w:p>
+          <w:p>
+            <w:proofErr w:type="spellStart"/>
+            <w:r>
+              <w:t>WorkSafety</w:t>
+            </w:r>
+            <w:proofErr w:type="spellEnd"/>
+            <w:r>
+              <w:t xml:space="preserve"> - mobile</w:t>
+            </w:r>
+          </w:p>
+        </w:tc>
+      </w:tr>
+      <w:tr>
+        <w:trPr>
+          <w:tblCellSpacing w:w="15" w:type="dxa"/>
+        </w:trPr>
+        <w:tc>
+          <w:tcPr>
+            <w:tcW w:w="0" w:type="auto"/>
+            <w:vAlign w:val="center"/>
+            <w:hideMark/>
+          </w:tcPr>
+          <w:p>
+            <w:r>
+              <w:t>F7.1</w:t>
+            </w:r>
+          </w:p>
+        </w:tc>
+        <w:tc>
+          <w:tcPr>
+            <w:tcW w:w="0" w:type="auto"/>
+            <w:vAlign w:val="center"/>
+            <w:hideMark/>
+          </w:tcPr>
+          <w:p>
+            <w:r>
+              <w:t>Interface otimizada em campo</w:t>
+            </w:r>
+          </w:p>
+        </w:tc>
+        <w:tc>
+          <w:tcPr>
+            <w:tcW w:w="0" w:type="auto"/>
+            <w:vAlign w:val="center"/>
+            <w:hideMark/>
+          </w:tcPr>
+          <w:p>
+            <w:r>
+              <w:t>Fluxos principais em até 5 toques</w:t>
+            </w:r>
+          </w:p>
+        </w:tc>
+        <w:tc>
+          <w:tcPr>
+            <w:tcW w:w="0" w:type="auto"/>
+            <w:vAlign w:val="center"/>
+            <w:hideMark/>
+          </w:tcPr>
+          <w:p>
+            <w:r>
+              <w:rPr>
+                <w:b/>
+                <w:bCs/>
+              </w:rPr>
+              <w:t>Parcial</w:t>
+            </w:r>
+          </w:p>
+        </w:tc>
+        <w:tc>
+          <w:tcPr>
+            <w:tcW w:w="0" w:type="auto"/>
+            <w:vAlign w:val="center"/>
+            <w:hideMark/>
+          </w:tcPr>
+          <w:p>
+            <w:r>
+              <w:t>Mobile</w:t>
+            </w:r>
+          </w:p>
+        </w:tc>
+        <w:tc>
+          <w:tcPr>
+            <w:tcW w:w="0" w:type="auto"/>
+            <w:vAlign w:val="center"/>
+            <w:hideMark/>
+          </w:tcPr>
+          <w:p>
+            <w:r>
+              <w:t xml:space="preserve">O </w:t>
+            </w:r>
+            <w:proofErr w:type="spellStart"/>
+            <w:r>
+              <w:t>mockup</w:t>
+            </w:r>
+            <w:proofErr w:type="spellEnd"/>
+            <w:r>
+              <w:t xml:space="preserve"> indica boa direção, mas falta validação objetiva contra o critério </w:t>
+            </w:r>
+          </w:p>
+          <w:p>
+            <w:proofErr w:type="spellStart"/>
+            <w:r>
+              <w:t>WorkSafety</w:t>
+            </w:r>
+            <w:proofErr w:type="spellEnd"/>
+            <w:r>
+              <w:t xml:space="preserve"> - mobile</w:t>
+            </w:r>
+          </w:p>
+        </w:tc>
+      </w:tr>
+      <w:tr>
+        <w:trPr>
+          <w:tblCellSpacing w:w="15" w:type="dxa"/>
+        </w:trPr>
+        <w:tc>
+          <w:tcPr>
+            <w:tcW w:w="0" w:type="auto"/>
+            <w:vAlign w:val="center"/>
+            <w:hideMark/>
+          </w:tcPr>
+          <w:p>
+            <w:r>
+              <w:t>F7.3</w:t>
+            </w:r>
+          </w:p>
+        </w:tc>
+        <w:tc>
+          <w:tcPr>
+            <w:tcW w:w="0" w:type="auto"/>
+            <w:vAlign w:val="center"/>
+            <w:hideMark/>
+          </w:tcPr>
+          <w:p>
+            <w:r>
+              <w:t>WCAG básico</w:t>
+            </w:r>
+          </w:p>
+        </w:tc>
+        <w:tc>
+          <w:tcPr>
+            <w:tcW w:w="0" w:type="auto"/>
+            <w:vAlign w:val="center"/>
+            <w:hideMark/>
+          </w:tcPr>
+          <w:p>
+            <w:r>
+              <w:t>Contraste, toque 44x44, legibilidade</w:t>
+            </w:r>
+          </w:p>
+        </w:tc>
+        <w:tc>
+          <w:tcPr>
+            <w:tcW w:w="0" w:type="auto"/>
+            <w:vAlign w:val="center"/>
+            <w:hideMark/>
+          </w:tcPr>
+          <w:p>
+            <w:r>
+              <w:rPr>
+                <w:b/>
+                <w:bCs/>
+              </w:rPr>
+              <w:t>Falta/Parcial</w:t>
+            </w:r>
+          </w:p>
+        </w:tc>
+        <w:tc>
+          <w:tcPr>
+            <w:tcW w:w="0" w:type="auto"/>
+            <w:vAlign w:val="center"/>
+            <w:hideMark/>
+          </w:tcPr>
+          <w:p>
+            <w:r>
+              <w:t>Mobile + Web</w:t>
+            </w:r>
+          </w:p>
+        </w:tc>
+        <w:tc>
+          <w:tcPr>
+            <w:tcW w:w="0" w:type="auto"/>
+            <w:vAlign w:val="center"/>
+            <w:hideMark/>
+          </w:tcPr>
+          <w:p>
+            <w:r>
+              <w:t>Falta auditoria e correções mensuráveis</w:t>
+            </w:r>
+          </w:p>
+        </w:tc>
+      </w:tr>
+      <w:tr>
+        <w:trPr>
+          <w:tblCellSpacing w:w="15" w:type="dxa"/>
+        </w:trPr>
+        <w:tc>
+          <w:tcPr>
+            <w:tcW w:w="0" w:type="auto"/>
+            <w:vAlign w:val="center"/>
+            <w:hideMark/>
+          </w:tcPr>
+          <w:p>
+            <w:r>
+              <w:lastRenderedPageBreak/>
+              <w:t>F4.5</w:t>
+            </w:r>
+          </w:p>
+        </w:tc>
+        <w:tc>
+          <w:tcPr>
+            <w:tcW w:w="0" w:type="auto"/>
+            <w:vAlign w:val="center"/>
+            <w:hideMark/>
+          </w:tcPr>
+          <w:p>
+            <w:r>
+              <w:t>Compatibilidade Android padrão de mercado</w:t>
+            </w:r>
+          </w:p>
+        </w:tc>
+        <w:tc>
+          <w:tcPr>
+            <w:tcW w:w="0" w:type="auto"/>
+            <w:vAlign w:val="center"/>
+            <w:hideMark/>
+          </w:tcPr>
+          <w:p>
+            <w:r>
+              <w:t>Android 10+, 3GB RAM, 16GB, 3 fabricantes</w:t>
+            </w:r>
+          </w:p>
+        </w:tc>
+        <w:tc>
+          <w:tcPr>
+            <w:tcW w:w="0" w:type="auto"/>
+            <w:vAlign w:val="center"/>
+            <w:hideMark/>
+          </w:tcPr>
+          <w:p>
+            <w:r>
+              <w:rPr>
+                <w:b/>
+                <w:bCs/>
+              </w:rPr>
+              <w:t>Falta</w:t>
+            </w:r>
+          </w:p>
+        </w:tc>
+        <w:tc>
+          <w:tcPr>
+            <w:tcW w:w="0" w:type="auto"/>
+            <w:vAlign w:val="center"/>
+            <w:hideMark/>
+          </w:tcPr>
+          <w:p>
+            <w:r>
+              <w:t>Mobile</w:t>
+            </w:r>
+          </w:p>
+        </w:tc>
+        <w:tc>
+          <w:tcPr>
+            <w:tcW w:w="0" w:type="auto"/>
+            <w:vAlign w:val="center"/>
+            <w:hideMark/>
+          </w:tcPr>
+          <w:p>
+            <w:r>
+              <w:t>Falta matriz de testes</w:t>
+            </w:r>
+          </w:p>
+        </w:tc>
+      </w:tr>
+      <w:tr>
+        <w:trPr>
+          <w:tblCellSpacing w:w="15" w:type="dxa"/>
+        </w:trPr>
+        <w:tc>
+          <w:tcPr>
+            <w:tcW w:w="0" w:type="auto"/>
+            <w:vAlign w:val="center"/>
+            <w:hideMark/>
+          </w:tcPr>
+          <w:p>
+            <w:r>
+              <w:t>F4.3</w:t>
+            </w:r>
+          </w:p>
+        </w:tc>
+        <w:tc>
+          <w:tcPr>
+            <w:tcW w:w="0" w:type="auto"/>
+            <w:vAlign w:val="center"/>
+            <w:hideMark/>
+          </w:tcPr>
+          <w:p>
+            <w:r>
+              <w:t>Tolerância a falhas de rede</w:t>
+            </w:r>
+          </w:p>
+        </w:tc>
+        <w:tc>
+          <w:tcPr>
+            <w:tcW w:w="0" w:type="auto"/>
+            <w:vAlign w:val="center"/>
+            <w:hideMark/>
+          </w:tcPr>
+          <w:p>
+            <w:r>
+              <w:t xml:space="preserve">3 </w:t>
+            </w:r>
+            <w:proofErr w:type="spellStart"/>
+            <w:r>
+              <w:t>retentativas</w:t>
+            </w:r>
+            <w:proofErr w:type="spellEnd"/>
+            <w:r>
+              <w:t xml:space="preserve"> exponenciais, integridade local, status</w:t>
+            </w:r>
+          </w:p>
+        </w:tc>
+        <w:tc>
+          <w:tcPr>
+            <w:tcW w:w="0" w:type="auto"/>
+            <w:vAlign w:val="center"/>
+            <w:hideMark/>
+          </w:tcPr>
+          <w:p>
+            <w:r>
+              <w:rPr>
+                <w:b/>
+                <w:bCs/>
+              </w:rPr>
+              <w:t>Parcial</w:t>
+            </w:r>
+          </w:p>
+        </w:tc>
+        <w:tc>
+          <w:tcPr>
+            <w:tcW w:w="0" w:type="auto"/>
+            <w:vAlign w:val="center"/>
+            <w:hideMark/>
+          </w:tcPr>
+          <w:p>
+            <w:r>
+              <w:t xml:space="preserve">Mobile + </w:t>
+            </w:r>
+            <w:proofErr w:type="spellStart"/>
+            <w:r>
+              <w:t>Backend</w:t>
+            </w:r>
+            <w:proofErr w:type="spellEnd"/>
+          </w:p>
+        </w:tc>
+        <w:tc>
+          <w:tcPr>
+            <w:tcW w:w="0" w:type="auto"/>
+            <w:vAlign w:val="center"/>
+            <w:hideMark/>
+          </w:tcPr>
+          <w:p>
+            <w:r>
+              <w:t xml:space="preserve">Falta fila local resiliente, </w:t>
+            </w:r>
+            <w:proofErr w:type="spellStart"/>
+            <w:r>
+              <w:t>retry</w:t>
+            </w:r>
+            <w:proofErr w:type="spellEnd"/>
+            <w:r>
+              <w:t xml:space="preserve"> automático e </w:t>
+            </w:r>
+            <w:proofErr w:type="spellStart"/>
+            <w:r>
+              <w:t>backoff</w:t>
+            </w:r>
+            <w:proofErr w:type="spellEnd"/>
+            <w:r>
+              <w:t xml:space="preserve"> completo</w:t>
+            </w:r>
+          </w:p>
+        </w:tc>
+      </w:tr>
+      <w:tr>
+        <w:trPr>
+          <w:tblCellSpacing w:w="15" w:type="dxa"/>
+        </w:trPr>
+        <w:tc>
+          <w:tcPr>
+            <w:tcW w:w="0" w:type="auto"/>
+            <w:vAlign w:val="center"/>
+            <w:hideMark/>
+          </w:tcPr>
+          <w:p>
+            <w:r>
+              <w:t>F21.1</w:t>
+            </w:r>
+          </w:p>
+        </w:tc>
+        <w:tc>
+          <w:tcPr>
+            <w:tcW w:w="0" w:type="auto"/>
+            <w:vAlign w:val="center"/>
+            <w:hideMark/>
+          </w:tcPr>
+          <w:p>
+            <w:r>
+              <w:t>Notificação de sincronização concluída</w:t>
+            </w:r>
+          </w:p>
+        </w:tc>
+        <w:tc>
+          <w:tcPr>
+            <w:tcW w:w="0" w:type="auto"/>
+            <w:vAlign w:val="center"/>
+            <w:hideMark/>
+          </w:tcPr>
+          <w:p>
+            <w:r>
+              <w:t xml:space="preserve">Notificação </w:t>
+            </w:r>
+            <w:proofErr w:type="spellStart"/>
+            <w:r>
+              <w:t>in-app</w:t>
+            </w:r>
+            <w:proofErr w:type="spellEnd"/>
+            <w:r>
+              <w:t xml:space="preserve"> com quantidade sincronizada</w:t>
+            </w:r>
+          </w:p>
+        </w:tc>
+        <w:tc>
+          <w:tcPr>
+            <w:tcW w:w="0" w:type="auto"/>
+            <w:vAlign w:val="center"/>
+            <w:hideMark/>
+          </w:tcPr>
+          <w:p>
+            <w:r>
+              <w:rPr>
+                <w:b/>
+                <w:bCs/>
+              </w:rPr>
+              <w:t>Parcial</w:t>
+            </w:r>
+          </w:p>
+        </w:tc>
+        <w:tc>
+          <w:tcPr>
+            <w:tcW w:w="0" w:type="auto"/>
+            <w:vAlign w:val="center"/>
+            <w:hideMark/>
+          </w:tcPr>
+          <w:p>
+            <w:r>
+              <w:t>Mobile</w:t>
+            </w:r>
+          </w:p>
+        </w:tc>
+        <w:tc>
+          <w:tcPr>
+            <w:tcW w:w="0" w:type="auto"/>
+            <w:vAlign w:val="center"/>
+            <w:hideMark/>
+          </w:tcPr>
+          <w:p>
+            <w:r>
+              <w:t xml:space="preserve">Existe como intenção visual/fluxo, falta evento real e </w:t>
+            </w:r>
+            <w:proofErr w:type="spellStart"/>
+            <w:r>
+              <w:t>payload</w:t>
+            </w:r>
+            <w:proofErr w:type="spellEnd"/>
+            <w:r>
+              <w:t xml:space="preserve"> completo </w:t>
+            </w:r>
+          </w:p>
+          <w:p>
+            <w:proofErr w:type="spellStart"/>
+            <w:r>
+              <w:t>WorkSafety</w:t>
+            </w:r>
+            <w:proofErr w:type="spellEnd"/>
+            <w:r>
+              <w:t xml:space="preserve"> - mobile</w:t>
+            </w:r>
+          </w:p>
+        </w:tc>
+      </w:tr>
+      <w:tr>
+        <w:trPr>
+          <w:tblCellSpacing w:w="15" w:type="dxa"/>
+        </w:trPr>
+        <w:tc>
+          <w:tcPr>
+            <w:tcW w:w="0" w:type="auto"/>
+            <w:vAlign w:val="center"/>
+            <w:hideMark/>
+          </w:tcPr>
+          <w:p>
+            <w:r>
+              <w:t>F21.2</w:t>
+            </w:r>
+          </w:p>
+        </w:tc>
+        <w:tc>
+          <w:tcPr>
+            <w:tcW w:w="0" w:type="auto"/>
+            <w:vAlign w:val="center"/>
+            <w:hideMark/>
+          </w:tcPr>
+          <w:p>
+            <w:r>
+              <w:t>Notificação de erro de sincronização</w:t>
+            </w:r>
+          </w:p>
+        </w:tc>
+        <w:tc>
+          <w:tcPr>
+            <w:tcW w:w="0" w:type="auto"/>
+            <w:vAlign w:val="center"/>
+            <w:hideMark/>
+          </w:tcPr>
+          <w:p>
+            <w:r>
+              <w:t>Notificação com avaliação que falhou e sugestão</w:t>
+            </w:r>
+          </w:p>
+        </w:tc>
+        <w:tc>
+          <w:tcPr>
+            <w:tcW w:w="0" w:type="auto"/>
+            <w:vAlign w:val="center"/>
+            <w:hideMark/>
+          </w:tcPr>
+          <w:p>
+            <w:r>
+              <w:rPr>
+                <w:b/>
+                <w:bCs/>
+              </w:rPr>
+              <w:t>Parcial</w:t>
+            </w:r>
+          </w:p>
+        </w:tc>
+        <w:tc>
+          <w:tcPr>
+            <w:tcW w:w="0" w:type="auto"/>
+            <w:vAlign w:val="center"/>
+            <w:hideMark/>
+          </w:tcPr>
+          <w:p>
+            <w:r>
+              <w:t>Mobile</w:t>
+            </w:r>
+          </w:p>
+        </w:tc>
+        <w:tc>
+          <w:tcPr>
+            <w:tcW w:w="0" w:type="auto"/>
+            <w:vAlign w:val="center"/>
+            <w:hideMark/>
+          </w:tcPr>
+          <w:p>
+            <w:r>
+              <w:t xml:space="preserve">Falta diferenciar erro por item e </w:t>
+            </w:r>
+            <w:proofErr w:type="spellStart"/>
+            <w:r>
+              <w:t>retry</w:t>
+            </w:r>
+            <w:proofErr w:type="spellEnd"/>
+            <w:r>
+              <w:t xml:space="preserve"> assistido</w:t>
+            </w:r>
+          </w:p>
+        </w:tc>
+      </w:tr>
+    </w:tbl>
+    <w:p>
+      <w:r>
+        <w:pict w14:anchorId="3D4C107F">
+          <v:rect id="_x0000_i1062" style="width:0;height:1.5pt" o:hralign="center" o:hrstd="t" o:hr="t" fillcolor="#a0a0a0" stroked="f"/>
+        </w:pict>
+      </w:r>
+    </w:p>
+    <w:p>
+      <w:pPr>
+        <w:rPr>
+          <w:b/>
+          <w:bCs/>
+        </w:rPr>
+      </w:pPr>
+      <w:r>
+        <w:rPr>
+          <w:b/>
+          <w:bCs/>
+        </w:rPr>
+        <w:t>Sprint 3 — Regras de negócio, relatórios, configurações e checklist</w:t>
+      </w:r>
+    </w:p>
+    <w:tbl>
+      <w:tblPr>
+        <w:tblW w:w="0" w:type="auto"/>
+        <w:tblCellSpacing w:w="15" w:type="dxa"/>
+        <w:tblCellMar>
+          <w:top w:w="15" w:type="dxa"/>
+          <w:left w:w="15" w:type="dxa"/>
+          <w:bottom w:w="15" w:type="dxa"/>
+          <w:right w:w="15" w:type="dxa"/>
+        </w:tblCellMar>
+        <w:tblLook w:val="04A0" w:firstRow="1" w:lastRow="0" w:firstColumn="1" w:lastColumn="0" w:noHBand="0" w:noVBand="1"/>
+      </w:tblPr>
+      <w:tblGrid>
+        <w:gridCol w:w="629"/>
+        <w:gridCol w:w="2040"/>
+        <w:gridCol w:w="3428"/>
+        <w:gridCol w:w="1393"/>
+        <w:gridCol w:w="1926"/>
+        <w:gridCol w:w="4538"/>
+      </w:tblGrid>
+      <w:tr>
+        <w:trPr>
+          <w:tblHeader/>
+          <w:tblCellSpacing w:w="15" w:type="dxa"/>
+        </w:trPr>
+        <w:tc>
+          <w:tcPr>
+            <w:tcW w:w="0" w:type="auto"/>
+            <w:vAlign w:val="center"/>
+            <w:hideMark/>
+          </w:tcPr>
+          <w:p>
+            <w:pPr>
+              <w:rPr>
+                <w:b/>
+                <w:bCs/>
+              </w:rPr>
+            </w:pPr>
+            <w:r>
+              <w:rPr>
+                <w:b/>
+                <w:bCs/>
+              </w:rPr>
+              <w:t>ID</w:t>
+            </w:r>
+          </w:p>
+        </w:tc>
+        <w:tc>
+          <w:tcPr>
+            <w:tcW w:w="0" w:type="auto"/>
+            <w:vAlign w:val="center"/>
+            <w:hideMark/>
+          </w:tcPr>
+          <w:p>
+            <w:pPr>
+              <w:rPr>
+                <w:b/>
+                <w:bCs/>
+              </w:rPr>
+            </w:pPr>
+            <w:r>
+              <w:rPr>
+                <w:b/>
+                <w:bCs/>
+              </w:rPr>
+              <w:t>Funcionalidade</w:t>
+            </w:r>
+          </w:p>
+        </w:tc>
+        <w:tc>
+          <w:tcPr>
+            <w:tcW w:w="0" w:type="auto"/>
+            <w:vAlign w:val="center"/>
+            <w:hideMark/>
+          </w:tcPr>
+          <w:p>
+            <w:pPr>
+              <w:rPr>
+                <w:b/>
+                <w:bCs/>
+              </w:rPr>
+            </w:pPr>
+            <w:r>
+              <w:rPr>
+                <w:b/>
+                <w:bCs/>
+              </w:rPr>
+              <w:t>Critério de aceite resumido</w:t>
+            </w:r>
+          </w:p>
+        </w:tc>
+        <w:tc>
+          <w:tcPr>
+            <w:tcW w:w="0" w:type="auto"/>
+            <w:vAlign w:val="center"/>
+            <w:hideMark/>
+          </w:tcPr>
+          <w:p>
+            <w:pPr>
+              <w:rPr>
+                <w:b/>
+                <w:bCs/>
+              </w:rPr>
+            </w:pPr>
+            <w:r>
+              <w:rPr>
+                <w:b/>
+                <w:bCs/>
+              </w:rPr>
+              <w:t>Status</w:t>
+            </w:r>
+          </w:p>
+        </w:tc>
+        <w:tc>
+          <w:tcPr>
+            <w:tcW w:w="0" w:type="auto"/>
+            <w:vAlign w:val="center"/>
+            <w:hideMark/>
+          </w:tcPr>
+          <w:p>
+            <w:pPr>
+              <w:rPr>
+                <w:b/>
+                <w:bCs/>
+              </w:rPr>
+            </w:pPr>
+            <w:r>
+              <w:rPr>
+                <w:b/>
+                <w:bCs/>
+              </w:rPr>
+              <w:t>Camada principal</w:t>
+            </w:r>
+          </w:p>
+        </w:tc>
+        <w:tc>
+          <w:tcPr>
+            <w:tcW w:w="0" w:type="auto"/>
+            <w:vAlign w:val="center"/>
+            <w:hideMark/>
+          </w:tcPr>
+          <w:p>
+            <w:pPr>
+              <w:rPr>
+                <w:b/>
+                <w:bCs/>
+              </w:rPr>
+            </w:pPr>
+            <w:r>
+              <w:rPr>
+                <w:b/>
+                <w:bCs/>
+              </w:rPr>
+              <w:t>O que falta</w:t>
+            </w:r>
+          </w:p>
+        </w:tc>
+      </w:tr>
+      <w:tr>
+        <w:trPr>
+          <w:tblCellSpacing w:w="15" w:type="dxa"/>
+        </w:trPr>
+        <w:tc>
+          <w:tcPr>
+            <w:tcW w:w="0" w:type="auto"/>
+            <w:vAlign w:val="center"/>
+            <w:hideMark/>
+          </w:tcPr>
+          <w:p>
+            <w:r>
+              <w:t>F5.1</w:t>
+            </w:r>
+          </w:p>
+        </w:tc>
+        <w:tc>
+          <w:tcPr>
+            <w:tcW w:w="0" w:type="auto"/>
+            <w:vAlign w:val="center"/>
+            <w:hideMark/>
+          </w:tcPr>
+          <w:p>
+            <w:r>
+              <w:t>Ciclo de vida da avaliação</w:t>
+            </w:r>
+          </w:p>
+        </w:tc>
+        <w:tc>
+          <w:tcPr>
+            <w:tcW w:w="0" w:type="auto"/>
+            <w:vAlign w:val="center"/>
+            <w:hideMark/>
+          </w:tcPr>
+          <w:p>
+            <w:r>
+              <w:t>DRAFT → CAPTURED → SYNCED → AI_REVIEWED → HUMAN_VALIDATED → FINALIZED</w:t>
+            </w:r>
+          </w:p>
+        </w:tc>
+        <w:tc>
+          <w:tcPr>
+            <w:tcW w:w="0" w:type="auto"/>
+            <w:vAlign w:val="center"/>
+            <w:hideMark/>
+          </w:tcPr>
+          <w:p>
+            <w:r>
+              <w:rPr>
+                <w:b/>
+                <w:bCs/>
+              </w:rPr>
+              <w:t>Parcial</w:t>
+            </w:r>
+          </w:p>
+        </w:tc>
+        <w:tc>
+          <w:tcPr>
+            <w:tcW w:w="0" w:type="auto"/>
+            <w:vAlign w:val="center"/>
+            <w:hideMark/>
+          </w:tcPr>
+          <w:p>
+            <w:proofErr w:type="spellStart"/>
+            <w:r>
+              <w:t>Backend</w:t>
+            </w:r>
+            <w:proofErr w:type="spellEnd"/>
+            <w:r>
+              <w:t xml:space="preserve"> + Mobile + Web</w:t>
+            </w:r>
+          </w:p>
+        </w:tc>
+        <w:tc>
+          <w:tcPr>
+            <w:tcW w:w="0" w:type="auto"/>
+            <w:vAlign w:val="center"/>
+            <w:hideMark/>
+          </w:tcPr>
+          <w:p>
+            <w:r>
+              <w:t xml:space="preserve">Falta </w:t>
+            </w:r>
+            <w:proofErr w:type="spellStart"/>
+            <w:r>
+              <w:t>state</w:t>
+            </w:r>
+            <w:proofErr w:type="spellEnd"/>
+            <w:r>
+              <w:t xml:space="preserve"> machine fechada, histórico de transições e tela coerente em todos os módulos</w:t>
+            </w:r>
+          </w:p>
+        </w:tc>
+      </w:tr>
+      <w:tr>
+        <w:trPr>
+          <w:tblCellSpacing w:w="15" w:type="dxa"/>
+        </w:trPr>
+        <w:tc>
+          <w:tcPr>
+            <w:tcW w:w="0" w:type="auto"/>
+            <w:vAlign w:val="center"/>
+            <w:hideMark/>
+          </w:tcPr>
+          <w:p>
+            <w:r>
+              <w:t>F5.3</w:t>
+            </w:r>
+          </w:p>
+        </w:tc>
+        <w:tc>
+          <w:tcPr>
+            <w:tcW w:w="0" w:type="auto"/>
+            <w:vAlign w:val="center"/>
+            <w:hideMark/>
+          </w:tcPr>
+          <w:p>
+            <w:r>
+              <w:t>Tratamento de falhas de IA</w:t>
+            </w:r>
+          </w:p>
+        </w:tc>
+        <w:tc>
+          <w:tcPr>
+            <w:tcW w:w="0" w:type="auto"/>
+            <w:vAlign w:val="center"/>
+            <w:hideMark/>
+          </w:tcPr>
+          <w:p>
+            <w:r>
+              <w:t>Marcar erro, notificar, permitir reprocessar, log técnico</w:t>
+            </w:r>
+          </w:p>
+        </w:tc>
+        <w:tc>
+          <w:tcPr>
+            <w:tcW w:w="0" w:type="auto"/>
+            <w:vAlign w:val="center"/>
+            <w:hideMark/>
+          </w:tcPr>
+          <w:p>
+            <w:r>
+              <w:rPr>
+                <w:b/>
+                <w:bCs/>
+              </w:rPr>
+              <w:t>Falta</w:t>
+            </w:r>
+          </w:p>
+        </w:tc>
+        <w:tc>
+          <w:tcPr>
+            <w:tcW w:w="0" w:type="auto"/>
+            <w:vAlign w:val="center"/>
+            <w:hideMark/>
+          </w:tcPr>
+          <w:p>
+            <w:proofErr w:type="spellStart"/>
+            <w:r>
+              <w:t>Backend</w:t>
+            </w:r>
+            <w:proofErr w:type="spellEnd"/>
+            <w:r>
+              <w:t xml:space="preserve"> + Web</w:t>
+            </w:r>
+          </w:p>
+        </w:tc>
+        <w:tc>
+          <w:tcPr>
+            <w:tcW w:w="0" w:type="auto"/>
+            <w:vAlign w:val="center"/>
+            <w:hideMark/>
+          </w:tcPr>
+          <w:p>
+            <w:r>
+              <w:t>Falta status de erro e reprocessamento</w:t>
+            </w:r>
+          </w:p>
+        </w:tc>
+      </w:tr>
+      <w:tr>
+        <w:trPr>
+          <w:tblCellSpacing w:w="15" w:type="dxa"/>
+        </w:trPr>
+        <w:tc>
+          <w:tcPr>
+            <w:tcW w:w="0" w:type="auto"/>
+            <w:vAlign w:val="center"/>
+            <w:hideMark/>
+          </w:tcPr>
+          <w:p>
+            <w:r>
+              <w:t>F3.1</w:t>
+            </w:r>
+          </w:p>
+        </w:tc>
+        <w:tc>
+          <w:tcPr>
+            <w:tcW w:w="0" w:type="auto"/>
+            <w:vAlign w:val="center"/>
+            <w:hideMark/>
+          </w:tcPr>
+          <w:p>
+            <w:r>
+              <w:t>Geração de relatório PDF</w:t>
+            </w:r>
+          </w:p>
+        </w:tc>
+        <w:tc>
+          <w:tcPr>
+            <w:tcW w:w="0" w:type="auto"/>
+            <w:vAlign w:val="center"/>
+            <w:hideMark/>
+          </w:tcPr>
+          <w:p>
+            <w:r>
+              <w:t>PDF com dados, imagens, riscos, classificação e normas</w:t>
+            </w:r>
+          </w:p>
+        </w:tc>
+        <w:tc>
+          <w:tcPr>
+            <w:tcW w:w="0" w:type="auto"/>
+            <w:vAlign w:val="center"/>
+            <w:hideMark/>
+          </w:tcPr>
+          <w:p>
+            <w:r>
+              <w:rPr>
+                <w:b/>
+                <w:bCs/>
+              </w:rPr>
+              <w:t>Falta</w:t>
+            </w:r>
+          </w:p>
+        </w:tc>
+        <w:tc>
+          <w:tcPr>
+            <w:tcW w:w="0" w:type="auto"/>
+            <w:vAlign w:val="center"/>
+            <w:hideMark/>
+          </w:tcPr>
+          <w:p>
+            <w:proofErr w:type="spellStart"/>
+            <w:r>
+              <w:t>Backend</w:t>
+            </w:r>
+            <w:proofErr w:type="spellEnd"/>
+            <w:r>
+              <w:t xml:space="preserve"> + </w:t>
+            </w:r>
+            <w:proofErr w:type="spellStart"/>
+            <w:r>
+              <w:t>WorkSafetyWeb</w:t>
+            </w:r>
+            <w:proofErr w:type="spellEnd"/>
+          </w:p>
+        </w:tc>
+        <w:tc>
+          <w:tcPr>
+            <w:tcW w:w="0" w:type="auto"/>
+            <w:vAlign w:val="center"/>
+            <w:hideMark/>
+          </w:tcPr>
+          <w:p>
+            <w:r>
+              <w:t xml:space="preserve">Planejamento exige download na interface web </w:t>
+            </w:r>
+          </w:p>
+          <w:p>
+            <w:r>
+              <w:t>Planejamento_OS_19_Desenvolvime…</w:t>
+            </w:r>
+          </w:p>
+        </w:tc>
+      </w:tr>
+      <w:tr>
+        <w:trPr>
+          <w:tblCellSpacing w:w="15" w:type="dxa"/>
+        </w:trPr>
+        <w:tc>
+          <w:tcPr>
+            <w:tcW w:w="0" w:type="auto"/>
+            <w:vAlign w:val="center"/>
+            <w:hideMark/>
+          </w:tcPr>
+          <w:p>
+            <w:r>
+              <w:t>F3.2</w:t>
+            </w:r>
+          </w:p>
+        </w:tc>
+        <w:tc>
+          <w:tcPr>
+            <w:tcW w:w="0" w:type="auto"/>
+            <w:vAlign w:val="center"/>
+            <w:hideMark/>
+          </w:tcPr>
+          <w:p>
+            <w:r>
+              <w:t>Envio em lote assíncrono</w:t>
+            </w:r>
+          </w:p>
+        </w:tc>
+        <w:tc>
+          <w:tcPr>
+            <w:tcW w:w="0" w:type="auto"/>
+            <w:vAlign w:val="center"/>
+            <w:hideMark/>
+          </w:tcPr>
+          <w:p>
+            <w:r>
+              <w:t>Fila, status por item, reenvio automático</w:t>
+            </w:r>
+          </w:p>
+        </w:tc>
+        <w:tc>
+          <w:tcPr>
+            <w:tcW w:w="0" w:type="auto"/>
+            <w:vAlign w:val="center"/>
+            <w:hideMark/>
+          </w:tcPr>
+          <w:p>
+            <w:r>
+              <w:rPr>
+                <w:b/>
+                <w:bCs/>
+              </w:rPr>
+              <w:t>Falta/Parcial</w:t>
+            </w:r>
+          </w:p>
+        </w:tc>
+        <w:tc>
+          <w:tcPr>
+            <w:tcW w:w="0" w:type="auto"/>
+            <w:vAlign w:val="center"/>
+            <w:hideMark/>
+          </w:tcPr>
+          <w:p>
+            <w:proofErr w:type="spellStart"/>
+            <w:r>
+              <w:t>Backend</w:t>
+            </w:r>
+            <w:proofErr w:type="spellEnd"/>
+            <w:r>
+              <w:t xml:space="preserve"> + Mobile</w:t>
+            </w:r>
+          </w:p>
+        </w:tc>
+        <w:tc>
+          <w:tcPr>
+            <w:tcW w:w="0" w:type="auto"/>
+            <w:vAlign w:val="center"/>
+            <w:hideMark/>
+          </w:tcPr>
+          <w:p>
+            <w:r>
+              <w:t>Falta processamento assíncrono real com fila</w:t>
+            </w:r>
+          </w:p>
+        </w:tc>
+      </w:tr>
+      <w:tr>
+        <w:trPr>
+          <w:tblCellSpacing w:w="15" w:type="dxa"/>
+        </w:trPr>
+        <w:tc>
+          <w:tcPr>
+            <w:tcW w:w="0" w:type="auto"/>
+            <w:vAlign w:val="center"/>
+            <w:hideMark/>
+          </w:tcPr>
+          <w:p>
+            <w:r>
+              <w:t>F4.7</w:t>
+            </w:r>
+          </w:p>
+        </w:tc>
+        <w:tc>
+          <w:tcPr>
+            <w:tcW w:w="0" w:type="auto"/>
+            <w:vAlign w:val="center"/>
+            <w:hideMark/>
+          </w:tcPr>
+          <w:p>
+            <w:r>
+              <w:t>Checklist/riscos com mitigação por imagem</w:t>
+            </w:r>
+          </w:p>
+        </w:tc>
+        <w:tc>
+          <w:tcPr>
+            <w:tcW w:w="0" w:type="auto"/>
+            <w:vAlign w:val="center"/>
+            <w:hideMark/>
+          </w:tcPr>
+          <w:p>
+            <w:r>
+              <w:t>Lista por imagem com classificação e sugestão</w:t>
+            </w:r>
+          </w:p>
+        </w:tc>
+        <w:tc>
+          <w:tcPr>
+            <w:tcW w:w="0" w:type="auto"/>
+            <w:vAlign w:val="center"/>
+            <w:hideMark/>
+          </w:tcPr>
+          <w:p>
+            <w:r>
+              <w:rPr>
+                <w:b/>
+                <w:bCs/>
+              </w:rPr>
+              <w:t>Parcial</w:t>
+            </w:r>
+          </w:p>
+        </w:tc>
+        <w:tc>
+          <w:tcPr>
+            <w:tcW w:w="0" w:type="auto"/>
+            <w:vAlign w:val="center"/>
+            <w:hideMark/>
+          </w:tcPr>
+          <w:p>
+            <w:r>
+              <w:t xml:space="preserve">Mobile + </w:t>
+            </w:r>
+            <w:proofErr w:type="spellStart"/>
+            <w:r>
+              <w:t>WorkSafetyWeb</w:t>
+            </w:r>
+            <w:proofErr w:type="spellEnd"/>
+            <w:r>
+              <w:t xml:space="preserve"> + </w:t>
+            </w:r>
+            <w:proofErr w:type="spellStart"/>
+            <w:r>
+              <w:t>Backend</w:t>
+            </w:r>
+            <w:proofErr w:type="spellEnd"/>
+          </w:p>
+        </w:tc>
+        <w:tc>
+          <w:tcPr>
+            <w:tcW w:w="0" w:type="auto"/>
+            <w:vAlign w:val="center"/>
+            <w:hideMark/>
+          </w:tcPr>
+          <w:p>
+            <w:r>
+              <w:t xml:space="preserve">O </w:t>
+            </w:r>
+            <w:proofErr w:type="spellStart"/>
+            <w:r>
+              <w:t>mockup</w:t>
+            </w:r>
+            <w:proofErr w:type="spellEnd"/>
+            <w:r>
+              <w:t xml:space="preserve"> mostra a experiência esperada; falta ligar com dados reais e exportação para PDF </w:t>
+            </w:r>
+          </w:p>
+          <w:p>
+            <w:proofErr w:type="spellStart"/>
+            <w:r>
+              <w:t>WorkSafety</w:t>
+            </w:r>
+            <w:proofErr w:type="spellEnd"/>
+            <w:r>
+              <w:t xml:space="preserve"> - mobile</w:t>
+            </w:r>
+          </w:p>
+        </w:tc>
+      </w:tr>
+      <w:tr>
+        <w:trPr>
+          <w:tblCellSpacing w:w="15" w:type="dxa"/>
+        </w:trPr>
+        <w:tc>
+          <w:tcPr>
+            <w:tcW w:w="0" w:type="auto"/>
+            <w:vAlign w:val="center"/>
+            <w:hideMark/>
+          </w:tcPr>
+          <w:p>
+            <w:r>
+              <w:lastRenderedPageBreak/>
+              <w:t>F4.1</w:t>
+            </w:r>
+          </w:p>
+        </w:tc>
+        <w:tc>
+          <w:tcPr>
+            <w:tcW w:w="0" w:type="auto"/>
+            <w:vAlign w:val="center"/>
+            <w:hideMark/>
+          </w:tcPr>
+          <w:p>
+            <w:r>
+              <w:t>Desempenho</w:t>
+            </w:r>
+          </w:p>
+        </w:tc>
+        <w:tc>
+          <w:tcPr>
+            <w:tcW w:w="0" w:type="auto"/>
+            <w:vAlign w:val="center"/>
+            <w:hideMark/>
+          </w:tcPr>
+          <w:p>
+            <w:r>
+              <w:t>leitura web &lt; 3s, API &lt; 2s, processamento &lt; 5 min</w:t>
+            </w:r>
+          </w:p>
+        </w:tc>
+        <w:tc>
+          <w:tcPr>
+            <w:tcW w:w="0" w:type="auto"/>
+            <w:vAlign w:val="center"/>
+            <w:hideMark/>
+          </w:tcPr>
+          <w:p>
+            <w:r>
+              <w:rPr>
+                <w:b/>
+                <w:bCs/>
+              </w:rPr>
+              <w:t>Falta</w:t>
+            </w:r>
+          </w:p>
+        </w:tc>
+        <w:tc>
+          <w:tcPr>
+            <w:tcW w:w="0" w:type="auto"/>
+            <w:vAlign w:val="center"/>
+            <w:hideMark/>
+          </w:tcPr>
+          <w:p>
+            <w:proofErr w:type="spellStart"/>
+            <w:r>
+              <w:t>Backend</w:t>
+            </w:r>
+            <w:proofErr w:type="spellEnd"/>
+            <w:r>
+              <w:t xml:space="preserve"> + Web + Infra</w:t>
+            </w:r>
+          </w:p>
+        </w:tc>
+        <w:tc>
+          <w:tcPr>
+            <w:tcW w:w="0" w:type="auto"/>
+            <w:vAlign w:val="center"/>
+            <w:hideMark/>
+          </w:tcPr>
+          <w:p>
+            <w:r>
+              <w:t>Falta benchmark e observação objetiva</w:t>
+            </w:r>
+          </w:p>
+        </w:tc>
+      </w:tr>
+      <w:tr>
+        <w:trPr>
+          <w:tblCellSpacing w:w="15" w:type="dxa"/>
+        </w:trPr>
+        <w:tc>
+          <w:tcPr>
+            <w:tcW w:w="0" w:type="auto"/>
+            <w:vAlign w:val="center"/>
+            <w:hideMark/>
+          </w:tcPr>
+          <w:p>
+            <w:r>
+              <w:t>F4.2</w:t>
+            </w:r>
+          </w:p>
+        </w:tc>
+        <w:tc>
+          <w:tcPr>
+            <w:tcW w:w="0" w:type="auto"/>
+            <w:vAlign w:val="center"/>
+            <w:hideMark/>
+          </w:tcPr>
+          <w:p>
+            <w:r>
+              <w:t>Volumes normais com processamento assíncrono</w:t>
+            </w:r>
+          </w:p>
+        </w:tc>
+        <w:tc>
+          <w:tcPr>
+            <w:tcW w:w="0" w:type="auto"/>
+            <w:vAlign w:val="center"/>
+            <w:hideMark/>
+          </w:tcPr>
+          <w:p>
+            <w:r>
+              <w:t>50 avaliações simultâneas sem perda</w:t>
+            </w:r>
+          </w:p>
+        </w:tc>
+        <w:tc>
+          <w:tcPr>
+            <w:tcW w:w="0" w:type="auto"/>
+            <w:vAlign w:val="center"/>
+            <w:hideMark/>
+          </w:tcPr>
+          <w:p>
+            <w:r>
+              <w:rPr>
+                <w:b/>
+                <w:bCs/>
+              </w:rPr>
+              <w:t>Falta</w:t>
+            </w:r>
+          </w:p>
+        </w:tc>
+        <w:tc>
+          <w:tcPr>
+            <w:tcW w:w="0" w:type="auto"/>
+            <w:vAlign w:val="center"/>
+            <w:hideMark/>
+          </w:tcPr>
+          <w:p>
+            <w:proofErr w:type="spellStart"/>
+            <w:r>
+              <w:t>Backend</w:t>
+            </w:r>
+            <w:proofErr w:type="spellEnd"/>
+            <w:r>
+              <w:t xml:space="preserve"> + Infra</w:t>
+            </w:r>
+          </w:p>
+        </w:tc>
+        <w:tc>
+          <w:tcPr>
+            <w:tcW w:w="0" w:type="auto"/>
+            <w:vAlign w:val="center"/>
+            <w:hideMark/>
+          </w:tcPr>
+          <w:p>
+            <w:r>
+              <w:t xml:space="preserve">Falta </w:t>
+            </w:r>
+            <w:proofErr w:type="spellStart"/>
+            <w:r>
+              <w:t>Celery</w:t>
+            </w:r>
+            <w:proofErr w:type="spellEnd"/>
+            <w:r>
+              <w:t xml:space="preserve">/Redis ou equivalente, como previsto no documento técnico </w:t>
+            </w:r>
+          </w:p>
+          <w:p>
+            <w:r>
+              <w:t>Planejamento_OS_19_Desenvolvime…</w:t>
+            </w:r>
+          </w:p>
+        </w:tc>
+      </w:tr>
+      <w:tr>
+        <w:trPr>
+          <w:tblCellSpacing w:w="15" w:type="dxa"/>
+        </w:trPr>
+        <w:tc>
+          <w:tcPr>
+            <w:tcW w:w="0" w:type="auto"/>
+            <w:vAlign w:val="center"/>
+            <w:hideMark/>
+          </w:tcPr>
+          <w:p>
+            <w:r>
+              <w:t>F4.6</w:t>
+            </w:r>
+          </w:p>
+        </w:tc>
+        <w:tc>
+          <w:tcPr>
+            <w:tcW w:w="0" w:type="auto"/>
+            <w:vAlign w:val="center"/>
+            <w:hideMark/>
+          </w:tcPr>
+          <w:p>
+            <w:r>
+              <w:t>Conformidade LGPD/GDPR</w:t>
+            </w:r>
+          </w:p>
+        </w:tc>
+        <w:tc>
+          <w:tcPr>
+            <w:tcW w:w="0" w:type="auto"/>
+            <w:vAlign w:val="center"/>
+            <w:hideMark/>
+          </w:tcPr>
+          <w:p>
+            <w:r>
+              <w:t>anonimização, base legal, minimização</w:t>
+            </w:r>
+          </w:p>
+        </w:tc>
+        <w:tc>
+          <w:tcPr>
+            <w:tcW w:w="0" w:type="auto"/>
+            <w:vAlign w:val="center"/>
+            <w:hideMark/>
+          </w:tcPr>
+          <w:p>
+            <w:r>
+              <w:rPr>
+                <w:b/>
+                <w:bCs/>
+              </w:rPr>
+              <w:t>Parcial</w:t>
+            </w:r>
+          </w:p>
+        </w:tc>
+        <w:tc>
+          <w:tcPr>
+            <w:tcW w:w="0" w:type="auto"/>
+            <w:vAlign w:val="center"/>
+            <w:hideMark/>
+          </w:tcPr>
+          <w:p>
+            <w:proofErr w:type="spellStart"/>
+            <w:r>
+              <w:t>Backend</w:t>
+            </w:r>
+            <w:proofErr w:type="spellEnd"/>
+            <w:r>
+              <w:t xml:space="preserve"> + Mobile + Web</w:t>
+            </w:r>
+          </w:p>
+        </w:tc>
+        <w:tc>
+          <w:tcPr>
+            <w:tcW w:w="0" w:type="auto"/>
+            <w:vAlign w:val="center"/>
+            <w:hideMark/>
+          </w:tcPr>
+          <w:p>
+            <w:r>
+              <w:t xml:space="preserve">O </w:t>
+            </w:r>
+            <w:proofErr w:type="spellStart"/>
+            <w:r>
+              <w:t>mockup</w:t>
+            </w:r>
+            <w:proofErr w:type="spellEnd"/>
+            <w:r>
+              <w:t xml:space="preserve"> mostra “</w:t>
+            </w:r>
+            <w:proofErr w:type="spellStart"/>
+            <w:r>
+              <w:t>Privacy</w:t>
+            </w:r>
+            <w:proofErr w:type="spellEnd"/>
+            <w:r>
+              <w:t xml:space="preserve"> </w:t>
+            </w:r>
+            <w:proofErr w:type="spellStart"/>
+            <w:r>
+              <w:t>Mode</w:t>
+            </w:r>
+            <w:proofErr w:type="spellEnd"/>
+            <w:r>
+              <w:t xml:space="preserve">”, mas falta entrega E2E real </w:t>
+            </w:r>
+          </w:p>
+          <w:p>
+            <w:proofErr w:type="spellStart"/>
+            <w:r>
+              <w:t>WorkSafety</w:t>
+            </w:r>
+            <w:proofErr w:type="spellEnd"/>
+            <w:r>
+              <w:t xml:space="preserve"> - mobile</w:t>
+            </w:r>
+          </w:p>
+        </w:tc>
+      </w:tr>
+      <w:tr>
+        <w:trPr>
+          <w:tblCellSpacing w:w="15" w:type="dxa"/>
+        </w:trPr>
+        <w:tc>
+          <w:tcPr>
+            <w:tcW w:w="0" w:type="auto"/>
+            <w:vAlign w:val="center"/>
+            <w:hideMark/>
+          </w:tcPr>
+          <w:p>
+            <w:r>
+              <w:t>F16.1</w:t>
+            </w:r>
+          </w:p>
+        </w:tc>
+        <w:tc>
+          <w:tcPr>
+            <w:tcW w:w="0" w:type="auto"/>
+            <w:vAlign w:val="center"/>
+            <w:hideMark/>
+          </w:tcPr>
+          <w:p>
+            <w:r>
+              <w:t>Configurar tipos de avaliação</w:t>
+            </w:r>
+          </w:p>
+        </w:tc>
+        <w:tc>
+          <w:tcPr>
+            <w:tcW w:w="0" w:type="auto"/>
+            <w:vAlign w:val="center"/>
+            <w:hideMark/>
+          </w:tcPr>
+          <w:p>
+            <w:r>
+              <w:t>CRUD admin e uso na criação da avaliação</w:t>
+            </w:r>
+          </w:p>
+        </w:tc>
+        <w:tc>
+          <w:tcPr>
+            <w:tcW w:w="0" w:type="auto"/>
+            <w:vAlign w:val="center"/>
+            <w:hideMark/>
+          </w:tcPr>
+          <w:p>
+            <w:r>
+              <w:rPr>
+                <w:b/>
+                <w:bCs/>
+              </w:rPr>
+              <w:t>Falta</w:t>
+            </w:r>
+          </w:p>
+        </w:tc>
+        <w:tc>
+          <w:tcPr>
+            <w:tcW w:w="0" w:type="auto"/>
+            <w:vAlign w:val="center"/>
+            <w:hideMark/>
+          </w:tcPr>
+          <w:p>
+            <w:proofErr w:type="spellStart"/>
+            <w:r>
+              <w:t>WorkSafetyWeb</w:t>
+            </w:r>
+            <w:proofErr w:type="spellEnd"/>
+            <w:r>
+              <w:t xml:space="preserve"> + </w:t>
+            </w:r>
+            <w:proofErr w:type="spellStart"/>
+            <w:r>
+              <w:t>Backend</w:t>
+            </w:r>
+            <w:proofErr w:type="spellEnd"/>
+          </w:p>
+        </w:tc>
+        <w:tc>
+          <w:tcPr>
+            <w:tcW w:w="0" w:type="auto"/>
+            <w:vAlign w:val="center"/>
+            <w:hideMark/>
+          </w:tcPr>
+          <w:p>
+            <w:r>
+              <w:t>É claramente retaguarda</w:t>
+            </w:r>
+          </w:p>
+        </w:tc>
+      </w:tr>
+      <w:tr>
+        <w:trPr>
+          <w:tblCellSpacing w:w="15" w:type="dxa"/>
+        </w:trPr>
+        <w:tc>
+          <w:tcPr>
+            <w:tcW w:w="0" w:type="auto"/>
+            <w:vAlign w:val="center"/>
+            <w:hideMark/>
+          </w:tcPr>
+          <w:p>
+            <w:r>
+              <w:t>F16.2</w:t>
+            </w:r>
+          </w:p>
+        </w:tc>
+        <w:tc>
+          <w:tcPr>
+            <w:tcW w:w="0" w:type="auto"/>
+            <w:vAlign w:val="center"/>
+            <w:hideMark/>
+          </w:tcPr>
+          <w:p>
+            <w:r>
+              <w:t>Configurar tipos de ambiente</w:t>
+            </w:r>
+          </w:p>
+        </w:tc>
+        <w:tc>
+          <w:tcPr>
+            <w:tcW w:w="0" w:type="auto"/>
+            <w:vAlign w:val="center"/>
+            <w:hideMark/>
+          </w:tcPr>
+          <w:p>
+            <w:r>
+              <w:t>CRUD admin e seleção na criação</w:t>
+            </w:r>
+          </w:p>
+        </w:tc>
+        <w:tc>
+          <w:tcPr>
+            <w:tcW w:w="0" w:type="auto"/>
+            <w:vAlign w:val="center"/>
+            <w:hideMark/>
+          </w:tcPr>
+          <w:p>
+            <w:r>
+              <w:rPr>
+                <w:b/>
+                <w:bCs/>
+              </w:rPr>
+              <w:t>Falta</w:t>
+            </w:r>
+          </w:p>
+        </w:tc>
+        <w:tc>
+          <w:tcPr>
+            <w:tcW w:w="0" w:type="auto"/>
+            <w:vAlign w:val="center"/>
+            <w:hideMark/>
+          </w:tcPr>
+          <w:p>
+            <w:proofErr w:type="spellStart"/>
+            <w:r>
+              <w:t>WorkSafetyWeb</w:t>
+            </w:r>
+            <w:proofErr w:type="spellEnd"/>
+            <w:r>
+              <w:t xml:space="preserve"> + </w:t>
+            </w:r>
+            <w:proofErr w:type="spellStart"/>
+            <w:r>
+              <w:t>Backend</w:t>
+            </w:r>
+            <w:proofErr w:type="spellEnd"/>
+          </w:p>
+        </w:tc>
+        <w:tc>
+          <w:tcPr>
+            <w:tcW w:w="0" w:type="auto"/>
+            <w:vAlign w:val="center"/>
+            <w:hideMark/>
+          </w:tcPr>
+          <w:p>
+            <w:r>
+              <w:t xml:space="preserve">O </w:t>
+            </w:r>
+            <w:proofErr w:type="spellStart"/>
+            <w:r>
+              <w:t>mockup</w:t>
+            </w:r>
+            <w:proofErr w:type="spellEnd"/>
+            <w:r>
+              <w:t xml:space="preserve"> prevê seleção de ambiente, mas falta origem parametrizada real </w:t>
+            </w:r>
+          </w:p>
+          <w:p>
+            <w:proofErr w:type="spellStart"/>
+            <w:r>
+              <w:t>WorkSafety</w:t>
+            </w:r>
+            <w:proofErr w:type="spellEnd"/>
+            <w:r>
+              <w:t xml:space="preserve"> - mobile</w:t>
+            </w:r>
+          </w:p>
+        </w:tc>
+      </w:tr>
+      <w:tr>
+        <w:trPr>
+          <w:tblCellSpacing w:w="15" w:type="dxa"/>
+        </w:trPr>
+        <w:tc>
+          <w:tcPr>
+            <w:tcW w:w="0" w:type="auto"/>
+            <w:vAlign w:val="center"/>
+            <w:hideMark/>
+          </w:tcPr>
+          <w:p>
+            <w:r>
+              <w:t>F16.3</w:t>
+            </w:r>
+          </w:p>
+        </w:tc>
+        <w:tc>
+          <w:tcPr>
+            <w:tcW w:w="0" w:type="auto"/>
+            <w:vAlign w:val="center"/>
+            <w:hideMark/>
+          </w:tcPr>
+          <w:p>
+            <w:r>
+              <w:t>Configurar tipos de risco</w:t>
+            </w:r>
+          </w:p>
+        </w:tc>
+        <w:tc>
+          <w:tcPr>
+            <w:tcW w:w="0" w:type="auto"/>
+            <w:vAlign w:val="center"/>
+            <w:hideMark/>
+          </w:tcPr>
+          <w:p>
+            <w:r>
+              <w:t>CRUD admin e uso na classificação</w:t>
+            </w:r>
+          </w:p>
+        </w:tc>
+        <w:tc>
+          <w:tcPr>
+            <w:tcW w:w="0" w:type="auto"/>
+            <w:vAlign w:val="center"/>
+            <w:hideMark/>
+          </w:tcPr>
+          <w:p>
+            <w:r>
+              <w:rPr>
+                <w:b/>
+                <w:bCs/>
+              </w:rPr>
+              <w:t>Falta</w:t>
+            </w:r>
+          </w:p>
+        </w:tc>
+        <w:tc>
+          <w:tcPr>
+            <w:tcW w:w="0" w:type="auto"/>
+            <w:vAlign w:val="center"/>
+            <w:hideMark/>
+          </w:tcPr>
+          <w:p>
+            <w:proofErr w:type="spellStart"/>
+            <w:r>
+              <w:t>WorkSafetyWeb</w:t>
+            </w:r>
+            <w:proofErr w:type="spellEnd"/>
+            <w:r>
+              <w:t xml:space="preserve"> + </w:t>
+            </w:r>
+            <w:proofErr w:type="spellStart"/>
+            <w:r>
+              <w:t>Backend</w:t>
+            </w:r>
+            <w:proofErr w:type="spellEnd"/>
+          </w:p>
+        </w:tc>
+        <w:tc>
+          <w:tcPr>
+            <w:tcW w:w="0" w:type="auto"/>
+            <w:vAlign w:val="center"/>
+            <w:hideMark/>
+          </w:tcPr>
+          <w:p>
+            <w:r>
+              <w:t xml:space="preserve">Retaguarda + contrato </w:t>
+            </w:r>
+            <w:proofErr w:type="spellStart"/>
+            <w:r>
+              <w:t>backend</w:t>
+            </w:r>
+            <w:proofErr w:type="spellEnd"/>
+          </w:p>
+        </w:tc>
+      </w:tr>
+      <w:tr>
+        <w:trPr>
+          <w:tblCellSpacing w:w="15" w:type="dxa"/>
+        </w:trPr>
+        <w:tc>
+          <w:tcPr>
+            <w:tcW w:w="0" w:type="auto"/>
+            <w:vAlign w:val="center"/>
+            <w:hideMark/>
+          </w:tcPr>
+          <w:p>
+            <w:r>
+              <w:t>F16.6</w:t>
+            </w:r>
+          </w:p>
+        </w:tc>
+        <w:tc>
+          <w:tcPr>
+            <w:tcW w:w="0" w:type="auto"/>
+            <w:vAlign w:val="center"/>
+            <w:hideMark/>
+          </w:tcPr>
+          <w:p>
+            <w:r>
+              <w:t xml:space="preserve">Configurar </w:t>
+            </w:r>
+            <w:proofErr w:type="spellStart"/>
+            <w:r>
+              <w:t>thresholds</w:t>
+            </w:r>
+            <w:proofErr w:type="spellEnd"/>
+            <w:r>
+              <w:t xml:space="preserve"> da IA</w:t>
+            </w:r>
+          </w:p>
+        </w:tc>
+        <w:tc>
+          <w:tcPr>
+            <w:tcW w:w="0" w:type="auto"/>
+            <w:vAlign w:val="center"/>
+            <w:hideMark/>
+          </w:tcPr>
+          <w:p>
+            <w:r>
+              <w:t>definir limiar, log de auditoria, padrão 60%</w:t>
+            </w:r>
+          </w:p>
+        </w:tc>
+        <w:tc>
+          <w:tcPr>
+            <w:tcW w:w="0" w:type="auto"/>
+            <w:vAlign w:val="center"/>
+            <w:hideMark/>
+          </w:tcPr>
+          <w:p>
+            <w:r>
+              <w:rPr>
+                <w:b/>
+                <w:bCs/>
+              </w:rPr>
+              <w:t>Falta</w:t>
+            </w:r>
+          </w:p>
+        </w:tc>
+        <w:tc>
+          <w:tcPr>
+            <w:tcW w:w="0" w:type="auto"/>
+            <w:vAlign w:val="center"/>
+            <w:hideMark/>
+          </w:tcPr>
+          <w:p>
+            <w:proofErr w:type="spellStart"/>
+            <w:r>
+              <w:t>WorkSafetyWeb</w:t>
+            </w:r>
+            <w:proofErr w:type="spellEnd"/>
+            <w:r>
+              <w:t xml:space="preserve"> + </w:t>
+            </w:r>
+            <w:proofErr w:type="spellStart"/>
+            <w:r>
+              <w:t>Backend</w:t>
+            </w:r>
+            <w:proofErr w:type="spellEnd"/>
+          </w:p>
+        </w:tc>
+        <w:tc>
+          <w:tcPr>
+            <w:tcW w:w="0" w:type="auto"/>
+            <w:vAlign w:val="center"/>
+            <w:hideMark/>
+          </w:tcPr>
+          <w:p>
+            <w:r>
+              <w:t>Retaguarda obrigatória para operação</w:t>
+            </w:r>
+          </w:p>
+        </w:tc>
+      </w:tr>
+      <w:tr>
+        <w:trPr>
+          <w:tblCellSpacing w:w="15" w:type="dxa"/>
+        </w:trPr>
+        <w:tc>
+          <w:tcPr>
+            <w:tcW w:w="0" w:type="auto"/>
+            <w:vAlign w:val="center"/>
+            <w:hideMark/>
+          </w:tcPr>
+          <w:p>
+            <w:r>
+              <w:t>F21.5</w:t>
+            </w:r>
+          </w:p>
+        </w:tc>
+        <w:tc>
+          <w:tcPr>
+            <w:tcW w:w="0" w:type="auto"/>
+            <w:vAlign w:val="center"/>
+            <w:hideMark/>
+          </w:tcPr>
+          <w:p>
+            <w:r>
+              <w:t>Notificação de geração de relatório</w:t>
+            </w:r>
+          </w:p>
+        </w:tc>
+        <w:tc>
+          <w:tcPr>
+            <w:tcW w:w="0" w:type="auto"/>
+            <w:vAlign w:val="center"/>
+            <w:hideMark/>
+          </w:tcPr>
+          <w:p>
+            <w:r>
+              <w:t>aviso com link direto para download</w:t>
+            </w:r>
+          </w:p>
+        </w:tc>
+        <w:tc>
+          <w:tcPr>
+            <w:tcW w:w="0" w:type="auto"/>
+            <w:vAlign w:val="center"/>
+            <w:hideMark/>
+          </w:tcPr>
+          <w:p>
+            <w:r>
+              <w:rPr>
+                <w:b/>
+                <w:bCs/>
+              </w:rPr>
+              <w:t>Falta</w:t>
+            </w:r>
+          </w:p>
+        </w:tc>
+        <w:tc>
+          <w:tcPr>
+            <w:tcW w:w="0" w:type="auto"/>
+            <w:vAlign w:val="center"/>
+            <w:hideMark/>
+          </w:tcPr>
+          <w:p>
+            <w:proofErr w:type="spellStart"/>
+            <w:r>
+              <w:t>Backend</w:t>
+            </w:r>
+            <w:proofErr w:type="spellEnd"/>
+            <w:r>
+              <w:t xml:space="preserve"> + </w:t>
+            </w:r>
+            <w:proofErr w:type="spellStart"/>
+            <w:r>
+              <w:t>WorkSafetyWeb</w:t>
+            </w:r>
+            <w:proofErr w:type="spellEnd"/>
+            <w:r>
+              <w:t xml:space="preserve"> + Mobile</w:t>
+            </w:r>
+          </w:p>
+        </w:tc>
+        <w:tc>
+          <w:tcPr>
+            <w:tcW w:w="0" w:type="auto"/>
+            <w:vAlign w:val="center"/>
+            <w:hideMark/>
+          </w:tcPr>
+          <w:p>
+            <w:r>
+              <w:t>Depende do PDF existir</w:t>
+            </w:r>
+          </w:p>
+        </w:tc>
+      </w:tr>
+    </w:tbl>
+    <w:p>
+      <w:r>
+        <w:pict w14:anchorId="2A21B9C5">
+          <v:rect id="_x0000_i1063" style="width:0;height:1.5pt" o:hralign="center" o:hrstd="t" o:hr="t" fillcolor="#a0a0a0" stroked="f"/>
+        </w:pict>
+      </w:r>
+    </w:p>
+    <w:p>
+      <w:pPr>
+        <w:rPr>
+          <w:b/>
+          <w:bCs/>
+        </w:rPr>
+      </w:pPr>
+      <w:r>
+        <w:rPr>
+          <w:b/>
+          <w:bCs/>
+        </w:rPr>
+        <w:t>Leitura prática: o que já parece existir</w:t>
+      </w:r>
+    </w:p>
+    <w:p>
+      <w:r>
+        <w:t xml:space="preserve">Pelo material de planejamento e </w:t>
+      </w:r>
+      <w:proofErr w:type="spellStart"/>
+      <w:r>
+        <w:t>mockup</w:t>
+      </w:r>
+      <w:proofErr w:type="spellEnd"/>
+      <w:r>
+        <w:t xml:space="preserve">, o que está </w:t>
+      </w:r>
+      <w:r>
+        <w:rPr>
+          <w:b/>
+          <w:bCs/>
+        </w:rPr>
+        <w:t>mais adiantado</w:t>
+      </w:r>
+      <w:r>
+        <w:t xml:space="preserve"> é:</w:t>
+      </w:r>
+    </w:p>
+    <w:p>
+      <w:pPr>
+        <w:numPr>
+          <w:ilvl w:val="0"/>
+          <w:numId w:val="6"/>
+        </w:numPr>
+      </w:pPr>
+      <w:r>
+        <w:t>login mobile,</w:t>
+      </w:r>
+    </w:p>
+    <w:p>
+      <w:pPr>
+        <w:numPr>
+          <w:ilvl w:val="0"/>
+          <w:numId w:val="6"/>
+        </w:numPr>
+      </w:pPr>
+      <w:r>
+        <w:t>dashboard mobile,</w:t>
+      </w:r>
+    </w:p>
+    <w:p>
+      <w:pPr>
+        <w:numPr>
+          <w:ilvl w:val="0"/>
+          <w:numId w:val="6"/>
+        </w:numPr>
+      </w:pPr>
+      <w:r>
+        <w:t>nova inspeção,</w:t>
+      </w:r>
+    </w:p>
+    <w:p>
+      <w:pPr>
+        <w:numPr>
+          <w:ilvl w:val="0"/>
+          <w:numId w:val="6"/>
+        </w:numPr>
+      </w:pPr>
+      <w:r>
+        <w:t>seleção de ambiente/categoria,</w:t>
+      </w:r>
+    </w:p>
+    <w:p>
+      <w:pPr>
+        <w:numPr>
+          <w:ilvl w:val="0"/>
+          <w:numId w:val="6"/>
+        </w:numPr>
+      </w:pPr>
+      <w:r>
+        <w:t>captura de foto,</w:t>
+      </w:r>
+    </w:p>
+    <w:p>
+      <w:pPr>
+        <w:numPr>
+          <w:ilvl w:val="0"/>
+          <w:numId w:val="6"/>
+        </w:numPr>
+      </w:pPr>
+      <w:r>
+        <w:t>revisão de fotos,</w:t>
+      </w:r>
+    </w:p>
+    <w:p>
+      <w:pPr>
+        <w:numPr>
+          <w:ilvl w:val="0"/>
+          <w:numId w:val="6"/>
+        </w:numPr>
+      </w:pPr>
+      <w:r>
+        <w:lastRenderedPageBreak/>
+        <w:t xml:space="preserve">tela de </w:t>
+      </w:r>
+      <w:proofErr w:type="spellStart"/>
+      <w:r>
+        <w:t>sync</w:t>
+      </w:r>
+      <w:proofErr w:type="spellEnd"/>
+      <w:r>
+        <w:t>,</w:t>
+      </w:r>
+    </w:p>
+    <w:p>
+      <w:pPr>
+        <w:numPr>
+          <w:ilvl w:val="0"/>
+          <w:numId w:val="6"/>
+        </w:numPr>
+      </w:pPr>
+      <w:r>
+        <w:t>tela de riscos/checklist,</w:t>
+      </w:r>
+    </w:p>
+    <w:p>
+      <w:pPr>
+        <w:numPr>
+          <w:ilvl w:val="0"/>
+          <w:numId w:val="6"/>
+        </w:numPr>
+      </w:pPr>
+      <w:r>
+        <w:t>tela de review/</w:t>
+      </w:r>
+      <w:proofErr w:type="spellStart"/>
+      <w:r>
+        <w:t>validation</w:t>
+      </w:r>
+      <w:proofErr w:type="spellEnd"/>
+      <w:r>
+        <w:t xml:space="preserve">. </w:t>
+      </w:r>
+    </w:p>
+    <w:p>
+      <w:proofErr w:type="spellStart"/>
+      <w:r>
+        <w:t>WorkSafety</w:t>
+      </w:r>
+      <w:proofErr w:type="spellEnd"/>
+      <w:r>
+        <w:t xml:space="preserve"> - mobile</w:t>
+      </w:r>
+    </w:p>
+    <w:p>
+      <w:r>
+        <w:t xml:space="preserve">O que parece </w:t>
+      </w:r>
+      <w:r>
+        <w:rPr>
+          <w:b/>
+          <w:bCs/>
+        </w:rPr>
+        <w:t>menos implantado ou ainda incompleto</w:t>
+      </w:r>
+      <w:r>
+        <w:t>:</w:t>
+      </w:r>
+    </w:p>
+    <w:p>
+      <w:pPr>
+        <w:numPr>
+          <w:ilvl w:val="0"/>
+          <w:numId w:val="7"/>
+        </w:numPr>
+      </w:pPr>
+      <w:r>
+        <w:t xml:space="preserve">persistência robusta no </w:t>
+      </w:r>
+      <w:proofErr w:type="spellStart"/>
+      <w:r>
+        <w:t>backend</w:t>
+      </w:r>
+      <w:proofErr w:type="spellEnd"/>
+      <w:r>
+        <w:t xml:space="preserve"> para </w:t>
+      </w:r>
+      <w:proofErr w:type="spellStart"/>
+      <w:r>
+        <w:t>timestamps</w:t>
+      </w:r>
+      <w:proofErr w:type="spellEnd"/>
+      <w:r>
+        <w:t>, riscos, inferência e validação humana,</w:t>
+      </w:r>
+    </w:p>
+    <w:p>
+      <w:pPr>
+        <w:numPr>
+          <w:ilvl w:val="0"/>
+          <w:numId w:val="7"/>
+        </w:numPr>
+      </w:pPr>
+      <w:r>
+        <w:t>fila assíncrona real,</w:t>
+      </w:r>
+    </w:p>
+    <w:p>
+      <w:pPr>
+        <w:numPr>
+          <w:ilvl w:val="0"/>
+          <w:numId w:val="7"/>
+        </w:numPr>
+      </w:pPr>
+      <w:r>
+        <w:t>relatório PDF,</w:t>
+      </w:r>
+    </w:p>
+    <w:p>
+      <w:pPr>
+        <w:numPr>
+          <w:ilvl w:val="0"/>
+          <w:numId w:val="7"/>
+        </w:numPr>
+      </w:pPr>
+      <w:r>
+        <w:t>notificações orientadas a eventos,</w:t>
+      </w:r>
+    </w:p>
+    <w:p>
+      <w:pPr>
+        <w:numPr>
+          <w:ilvl w:val="0"/>
+          <w:numId w:val="7"/>
+        </w:numPr>
+      </w:pPr>
+      <w:r>
+        <w:t>parametrizações administrativas,</w:t>
+      </w:r>
+    </w:p>
+    <w:p>
+      <w:pPr>
+        <w:numPr>
+          <w:ilvl w:val="0"/>
+          <w:numId w:val="7"/>
+        </w:numPr>
+      </w:pPr>
+      <w:r>
+        <w:t>administração de usuários,</w:t>
+      </w:r>
+    </w:p>
+    <w:p>
+      <w:pPr>
+        <w:numPr>
+          <w:ilvl w:val="0"/>
+          <w:numId w:val="7"/>
+        </w:numPr>
+      </w:pPr>
+      <w:r>
+        <w:t>trilha formal de estados,</w:t>
+      </w:r>
+    </w:p>
+    <w:p>
+      <w:pPr>
+        <w:numPr>
+          <w:ilvl w:val="0"/>
+          <w:numId w:val="7"/>
+        </w:numPr>
+      </w:pPr>
+      <w:r>
+        <w:t xml:space="preserve">retaguarda web conectada ao </w:t>
+      </w:r>
+      <w:proofErr w:type="spellStart"/>
+      <w:r>
+        <w:t>backend</w:t>
+      </w:r>
+      <w:proofErr w:type="spellEnd"/>
+      <w:r>
+        <w:t xml:space="preserve">. </w:t>
+      </w:r>
+    </w:p>
+    <w:p>
+      <w:r>
+        <w:t>Planejamento_OS_19_Desenvolvime…</w:t>
+      </w:r>
+    </w:p>
+    <w:p>
+      <w:r>
+        <w:pict w14:anchorId="6AE0880A">
+          <v:rect id="_x0000_i1064" style="width:0;height:1.5pt" o:hralign="center" o:hrstd="t" o:hr="t" fillcolor="#a0a0a0" stroked="f"/>
+        </w:pict>
+      </w:r>
+    </w:p>
+    <w:p>
+      <w:pPr>
+        <w:rPr>
+          <w:b/>
+          <w:bCs/>
+        </w:rPr>
+      </w:pPr>
+      <w:r>
+        <w:rPr>
+          <w:b/>
+          <w:bCs/>
+        </w:rPr>
+        <w:t xml:space="preserve">O que depende de </w:t>
+      </w:r>
+      <w:proofErr w:type="spellStart"/>
+      <w:r>
+        <w:rPr>
+          <w:b/>
+          <w:bCs/>
+        </w:rPr>
+        <w:t>WorkSafetyWeb</w:t>
+      </w:r>
+      <w:proofErr w:type="spellEnd"/>
+    </w:p>
+    <w:p>
+      <w:r>
+        <w:t xml:space="preserve">Sim. Existe um bloco de tarefas que </w:t>
+      </w:r>
+      <w:r>
+        <w:rPr>
+          <w:b/>
+          <w:bCs/>
+        </w:rPr>
+        <w:t>faz muito mais sentido no módulo retaguarda web</w:t>
+      </w:r>
+      <w:r>
+        <w:t>:</w:t>
+      </w:r>
+    </w:p>
+    <w:p>
+      <w:pPr>
+        <w:numPr>
+          <w:ilvl w:val="0"/>
+          <w:numId w:val="8"/>
+        </w:numPr>
+      </w:pPr>
+      <w:r>
+        <w:rPr>
+          <w:b/>
+          <w:bCs/>
+        </w:rPr>
+        <w:t>F17.1 Cadastro e manutenção de usuários</w:t>
+      </w:r>
+    </w:p>
+    <w:p>
+      <w:pPr>
+        <w:numPr>
+          <w:ilvl w:val="0"/>
+          <w:numId w:val="8"/>
+        </w:numPr>
+      </w:pPr>
+      <w:r>
+        <w:rPr>
+          <w:b/>
+          <w:bCs/>
+        </w:rPr>
+        <w:t>F17.4 Redefinição de credenciais</w:t>
+      </w:r>
+    </w:p>
+    <w:p>
+      <w:pPr>
+        <w:numPr>
+          <w:ilvl w:val="0"/>
+          <w:numId w:val="8"/>
+        </w:numPr>
+      </w:pPr>
+      <w:r>
+        <w:rPr>
+          <w:b/>
+          <w:bCs/>
+        </w:rPr>
+        <w:t>F16.1 Configurar tipos de avaliação</w:t>
+      </w:r>
+    </w:p>
+    <w:p>
+      <w:pPr>
+        <w:numPr>
+          <w:ilvl w:val="0"/>
+          <w:numId w:val="8"/>
+        </w:numPr>
+      </w:pPr>
+      <w:r>
+        <w:rPr>
+          <w:b/>
+          <w:bCs/>
+        </w:rPr>
+        <w:t>F16.2 Configurar tipos de ambiente</w:t>
+      </w:r>
+    </w:p>
+    <w:p>
+      <w:pPr>
+        <w:numPr>
+          <w:ilvl w:val="0"/>
+          <w:numId w:val="8"/>
+        </w:numPr>
+      </w:pPr>
+      <w:r>
+        <w:rPr>
+          <w:b/>
+          <w:bCs/>
+        </w:rPr>
+        <w:t>F16.3 Configurar tipos de risco</w:t>
+      </w:r>
+    </w:p>
+    <w:p>
+      <w:pPr>
+        <w:numPr>
+          <w:ilvl w:val="0"/>
+          <w:numId w:val="8"/>
+        </w:numPr>
+      </w:pPr>
+      <w:r>
+        <w:rPr>
+          <w:b/>
+          <w:bCs/>
+        </w:rPr>
+        <w:t xml:space="preserve">F16.6 Configurar </w:t>
+      </w:r>
+      <w:proofErr w:type="spellStart"/>
+      <w:r>
+        <w:rPr>
+          <w:b/>
+          <w:bCs/>
+        </w:rPr>
+        <w:t>thresholds</w:t>
+      </w:r>
+      <w:proofErr w:type="spellEnd"/>
+      <w:r>
+        <w:rPr>
+          <w:b/>
+          <w:bCs/>
+        </w:rPr>
+        <w:t xml:space="preserve"> da IA</w:t>
+      </w:r>
+    </w:p>
+    <w:p>
+      <w:pPr>
+        <w:numPr>
+          <w:ilvl w:val="0"/>
+          <w:numId w:val="8"/>
+        </w:numPr>
+      </w:pPr>
+      <w:r>
+        <w:rPr>
+          <w:b/>
+          <w:bCs/>
+        </w:rPr>
+        <w:t>F3.1 Download/consulta de relatório PDF</w:t>
+      </w:r>
+    </w:p>
+    <w:p>
+      <w:pPr>
+        <w:numPr>
+          <w:ilvl w:val="0"/>
+          <w:numId w:val="8"/>
+        </w:numPr>
+      </w:pPr>
+      <w:r>
+        <w:rPr>
+          <w:b/>
+          <w:bCs/>
+        </w:rPr>
+        <w:t>F12.5 Painel de validação humana</w:t>
+      </w:r>
+    </w:p>
+    <w:p>
+      <w:pPr>
+        <w:numPr>
+          <w:ilvl w:val="0"/>
+          <w:numId w:val="8"/>
+        </w:numPr>
+      </w:pPr>
+      <w:r>
+        <w:rPr>
+          <w:b/>
+          <w:bCs/>
+        </w:rPr>
+        <w:t>F4.7 Painel checklist/riscos em formato de planilha</w:t>
+      </w:r>
+    </w:p>
+    <w:p>
+      <w:pPr>
+        <w:numPr>
+          <w:ilvl w:val="0"/>
+          <w:numId w:val="8"/>
+        </w:numPr>
+      </w:pPr>
+      <w:r>
+        <w:rPr>
+          <w:b/>
+          <w:bCs/>
+        </w:rPr>
+        <w:t>F21.5 Notificação de relatório pronto</w:t>
+      </w:r>
+    </w:p>
+    <w:p>
+      <w:r>
+        <w:t xml:space="preserve">Em resumo: </w:t>
+      </w:r>
+      <w:r>
+        <w:rPr>
+          <w:b/>
+          <w:bCs/>
+        </w:rPr>
+        <w:t xml:space="preserve">Sprint 1 é </w:t>
+      </w:r>
+      <w:proofErr w:type="spellStart"/>
+      <w:r>
+        <w:rPr>
+          <w:b/>
+          <w:bCs/>
+        </w:rPr>
+        <w:t>backend</w:t>
+      </w:r>
+      <w:proofErr w:type="spellEnd"/>
+      <w:r>
+        <w:rPr>
+          <w:b/>
+          <w:bCs/>
+        </w:rPr>
+        <w:t>-heavy com algum suporte web</w:t>
+      </w:r>
+      <w:r>
+        <w:t xml:space="preserve">, </w:t>
+      </w:r>
+      <w:r>
+        <w:rPr>
+          <w:b/>
+          <w:bCs/>
+        </w:rPr>
+        <w:t>Sprint 2 é mobile-heavy</w:t>
+      </w:r>
+      <w:r>
+        <w:t xml:space="preserve">, e </w:t>
+      </w:r>
+      <w:r>
+        <w:rPr>
+          <w:b/>
+          <w:bCs/>
+        </w:rPr>
+        <w:t xml:space="preserve">Sprint 3 exige fortemente </w:t>
+      </w:r>
+      <w:proofErr w:type="spellStart"/>
+      <w:r>
+        <w:rPr>
+          <w:b/>
+          <w:bCs/>
+        </w:rPr>
+        <w:t>backend</w:t>
+      </w:r>
+      <w:proofErr w:type="spellEnd"/>
+      <w:r>
+        <w:rPr>
+          <w:b/>
+          <w:bCs/>
+        </w:rPr>
+        <w:t xml:space="preserve"> + </w:t>
+      </w:r>
+      <w:proofErr w:type="spellStart"/>
+      <w:r>
+        <w:rPr>
+          <w:b/>
+          <w:bCs/>
+        </w:rPr>
+        <w:t>WorkSafetyWeb</w:t>
+      </w:r>
+      <w:proofErr w:type="spellEnd"/>
+      <w:r>
+        <w:t>.</w:t>
+      </w:r>
+    </w:p>
+    <w:p>
+      <w:r>
+        <w:pict w14:anchorId="42CFE0CB">
+          <v:rect id="_x0000_i1065" style="width:0;height:1.5pt" o:hralign="center" o:hrstd="t" o:hr="t" fillcolor="#a0a0a0" stroked="f"/>
+        </w:pict>
+      </w:r>
+    </w:p>
+    <w:p>
+      <w:pPr>
+        <w:rPr>
+          <w:b/>
+          <w:bCs/>
+        </w:rPr>
+      </w:pPr>
+      <w:r>
+        <w:rPr>
+          <w:b/>
+          <w:bCs/>
+        </w:rPr>
+        <w:t>Prompts para implementar o que falta</w:t>
+      </w:r>
+    </w:p>
+    <w:p>
+      <w:pPr>
+        <w:rPr>
+          <w:b/>
+          <w:bCs/>
+        </w:rPr>
+      </w:pPr>
+      <w:r>
+        <w:rPr>
+          <w:b/>
+          <w:bCs/>
+        </w:rPr>
+        <w:t xml:space="preserve">1) Prompt — </w:t>
+      </w:r>
+      <w:proofErr w:type="spellStart"/>
+      <w:r>
+        <w:rPr>
+          <w:b/>
+          <w:bCs/>
+        </w:rPr>
+        <w:t>Backend</w:t>
+      </w:r>
+      <w:proofErr w:type="spellEnd"/>
+      <w:r>
+        <w:rPr>
+          <w:b/>
+          <w:bCs/>
+        </w:rPr>
+        <w:t>: ciclo de vida completo da avaliação</w:t>
+      </w:r>
+    </w:p>
+    <w:p>
+      <w:r>
+        <w:lastRenderedPageBreak/>
+        <w:t xml:space="preserve">Implementar no </w:t>
+      </w:r>
+      <w:proofErr w:type="spellStart"/>
+      <w:r>
+        <w:t>backend</w:t>
+      </w:r>
+      <w:proofErr w:type="spellEnd"/>
+      <w:r>
+        <w:t xml:space="preserve"> Django/DRF o ciclo de vida completo da avaliação </w:t>
+      </w:r>
+      <w:proofErr w:type="spellStart"/>
+      <w:r>
+        <w:t>WorkSafety</w:t>
+      </w:r>
+      <w:proofErr w:type="spellEnd"/>
+      <w:r>
+        <w:t>.</w:t>
+      </w:r>
+      <w:r>
+        <w:br/>
+      </w:r>
+      <w:r>
+        <w:br/>
+        <w:t>Objetivo:</w:t>
+      </w:r>
+      <w:r>
+        <w:br/>
+        <w:t>Suportar os estados DRAFT, CAPTURED, SYNCED, AI_REVIEWED, HUMAN_VALIDATED, FINALIZED e ERROR_AI, com transições controladas e histórico.</w:t>
+      </w:r>
+      <w:r>
+        <w:br/>
+      </w:r>
+      <w:r>
+        <w:br/>
+        <w:t>Tarefas:</w:t>
+      </w:r>
+      <w:r>
+        <w:br/>
+        <w:t xml:space="preserve">1. Atualizar o model </w:t>
+      </w:r>
+      <w:proofErr w:type="spellStart"/>
+      <w:r>
+        <w:t>RiskAssessment</w:t>
+      </w:r>
+      <w:proofErr w:type="spellEnd"/>
+      <w:r>
+        <w:t xml:space="preserve"> para incluir os novos estados.</w:t>
+      </w:r>
+      <w:r>
+        <w:br/>
+        <w:t xml:space="preserve">2. Criar model </w:t>
+      </w:r>
+      <w:proofErr w:type="spellStart"/>
+      <w:r>
+        <w:t>AssessmentStatusHistory</w:t>
+      </w:r>
+      <w:proofErr w:type="spellEnd"/>
+      <w:r>
+        <w:t xml:space="preserve"> com:</w:t>
+      </w:r>
+      <w:r>
+        <w:br/>
+        <w:t xml:space="preserve">   - assessment</w:t>
+      </w:r>
+      <w:r>
+        <w:br/>
+        <w:t xml:space="preserve">   - </w:t>
+      </w:r>
+      <w:proofErr w:type="spellStart"/>
+      <w:r>
+        <w:t>from_status</w:t>
+      </w:r>
+      <w:proofErr w:type="spellEnd"/>
+      <w:r>
+        <w:br/>
+        <w:t xml:space="preserve">   - </w:t>
+      </w:r>
+      <w:proofErr w:type="spellStart"/>
+      <w:r>
+        <w:t>to_status</w:t>
+      </w:r>
+      <w:proofErr w:type="spellEnd"/>
+      <w:r>
+        <w:br/>
+        <w:t xml:space="preserve">   - </w:t>
+      </w:r>
+      <w:proofErr w:type="spellStart"/>
+      <w:r>
+        <w:t>changed_by</w:t>
+      </w:r>
+      <w:proofErr w:type="spellEnd"/>
+      <w:r>
+        <w:br/>
+        <w:t xml:space="preserve">   - </w:t>
+      </w:r>
+      <w:proofErr w:type="spellStart"/>
+      <w:r>
+        <w:t>changed_at</w:t>
+      </w:r>
+      <w:proofErr w:type="spellEnd"/>
+      <w:r>
+        <w:br/>
+        <w:t xml:space="preserve">   - </w:t>
+      </w:r>
+      <w:proofErr w:type="spellStart"/>
+      <w:r>
+        <w:t>reason</w:t>
+      </w:r>
+      <w:proofErr w:type="spellEnd"/>
+      <w:r>
+        <w:br/>
+        <w:t xml:space="preserve">3. Criar </w:t>
+      </w:r>
+      <w:proofErr w:type="spellStart"/>
+      <w:r>
+        <w:t>service</w:t>
+      </w:r>
+      <w:proofErr w:type="spellEnd"/>
+      <w:r>
+        <w:t xml:space="preserve"> </w:t>
+      </w:r>
+      <w:proofErr w:type="spellStart"/>
+      <w:r>
+        <w:t>layer</w:t>
+      </w:r>
+      <w:proofErr w:type="spellEnd"/>
+      <w:r>
+        <w:t xml:space="preserve"> para validar transições.</w:t>
+      </w:r>
+      <w:r>
+        <w:br/>
+        <w:t xml:space="preserve">4. Expor </w:t>
+      </w:r>
+      <w:proofErr w:type="spellStart"/>
+      <w:r>
+        <w:t>endpoints</w:t>
+      </w:r>
+      <w:proofErr w:type="spellEnd"/>
+      <w:r>
+        <w:t>:</w:t>
+      </w:r>
+      <w:r>
+        <w:br/>
+        <w:t xml:space="preserve">   - POST /assessments/{id}/capture</w:t>
+      </w:r>
+      <w:r>
+        <w:br/>
+        <w:t xml:space="preserve">   - POST /assessments/{id}/</w:t>
+      </w:r>
+      <w:proofErr w:type="spellStart"/>
+      <w:r>
+        <w:t>sync</w:t>
+      </w:r>
+      <w:proofErr w:type="spellEnd"/>
+      <w:r>
+        <w:br/>
+        <w:t xml:space="preserve">   - POST /assessments/{id}/</w:t>
+      </w:r>
+      <w:proofErr w:type="gramStart"/>
+      <w:r>
+        <w:t>ai</w:t>
+      </w:r>
+      <w:proofErr w:type="gramEnd"/>
+      <w:r>
+        <w:t>-</w:t>
+      </w:r>
+      <w:proofErr w:type="spellStart"/>
+      <w:r>
+        <w:t>reviewed</w:t>
+      </w:r>
+      <w:proofErr w:type="spellEnd"/>
+      <w:r>
+        <w:br/>
+        <w:t xml:space="preserve">   - POST /assessments/{id}/</w:t>
+      </w:r>
+      <w:proofErr w:type="spellStart"/>
+      <w:r>
+        <w:t>human-validated</w:t>
+      </w:r>
+      <w:proofErr w:type="spellEnd"/>
+      <w:r>
+        <w:br/>
+        <w:t xml:space="preserve">   - POST /assessments/{id}/finalize</w:t>
+      </w:r>
+      <w:r>
+        <w:br/>
+        <w:t xml:space="preserve">   - POST /assessments/{id}/</w:t>
+      </w:r>
+      <w:proofErr w:type="spellStart"/>
+      <w:r>
+        <w:t>reprocess-</w:t>
+      </w:r>
+      <w:proofErr w:type="gramStart"/>
+      <w:r>
+        <w:t>ai</w:t>
+      </w:r>
+      <w:proofErr w:type="spellEnd"/>
+      <w:proofErr w:type="gramEnd"/>
+      <w:r>
+        <w:br/>
+        <w:t>5. Garantir que não seja possível pular etapas.</w:t>
+      </w:r>
+      <w:r>
+        <w:br/>
+        <w:t xml:space="preserve">6. Atualizar </w:t>
+      </w:r>
+      <w:proofErr w:type="spellStart"/>
+      <w:r>
+        <w:t>serializers</w:t>
+      </w:r>
+      <w:proofErr w:type="spellEnd"/>
+      <w:r>
+        <w:t xml:space="preserve"> e documentação </w:t>
+      </w:r>
+      <w:proofErr w:type="spellStart"/>
+      <w:r>
+        <w:t>OpenAPI</w:t>
+      </w:r>
+      <w:proofErr w:type="spellEnd"/>
+      <w:r>
+        <w:t>.</w:t>
+      </w:r>
+      <w:r>
+        <w:br/>
+        <w:t>7. Criar testes unitários e de integração cobrindo transições válidas e inválidas.</w:t>
+      </w:r>
+      <w:r>
+        <w:br/>
+      </w:r>
+      <w:r>
+        <w:br/>
+        <w:t>Critérios de aceite:</w:t>
+      </w:r>
+      <w:r>
+        <w:br/>
+        <w:t>- status visível em listagem e detalhe</w:t>
+      </w:r>
+      <w:r>
+        <w:br/>
+        <w:t xml:space="preserve">- histórico de transições persistido com </w:t>
+      </w:r>
+      <w:proofErr w:type="spellStart"/>
+      <w:r>
+        <w:t>timestamp</w:t>
+      </w:r>
+      <w:proofErr w:type="spellEnd"/>
+      <w:r>
+        <w:br/>
+        <w:t xml:space="preserve">- </w:t>
+      </w:r>
+      <w:proofErr w:type="spellStart"/>
+      <w:r>
+        <w:t>endpoints</w:t>
+      </w:r>
+      <w:proofErr w:type="spellEnd"/>
+      <w:r>
+        <w:t xml:space="preserve"> retornando erros claros para transições inválidas</w:t>
+      </w:r>
+    </w:p>
+    <w:p>
+      <w:pPr>
+        <w:rPr>
+          <w:b/>
+          <w:bCs/>
+        </w:rPr>
+      </w:pPr>
+      <w:r>
+        <w:rPr>
+          <w:b/>
+          <w:bCs/>
+        </w:rPr>
+        <w:t xml:space="preserve">2) Prompt — </w:t>
+      </w:r>
+      <w:proofErr w:type="spellStart"/>
+      <w:r>
+        <w:rPr>
+          <w:b/>
+          <w:bCs/>
+        </w:rPr>
+        <w:t>Backend</w:t>
+      </w:r>
+      <w:proofErr w:type="spellEnd"/>
+      <w:r>
+        <w:rPr>
+          <w:b/>
+          <w:bCs/>
+        </w:rPr>
+        <w:t xml:space="preserve">: persistência de </w:t>
+      </w:r>
+      <w:proofErr w:type="spellStart"/>
+      <w:r>
+        <w:rPr>
+          <w:b/>
+          <w:bCs/>
+        </w:rPr>
+        <w:t>timestamp</w:t>
+      </w:r>
+      <w:proofErr w:type="spellEnd"/>
+      <w:r>
+        <w:rPr>
+          <w:b/>
+          <w:bCs/>
+        </w:rPr>
+        <w:t xml:space="preserve"> das evidências</w:t>
+      </w:r>
+    </w:p>
+    <w:p>
+      <w:r>
+        <w:lastRenderedPageBreak/>
+        <w:t xml:space="preserve">Implementar persistência de </w:t>
+      </w:r>
+      <w:proofErr w:type="spellStart"/>
+      <w:r>
+        <w:t>timestamp</w:t>
+      </w:r>
+      <w:proofErr w:type="spellEnd"/>
+      <w:r>
+        <w:t xml:space="preserve"> ISO 8601 por evidência no </w:t>
+      </w:r>
+      <w:proofErr w:type="spellStart"/>
+      <w:r>
+        <w:t>backend</w:t>
+      </w:r>
+      <w:proofErr w:type="spellEnd"/>
+      <w:r>
+        <w:t xml:space="preserve"> </w:t>
+      </w:r>
+      <w:proofErr w:type="spellStart"/>
+      <w:r>
+        <w:t>WorkSafety</w:t>
+      </w:r>
+      <w:proofErr w:type="spellEnd"/>
+      <w:r>
+        <w:t>.</w:t>
+      </w:r>
+      <w:r>
+        <w:br/>
+      </w:r>
+      <w:r>
+        <w:br/>
+        <w:t>Objetivo:</w:t>
+      </w:r>
+      <w:r>
+        <w:br/>
+        <w:t xml:space="preserve">Salvar o </w:t>
+      </w:r>
+      <w:proofErr w:type="spellStart"/>
+      <w:r>
+        <w:t>timestamp</w:t>
+      </w:r>
+      <w:proofErr w:type="spellEnd"/>
+      <w:r>
+        <w:t xml:space="preserve"> da captura da foto e expor esse dado nas APIs.</w:t>
+      </w:r>
+      <w:r>
+        <w:br/>
+      </w:r>
+      <w:r>
+        <w:br/>
+        <w:t>Tarefas:</w:t>
+      </w:r>
+      <w:r>
+        <w:br/>
+        <w:t xml:space="preserve">1. Adicionar campo </w:t>
+      </w:r>
+      <w:proofErr w:type="spellStart"/>
+      <w:r>
+        <w:t>captured_at</w:t>
+      </w:r>
+      <w:proofErr w:type="spellEnd"/>
+      <w:r>
+        <w:t xml:space="preserve"> ao model </w:t>
+      </w:r>
+      <w:proofErr w:type="spellStart"/>
+      <w:r>
+        <w:t>Evidence</w:t>
+      </w:r>
+      <w:proofErr w:type="spellEnd"/>
+      <w:r>
+        <w:t>.</w:t>
+      </w:r>
+      <w:r>
+        <w:br/>
+        <w:t xml:space="preserve">2. Atualizar upload </w:t>
+      </w:r>
+      <w:proofErr w:type="spellStart"/>
+      <w:r>
+        <w:t>multipart</w:t>
+      </w:r>
+      <w:proofErr w:type="spellEnd"/>
+      <w:r>
+        <w:t xml:space="preserve"> para receber lista </w:t>
+      </w:r>
+      <w:proofErr w:type="spellStart"/>
+      <w:r>
+        <w:t>timestamps</w:t>
+      </w:r>
+      <w:proofErr w:type="spellEnd"/>
+      <w:r>
+        <w:t xml:space="preserve"> alinhada às imagens.</w:t>
+      </w:r>
+      <w:r>
+        <w:br/>
+        <w:t xml:space="preserve">3. Validar cardinalidade entre </w:t>
+      </w:r>
+      <w:proofErr w:type="spellStart"/>
+      <w:proofErr w:type="gramStart"/>
+      <w:r>
+        <w:t>images</w:t>
+      </w:r>
+      <w:proofErr w:type="spellEnd"/>
+      <w:r>
+        <w:t>[</w:t>
+      </w:r>
+      <w:proofErr w:type="gramEnd"/>
+      <w:r>
+        <w:t xml:space="preserve">] e </w:t>
+      </w:r>
+      <w:proofErr w:type="spellStart"/>
+      <w:proofErr w:type="gramStart"/>
+      <w:r>
+        <w:t>timestamps</w:t>
+      </w:r>
+      <w:proofErr w:type="spellEnd"/>
+      <w:r>
+        <w:t>[</w:t>
+      </w:r>
+      <w:proofErr w:type="gramEnd"/>
+      <w:r>
+        <w:t>].</w:t>
+      </w:r>
+      <w:r>
+        <w:br/>
+        <w:t xml:space="preserve">4. Incluir </w:t>
+      </w:r>
+      <w:proofErr w:type="spellStart"/>
+      <w:r>
+        <w:t>captured_at</w:t>
+      </w:r>
+      <w:proofErr w:type="spellEnd"/>
+      <w:r>
+        <w:t xml:space="preserve"> no </w:t>
+      </w:r>
+      <w:proofErr w:type="spellStart"/>
+      <w:r>
+        <w:t>serializer</w:t>
+      </w:r>
+      <w:proofErr w:type="spellEnd"/>
+      <w:r>
+        <w:t xml:space="preserve"> de saída.</w:t>
+      </w:r>
+      <w:r>
+        <w:br/>
+        <w:t xml:space="preserve">5. Garantir </w:t>
+      </w:r>
+      <w:proofErr w:type="spellStart"/>
+      <w:r>
+        <w:t>timezone-aware</w:t>
+      </w:r>
+      <w:proofErr w:type="spellEnd"/>
+      <w:r>
+        <w:t>.</w:t>
+      </w:r>
+      <w:r>
+        <w:br/>
+        <w:t>6. Criar testes para:</w:t>
+      </w:r>
+      <w:r>
+        <w:br/>
+        <w:t xml:space="preserve">   - upload com </w:t>
+      </w:r>
+      <w:proofErr w:type="spellStart"/>
+      <w:r>
+        <w:t>timestamp</w:t>
+      </w:r>
+      <w:proofErr w:type="spellEnd"/>
+      <w:r>
+        <w:br/>
+        <w:t xml:space="preserve">   - upload sem </w:t>
+      </w:r>
+      <w:proofErr w:type="spellStart"/>
+      <w:r>
+        <w:t>timestamp</w:t>
+      </w:r>
+      <w:proofErr w:type="spellEnd"/>
+      <w:r>
+        <w:br/>
+        <w:t xml:space="preserve">   - erro de cardinalidade</w:t>
+      </w:r>
+      <w:r>
+        <w:br/>
+      </w:r>
+      <w:r>
+        <w:br/>
+        <w:t>Critérios de aceite:</w:t>
+      </w:r>
+      <w:r>
+        <w:br/>
+        <w:t xml:space="preserve">- toda evidência pode ter </w:t>
+      </w:r>
+      <w:proofErr w:type="spellStart"/>
+      <w:r>
+        <w:t>captured_at</w:t>
+      </w:r>
+      <w:proofErr w:type="spellEnd"/>
+      <w:r>
+        <w:br/>
+        <w:t xml:space="preserve">- </w:t>
+      </w:r>
+      <w:proofErr w:type="spellStart"/>
+      <w:r>
+        <w:t>timestamp</w:t>
+      </w:r>
+      <w:proofErr w:type="spellEnd"/>
+      <w:r>
+        <w:t xml:space="preserve"> retornado no GET</w:t>
+      </w:r>
+      <w:r>
+        <w:br/>
+        <w:t xml:space="preserve">- erro 400 quando quantidade de </w:t>
+      </w:r>
+      <w:proofErr w:type="spellStart"/>
+      <w:r>
+        <w:t>timestamps</w:t>
+      </w:r>
+      <w:proofErr w:type="spellEnd"/>
+      <w:r>
+        <w:t xml:space="preserve"> divergir das imagens</w:t>
+      </w:r>
+    </w:p>
+    <w:p>
+      <w:pPr>
+        <w:rPr>
+          <w:b/>
+          <w:bCs/>
+        </w:rPr>
+      </w:pPr>
+      <w:r>
+        <w:rPr>
+          <w:b/>
+          <w:bCs/>
+        </w:rPr>
+        <w:t xml:space="preserve">3) Prompt — </w:t>
+      </w:r>
+      <w:proofErr w:type="spellStart"/>
+      <w:r>
+        <w:rPr>
+          <w:b/>
+          <w:bCs/>
+        </w:rPr>
+        <w:t>Backend</w:t>
+      </w:r>
+      <w:proofErr w:type="spellEnd"/>
+      <w:r>
+        <w:rPr>
+          <w:b/>
+          <w:bCs/>
+        </w:rPr>
+        <w:t>: fila assíncrona para processamento</w:t>
+      </w:r>
+    </w:p>
+    <w:p>
+      <w:r>
+        <w:t xml:space="preserve">Implementar processamento assíncrono de avaliações no </w:t>
+      </w:r>
+      <w:proofErr w:type="spellStart"/>
+      <w:r>
+        <w:t>backend</w:t>
+      </w:r>
+      <w:proofErr w:type="spellEnd"/>
+      <w:r>
+        <w:t xml:space="preserve"> </w:t>
+      </w:r>
+      <w:proofErr w:type="spellStart"/>
+      <w:r>
+        <w:t>WorkSafety</w:t>
+      </w:r>
+      <w:proofErr w:type="spellEnd"/>
+      <w:r>
+        <w:t xml:space="preserve"> com </w:t>
+      </w:r>
+      <w:proofErr w:type="spellStart"/>
+      <w:r>
+        <w:t>Celery</w:t>
+      </w:r>
+      <w:proofErr w:type="spellEnd"/>
+      <w:r>
+        <w:t xml:space="preserve"> + Redis.</w:t>
+      </w:r>
+      <w:r>
+        <w:br/>
+      </w:r>
+      <w:r>
+        <w:br/>
+        <w:t>Objetivo:</w:t>
+      </w:r>
+      <w:r>
+        <w:br/>
+        <w:t>Permitir envio em lote, reprocessamento e status assíncrono por avaliação.</w:t>
+      </w:r>
+      <w:r>
+        <w:br/>
+      </w:r>
+      <w:r>
+        <w:br/>
+        <w:t>Tarefas:</w:t>
+      </w:r>
+      <w:r>
+        <w:br/>
+        <w:t xml:space="preserve">1. Adicionar Redis ao </w:t>
+      </w:r>
+      <w:proofErr w:type="spellStart"/>
+      <w:r>
+        <w:t>docker-compose</w:t>
+      </w:r>
+      <w:proofErr w:type="spellEnd"/>
+      <w:r>
+        <w:t>.</w:t>
+      </w:r>
+      <w:r>
+        <w:br/>
+        <w:t xml:space="preserve">2. Configurar </w:t>
+      </w:r>
+      <w:proofErr w:type="spellStart"/>
+      <w:r>
+        <w:t>Celery</w:t>
+      </w:r>
+      <w:proofErr w:type="spellEnd"/>
+      <w:r>
+        <w:t xml:space="preserve"> no </w:t>
+      </w:r>
+      <w:proofErr w:type="spellStart"/>
+      <w:r>
+        <w:t>backend</w:t>
+      </w:r>
+      <w:proofErr w:type="spellEnd"/>
+      <w:r>
+        <w:t xml:space="preserve"> Django.</w:t>
+      </w:r>
+      <w:r>
+        <w:br/>
+        <w:t xml:space="preserve">3. Criar </w:t>
+      </w:r>
+      <w:proofErr w:type="spellStart"/>
+      <w:r>
+        <w:t>task</w:t>
+      </w:r>
+      <w:proofErr w:type="spellEnd"/>
+      <w:r>
+        <w:t xml:space="preserve"> </w:t>
+      </w:r>
+      <w:proofErr w:type="spellStart"/>
+      <w:r>
+        <w:t>process_assessment</w:t>
+      </w:r>
+      <w:proofErr w:type="spellEnd"/>
+      <w:r>
+        <w:t>(</w:t>
+      </w:r>
+      <w:proofErr w:type="spellStart"/>
+      <w:r>
+        <w:t>assessment_id</w:t>
+      </w:r>
+      <w:proofErr w:type="spellEnd"/>
+      <w:r>
+        <w:t>).</w:t>
+      </w:r>
+      <w:r>
+        <w:br/>
+        <w:t xml:space="preserve">4. Criar model </w:t>
+      </w:r>
+      <w:proofErr w:type="spellStart"/>
+      <w:r>
+        <w:t>AIInferenceResult</w:t>
+      </w:r>
+      <w:proofErr w:type="spellEnd"/>
+      <w:r>
+        <w:t xml:space="preserve"> com:</w:t>
+      </w:r>
+      <w:r>
+        <w:br/>
+        <w:t xml:space="preserve">   - assessment</w:t>
+      </w:r>
+      <w:r>
+        <w:br/>
+      </w:r>
+      <w:r>
+        <w:lastRenderedPageBreak/>
+        <w:t xml:space="preserve">   - status</w:t>
+      </w:r>
+      <w:r>
+        <w:br/>
+        <w:t xml:space="preserve">   - </w:t>
+      </w:r>
+      <w:proofErr w:type="spellStart"/>
+      <w:r>
+        <w:t>result_json</w:t>
+      </w:r>
+      <w:proofErr w:type="spellEnd"/>
+      <w:r>
+        <w:br/>
+        <w:t xml:space="preserve">   - </w:t>
+      </w:r>
+      <w:proofErr w:type="spellStart"/>
+      <w:r>
+        <w:t>error_message</w:t>
+      </w:r>
+      <w:proofErr w:type="spellEnd"/>
+      <w:r>
+        <w:br/>
+        <w:t xml:space="preserve">   - </w:t>
+      </w:r>
+      <w:proofErr w:type="spellStart"/>
+      <w:r>
+        <w:t>model_version</w:t>
+      </w:r>
+      <w:proofErr w:type="spellEnd"/>
+      <w:r>
+        <w:br/>
+        <w:t xml:space="preserve">   - </w:t>
+      </w:r>
+      <w:proofErr w:type="spellStart"/>
+      <w:r>
+        <w:t>started_at</w:t>
+      </w:r>
+      <w:proofErr w:type="spellEnd"/>
+      <w:r>
+        <w:br/>
+        <w:t xml:space="preserve">   - </w:t>
+      </w:r>
+      <w:proofErr w:type="spellStart"/>
+      <w:r>
+        <w:t>finished_at</w:t>
+      </w:r>
+      <w:proofErr w:type="spellEnd"/>
+      <w:r>
+        <w:br/>
+        <w:t xml:space="preserve">5. Ao finalizar </w:t>
+      </w:r>
+      <w:proofErr w:type="spellStart"/>
+      <w:r>
+        <w:t>sync</w:t>
+      </w:r>
+      <w:proofErr w:type="spellEnd"/>
+      <w:r>
+        <w:t>, enfileirar automaticamente o processamento.</w:t>
+      </w:r>
+      <w:r>
+        <w:br/>
+        <w:t>6. Em caso de erro, marcar avaliação como ERROR_AI.</w:t>
+      </w:r>
+      <w:r>
+        <w:br/>
+        <w:t xml:space="preserve">7. Criar </w:t>
+      </w:r>
+      <w:proofErr w:type="spellStart"/>
+      <w:r>
+        <w:t>endpoint</w:t>
+      </w:r>
+      <w:proofErr w:type="spellEnd"/>
+      <w:r>
+        <w:t xml:space="preserve"> GET /assessments/{id}/</w:t>
+      </w:r>
+      <w:proofErr w:type="spellStart"/>
+      <w:r>
+        <w:t>processing</w:t>
+      </w:r>
+      <w:proofErr w:type="spellEnd"/>
+      <w:r>
+        <w:t>-status.</w:t>
+      </w:r>
+      <w:r>
+        <w:br/>
+        <w:t xml:space="preserve">8. Criar </w:t>
+      </w:r>
+      <w:proofErr w:type="spellStart"/>
+      <w:r>
+        <w:t>endpoint</w:t>
+      </w:r>
+      <w:proofErr w:type="spellEnd"/>
+      <w:r>
+        <w:t xml:space="preserve"> POST /assessments/{id}/</w:t>
+      </w:r>
+      <w:proofErr w:type="spellStart"/>
+      <w:r>
+        <w:t>reprocess-</w:t>
+      </w:r>
+      <w:proofErr w:type="gramStart"/>
+      <w:r>
+        <w:t>ai</w:t>
+      </w:r>
+      <w:proofErr w:type="spellEnd"/>
+      <w:proofErr w:type="gramEnd"/>
+      <w:r>
+        <w:t>.</w:t>
+      </w:r>
+      <w:r>
+        <w:br/>
+        <w:t xml:space="preserve">9. Adicionar testes de integração com </w:t>
+      </w:r>
+      <w:proofErr w:type="spellStart"/>
+      <w:r>
+        <w:t>mock</w:t>
+      </w:r>
+      <w:proofErr w:type="spellEnd"/>
+      <w:r>
+        <w:t xml:space="preserve"> do serviço de IA.</w:t>
+      </w:r>
+      <w:r>
+        <w:br/>
+      </w:r>
+      <w:r>
+        <w:br/>
+        <w:t>Critérios de aceite:</w:t>
+      </w:r>
+      <w:r>
+        <w:br/>
+        <w:t>- avaliação em SYNCED entra na fila</w:t>
+      </w:r>
+      <w:r>
+        <w:br/>
+        <w:t>- sucesso gera AI_REVIEWED</w:t>
+      </w:r>
+      <w:r>
+        <w:br/>
+        <w:t>- falha gera ERROR_AI</w:t>
+      </w:r>
+      <w:r>
+        <w:br/>
+        <w:t>- reprocessamento funciona</w:t>
+      </w:r>
+    </w:p>
+    <w:p>
+      <w:pPr>
+        <w:rPr>
+          <w:b/>
+          <w:bCs/>
+        </w:rPr>
+      </w:pPr>
+      <w:r>
+        <w:rPr>
+          <w:b/>
+          <w:bCs/>
+        </w:rPr>
+        <w:t xml:space="preserve">4) Prompt — </w:t>
+      </w:r>
+      <w:proofErr w:type="spellStart"/>
+      <w:r>
+        <w:rPr>
+          <w:b/>
+          <w:bCs/>
+        </w:rPr>
+        <w:t>Backend</w:t>
+      </w:r>
+      <w:proofErr w:type="spellEnd"/>
+      <w:r>
+        <w:rPr>
+          <w:b/>
+          <w:bCs/>
+        </w:rPr>
+        <w:t>: geração de PDF</w:t>
+      </w:r>
+    </w:p>
+    <w:p>
+      <w:r>
+        <w:t xml:space="preserve">Implementar geração de relatório PDF no </w:t>
+      </w:r>
+      <w:proofErr w:type="spellStart"/>
+      <w:r>
+        <w:t>backend</w:t>
+      </w:r>
+      <w:proofErr w:type="spellEnd"/>
+      <w:r>
+        <w:t xml:space="preserve"> </w:t>
+      </w:r>
+      <w:proofErr w:type="spellStart"/>
+      <w:r>
+        <w:t>WorkSafety</w:t>
+      </w:r>
+      <w:proofErr w:type="spellEnd"/>
+      <w:r>
+        <w:t>.</w:t>
+      </w:r>
+      <w:r>
+        <w:br/>
+      </w:r>
+      <w:r>
+        <w:br/>
+        <w:t>Objetivo:</w:t>
+      </w:r>
+      <w:r>
+        <w:br/>
+        <w:t>Gerar PDF da avaliação contendo dados gerais, imagens anonimizadas, riscos, classificações e normas sugeridas.</w:t>
+      </w:r>
+      <w:r>
+        <w:br/>
+      </w:r>
+      <w:r>
+        <w:br/>
+        <w:t>Tarefas:</w:t>
+      </w:r>
+      <w:r>
+        <w:br/>
+        <w:t xml:space="preserve">1. Criar </w:t>
+      </w:r>
+      <w:proofErr w:type="spellStart"/>
+      <w:r>
+        <w:t>endpoint</w:t>
+      </w:r>
+      <w:proofErr w:type="spellEnd"/>
+      <w:r>
+        <w:t xml:space="preserve"> POST /assessments/{id}/</w:t>
+      </w:r>
+      <w:proofErr w:type="spellStart"/>
+      <w:r>
+        <w:t>generate</w:t>
+      </w:r>
+      <w:proofErr w:type="spellEnd"/>
+      <w:r>
+        <w:t>-report.</w:t>
+      </w:r>
+      <w:r>
+        <w:br/>
+        <w:t xml:space="preserve">2. Criar </w:t>
+      </w:r>
+      <w:proofErr w:type="spellStart"/>
+      <w:r>
+        <w:t>endpoint</w:t>
+      </w:r>
+      <w:proofErr w:type="spellEnd"/>
+      <w:r>
+        <w:t xml:space="preserve"> GET /assessments/{id}/report.</w:t>
+      </w:r>
+      <w:r>
+        <w:br/>
+        <w:t xml:space="preserve">3. Montar </w:t>
+      </w:r>
+      <w:proofErr w:type="spellStart"/>
+      <w:r>
+        <w:t>template</w:t>
+      </w:r>
+      <w:proofErr w:type="spellEnd"/>
+      <w:r>
+        <w:t xml:space="preserve"> do PDF com:</w:t>
+      </w:r>
+      <w:r>
+        <w:br/>
+        <w:t xml:space="preserve">   - cabeçalho</w:t>
+      </w:r>
+      <w:r>
+        <w:br/>
+        <w:t xml:space="preserve">   - metadados da avaliação</w:t>
+      </w:r>
+      <w:r>
+        <w:br/>
+        <w:t xml:space="preserve">   - imagens</w:t>
+      </w:r>
+      <w:r>
+        <w:br/>
+        <w:t xml:space="preserve">   - checklist de riscos</w:t>
+      </w:r>
+      <w:r>
+        <w:br/>
+        <w:t xml:space="preserve">   - classificações</w:t>
+      </w:r>
+      <w:r>
+        <w:br/>
+      </w:r>
+      <w:r>
+        <w:lastRenderedPageBreak/>
+        <w:t xml:space="preserve">   - normas correlacionadas</w:t>
+      </w:r>
+      <w:r>
+        <w:br/>
+        <w:t>4. Armazenar arquivo gerado com vínculo à avaliação.</w:t>
+      </w:r>
+      <w:r>
+        <w:br/>
+        <w:t>5. Implementar geração assíncrona se necessário.</w:t>
+      </w:r>
+      <w:r>
+        <w:br/>
+        <w:t xml:space="preserve">6. Retornar status de relatório: </w:t>
+      </w:r>
+      <w:proofErr w:type="spellStart"/>
+      <w:r>
+        <w:t>pending</w:t>
+      </w:r>
+      <w:proofErr w:type="spellEnd"/>
+      <w:r>
+        <w:t xml:space="preserve">, </w:t>
+      </w:r>
+      <w:proofErr w:type="spellStart"/>
+      <w:r>
+        <w:t>ready</w:t>
+      </w:r>
+      <w:proofErr w:type="spellEnd"/>
+      <w:r>
+        <w:t xml:space="preserve">, </w:t>
+      </w:r>
+      <w:proofErr w:type="spellStart"/>
+      <w:r>
+        <w:t>error</w:t>
+      </w:r>
+      <w:proofErr w:type="spellEnd"/>
+      <w:r>
+        <w:t>.</w:t>
+      </w:r>
+      <w:r>
+        <w:br/>
+        <w:t>7. Criar testes para geração com até 10 imagens.</w:t>
+      </w:r>
+      <w:r>
+        <w:br/>
+      </w:r>
+      <w:r>
+        <w:br/>
+        <w:t>Critérios de aceite:</w:t>
+      </w:r>
+      <w:r>
+        <w:br/>
+        <w:t>- PDF gerado e disponível para download</w:t>
+      </w:r>
+      <w:r>
+        <w:br/>
+        <w:t>- relatório acessível em até 15 segundos no cenário MVP</w:t>
+      </w:r>
+    </w:p>
+    <w:p>
+      <w:pPr>
+        <w:rPr>
+          <w:b/>
+          <w:bCs/>
+        </w:rPr>
+      </w:pPr>
+      <w:r>
+        <w:rPr>
+          <w:b/>
+          <w:bCs/>
+        </w:rPr>
+        <w:t xml:space="preserve">5) Prompt — </w:t>
+      </w:r>
+      <w:proofErr w:type="spellStart"/>
+      <w:r>
+        <w:rPr>
+          <w:b/>
+          <w:bCs/>
+        </w:rPr>
+        <w:t>Backend</w:t>
+      </w:r>
+      <w:proofErr w:type="spellEnd"/>
+      <w:r>
+        <w:rPr>
+          <w:b/>
+          <w:bCs/>
+        </w:rPr>
+        <w:t xml:space="preserve">: </w:t>
+      </w:r>
+      <w:proofErr w:type="spellStart"/>
+      <w:r>
+        <w:rPr>
+          <w:b/>
+          <w:bCs/>
+        </w:rPr>
+        <w:t>CRUDs</w:t>
+      </w:r>
+      <w:proofErr w:type="spellEnd"/>
+      <w:r>
+        <w:rPr>
+          <w:b/>
+          <w:bCs/>
+        </w:rPr>
+        <w:t xml:space="preserve"> para Retaguarda Web</w:t>
+      </w:r>
+    </w:p>
+    <w:p>
+      <w:r>
+        <w:t xml:space="preserve">Implementar no </w:t>
+      </w:r>
+      <w:proofErr w:type="spellStart"/>
+      <w:r>
+        <w:t>backend</w:t>
+      </w:r>
+      <w:proofErr w:type="spellEnd"/>
+      <w:r>
+        <w:t xml:space="preserve"> os </w:t>
+      </w:r>
+      <w:proofErr w:type="spellStart"/>
+      <w:r>
+        <w:t>endpoints</w:t>
+      </w:r>
+      <w:proofErr w:type="spellEnd"/>
+      <w:r>
+        <w:t xml:space="preserve"> administrativos necessários para o módulo </w:t>
+      </w:r>
+      <w:proofErr w:type="spellStart"/>
+      <w:r>
+        <w:t>WorkSafetyWeb</w:t>
+      </w:r>
+      <w:proofErr w:type="spellEnd"/>
+      <w:r>
+        <w:t>.</w:t>
+      </w:r>
+      <w:r>
+        <w:br/>
+      </w:r>
+      <w:r>
+        <w:br/>
+        <w:t>Escopo:</w:t>
+      </w:r>
+      <w:r>
+        <w:br/>
+        <w:t>- usuários</w:t>
+      </w:r>
+      <w:r>
+        <w:br/>
+        <w:t>- tipos de avaliação</w:t>
+      </w:r>
+      <w:r>
+        <w:br/>
+        <w:t>- tipos de ambiente</w:t>
+      </w:r>
+      <w:r>
+        <w:br/>
+        <w:t>- tipos de risco</w:t>
+      </w:r>
+      <w:r>
+        <w:br/>
+        <w:t xml:space="preserve">- </w:t>
+      </w:r>
+      <w:proofErr w:type="spellStart"/>
+      <w:r>
+        <w:t>thresholds</w:t>
+      </w:r>
+      <w:proofErr w:type="spellEnd"/>
+      <w:r>
+        <w:t xml:space="preserve"> da IA</w:t>
+      </w:r>
+      <w:r>
+        <w:br/>
+      </w:r>
+      <w:r>
+        <w:br/>
+        <w:t>Tarefas:</w:t>
+      </w:r>
+      <w:r>
+        <w:br/>
+        <w:t>1. Criar models se ainda não existirem:</w:t>
+      </w:r>
+      <w:r>
+        <w:br/>
+        <w:t xml:space="preserve">   - </w:t>
+      </w:r>
+      <w:proofErr w:type="spellStart"/>
+      <w:r>
+        <w:t>AssessmentType</w:t>
+      </w:r>
+      <w:proofErr w:type="spellEnd"/>
+      <w:r>
+        <w:br/>
+        <w:t xml:space="preserve">   - </w:t>
+      </w:r>
+      <w:proofErr w:type="spellStart"/>
+      <w:r>
+        <w:t>EnvironmentType</w:t>
+      </w:r>
+      <w:proofErr w:type="spellEnd"/>
+      <w:r>
+        <w:br/>
+        <w:t xml:space="preserve">   - </w:t>
+      </w:r>
+      <w:proofErr w:type="spellStart"/>
+      <w:r>
+        <w:t>RiskType</w:t>
+      </w:r>
+      <w:proofErr w:type="spellEnd"/>
+      <w:r>
+        <w:br/>
+        <w:t xml:space="preserve">   - </w:t>
+      </w:r>
+      <w:proofErr w:type="spellStart"/>
+      <w:r>
+        <w:t>AIThresholdConfig</w:t>
+      </w:r>
+      <w:proofErr w:type="spellEnd"/>
+      <w:r>
+        <w:br/>
+        <w:t xml:space="preserve">2. Criar </w:t>
+      </w:r>
+      <w:proofErr w:type="spellStart"/>
+      <w:r>
+        <w:t>ViewSets</w:t>
+      </w:r>
+      <w:proofErr w:type="spellEnd"/>
+      <w:r>
+        <w:t xml:space="preserve"> DRF com autenticação e permissão de admin.</w:t>
+      </w:r>
+      <w:r>
+        <w:br/>
+        <w:t xml:space="preserve">3. </w:t>
+      </w:r>
+      <w:proofErr w:type="spellStart"/>
+      <w:r>
+        <w:t>Endpoints</w:t>
+      </w:r>
+      <w:proofErr w:type="spellEnd"/>
+      <w:r>
+        <w:t>:</w:t>
+      </w:r>
+      <w:r>
+        <w:br/>
+        <w:t xml:space="preserve">   - /admin/</w:t>
+      </w:r>
+      <w:proofErr w:type="spellStart"/>
+      <w:r>
+        <w:t>users</w:t>
+      </w:r>
+      <w:proofErr w:type="spellEnd"/>
+      <w:r>
+        <w:br/>
+        <w:t xml:space="preserve">   - /admin/assessment-</w:t>
+      </w:r>
+      <w:proofErr w:type="spellStart"/>
+      <w:r>
+        <w:t>types</w:t>
+      </w:r>
+      <w:proofErr w:type="spellEnd"/>
+      <w:r>
+        <w:br/>
+        <w:t xml:space="preserve">   - /admin/</w:t>
+      </w:r>
+      <w:proofErr w:type="spellStart"/>
+      <w:r>
+        <w:t>environment-types</w:t>
+      </w:r>
+      <w:proofErr w:type="spellEnd"/>
+      <w:r>
+        <w:br/>
+        <w:t xml:space="preserve">   - /admin/</w:t>
+      </w:r>
+      <w:proofErr w:type="spellStart"/>
+      <w:r>
+        <w:t>risk-types</w:t>
+      </w:r>
+      <w:proofErr w:type="spellEnd"/>
+      <w:r>
+        <w:br/>
+        <w:t xml:space="preserve">   - /admin/</w:t>
+      </w:r>
+      <w:proofErr w:type="gramStart"/>
+      <w:r>
+        <w:t>ai</w:t>
+      </w:r>
+      <w:proofErr w:type="gramEnd"/>
+      <w:r>
+        <w:t>-</w:t>
+      </w:r>
+      <w:proofErr w:type="spellStart"/>
+      <w:r>
+        <w:t>thresholds</w:t>
+      </w:r>
+      <w:proofErr w:type="spellEnd"/>
+      <w:r>
+        <w:br/>
+      </w:r>
+      <w:r>
+        <w:lastRenderedPageBreak/>
+        <w:t>4. Permitir criar, editar, listar, desativar.</w:t>
+      </w:r>
+      <w:r>
+        <w:br/>
+        <w:t>5. Implementar filtros e busca.</w:t>
+      </w:r>
+      <w:r>
+        <w:br/>
+        <w:t>6. Registrar alterações críticas em log de auditoria.</w:t>
+      </w:r>
+      <w:r>
+        <w:br/>
+        <w:t xml:space="preserve">7. Publicar documentação </w:t>
+      </w:r>
+      <w:proofErr w:type="spellStart"/>
+      <w:r>
+        <w:t>OpenAPI</w:t>
+      </w:r>
+      <w:proofErr w:type="spellEnd"/>
+      <w:r>
+        <w:t>.</w:t>
+      </w:r>
+      <w:r>
+        <w:br/>
+      </w:r>
+      <w:r>
+        <w:br/>
+        <w:t>Critérios de aceite:</w:t>
+      </w:r>
+      <w:r>
+        <w:br/>
+        <w:t xml:space="preserve">- </w:t>
+      </w:r>
+      <w:proofErr w:type="spellStart"/>
+      <w:r>
+        <w:t>WorkSafetyWeb</w:t>
+      </w:r>
+      <w:proofErr w:type="spellEnd"/>
+      <w:r>
+        <w:t xml:space="preserve"> consegue consumir todos os </w:t>
+      </w:r>
+      <w:proofErr w:type="spellStart"/>
+      <w:r>
+        <w:t>CRUDs</w:t>
+      </w:r>
+      <w:proofErr w:type="spellEnd"/>
+      <w:r>
+        <w:t xml:space="preserve"> administrativos</w:t>
+      </w:r>
+      <w:r>
+        <w:br/>
+        <w:t>- somente usuários admin têm acesso</w:t>
+      </w:r>
+      <w:r>
+        <w:br/>
+        <w:t>- alterações ficam auditáveis</w:t>
+      </w:r>
+    </w:p>
+    <w:p>
+      <w:pPr>
+        <w:rPr>
+          <w:b/>
+          <w:bCs/>
+        </w:rPr>
+      </w:pPr>
+      <w:r>
+        <w:rPr>
+          <w:b/>
+          <w:bCs/>
+        </w:rPr>
+        <w:t xml:space="preserve">6) Prompt — </w:t>
+      </w:r>
+      <w:proofErr w:type="spellStart"/>
+      <w:r>
+        <w:rPr>
+          <w:b/>
+          <w:bCs/>
+        </w:rPr>
+        <w:t>WorkSafetyWeb</w:t>
+      </w:r>
+      <w:proofErr w:type="spellEnd"/>
+      <w:r>
+        <w:rPr>
+          <w:b/>
+          <w:bCs/>
+        </w:rPr>
+        <w:t>: painel de administração</w:t>
+      </w:r>
+    </w:p>
+    <w:p>
+      <w:r>
+        <w:t xml:space="preserve">Implementar no módulo </w:t>
+      </w:r>
+      <w:proofErr w:type="spellStart"/>
+      <w:r>
+        <w:t>WorkSafetyWeb</w:t>
+      </w:r>
+      <w:proofErr w:type="spellEnd"/>
+      <w:r>
+        <w:t xml:space="preserve"> o painel administrativo integrado ao </w:t>
+      </w:r>
+      <w:proofErr w:type="spellStart"/>
+      <w:r>
+        <w:t>backend</w:t>
+      </w:r>
+      <w:proofErr w:type="spellEnd"/>
+      <w:r>
+        <w:t xml:space="preserve"> </w:t>
+      </w:r>
+      <w:proofErr w:type="spellStart"/>
+      <w:r>
+        <w:t>WorkSafety</w:t>
+      </w:r>
+      <w:proofErr w:type="spellEnd"/>
+      <w:r>
+        <w:t>.</w:t>
+      </w:r>
+      <w:r>
+        <w:br/>
+      </w:r>
+      <w:r>
+        <w:br/>
+        <w:t>Objetivo:</w:t>
+      </w:r>
+      <w:r>
+        <w:br/>
+        <w:t>Permitir administrar usuários e parametrizações do sistema.</w:t>
+      </w:r>
+      <w:r>
+        <w:br/>
+      </w:r>
+      <w:r>
+        <w:br/>
+        <w:t>Telas:</w:t>
+      </w:r>
+      <w:r>
+        <w:br/>
+        <w:t>1. Login administrativo</w:t>
+      </w:r>
+      <w:r>
+        <w:br/>
+        <w:t>2. Gestão de usuários</w:t>
+      </w:r>
+      <w:r>
+        <w:br/>
+        <w:t>3. Tipos de avaliação</w:t>
+      </w:r>
+      <w:r>
+        <w:br/>
+        <w:t>4. Tipos de ambiente</w:t>
+      </w:r>
+      <w:r>
+        <w:br/>
+        <w:t>5. Tipos de risco</w:t>
+      </w:r>
+      <w:r>
+        <w:br/>
+        <w:t xml:space="preserve">6. </w:t>
+      </w:r>
+      <w:proofErr w:type="spellStart"/>
+      <w:r>
+        <w:t>Thresholds</w:t>
+      </w:r>
+      <w:proofErr w:type="spellEnd"/>
+      <w:r>
+        <w:t xml:space="preserve"> da IA</w:t>
+      </w:r>
+      <w:r>
+        <w:br/>
+      </w:r>
+      <w:r>
+        <w:br/>
+        <w:t>Requisitos:</w:t>
+      </w:r>
+      <w:r>
+        <w:br/>
+        <w:t xml:space="preserve">- usar autenticação do </w:t>
+      </w:r>
+      <w:proofErr w:type="spellStart"/>
+      <w:r>
+        <w:t>backend</w:t>
+      </w:r>
+      <w:proofErr w:type="spellEnd"/>
+      <w:r>
+        <w:br/>
+        <w:t xml:space="preserve">- exibir </w:t>
+      </w:r>
+      <w:proofErr w:type="spellStart"/>
+      <w:r>
+        <w:t>loading</w:t>
+      </w:r>
+      <w:proofErr w:type="spellEnd"/>
+      <w:r>
+        <w:t>, erro e estado vazio</w:t>
+      </w:r>
+      <w:r>
+        <w:br/>
+        <w:t>- permitir criar, editar, desativar</w:t>
+      </w:r>
+      <w:r>
+        <w:br/>
+        <w:t>- tabela com busca e filtro</w:t>
+      </w:r>
+      <w:r>
+        <w:br/>
+        <w:t>- controle por perfil</w:t>
+      </w:r>
+      <w:r>
+        <w:br/>
+      </w:r>
+      <w:r>
+        <w:br/>
+        <w:t>Critérios de aceite:</w:t>
+      </w:r>
+      <w:r>
+        <w:br/>
+        <w:t>- todas as telas consumindo API real</w:t>
+      </w:r>
+      <w:r>
+        <w:br/>
+      </w:r>
+      <w:r>
+        <w:lastRenderedPageBreak/>
+        <w:t>- operações CRUD completas</w:t>
+      </w:r>
+      <w:r>
+        <w:br/>
+        <w:t>- interface consistente e pronta para uso de backoffice</w:t>
+      </w:r>
+    </w:p>
+    <w:p>
+      <w:pPr>
+        <w:rPr>
+          <w:b/>
+          <w:bCs/>
+        </w:rPr>
+      </w:pPr>
+      <w:r>
+        <w:rPr>
+          <w:b/>
+          <w:bCs/>
+        </w:rPr>
+        <w:t xml:space="preserve">7) Prompt — </w:t>
+      </w:r>
+      <w:proofErr w:type="spellStart"/>
+      <w:r>
+        <w:rPr>
+          <w:b/>
+          <w:bCs/>
+        </w:rPr>
+        <w:t>WorkSafetyWeb</w:t>
+      </w:r>
+      <w:proofErr w:type="spellEnd"/>
+      <w:r>
+        <w:rPr>
+          <w:b/>
+          <w:bCs/>
+        </w:rPr>
+        <w:t>: painel de validação humana</w:t>
+      </w:r>
+    </w:p>
+    <w:p>
+      <w:r>
+        <w:t xml:space="preserve">Implementar no </w:t>
+      </w:r>
+      <w:proofErr w:type="spellStart"/>
+      <w:r>
+        <w:t>WorkSafetyWeb</w:t>
+      </w:r>
+      <w:proofErr w:type="spellEnd"/>
+      <w:r>
+        <w:t xml:space="preserve"> o painel de validação humana das avaliações processadas.</w:t>
+      </w:r>
+      <w:r>
+        <w:br/>
+      </w:r>
+      <w:r>
+        <w:br/>
+        <w:t>Objetivo:</w:t>
+      </w:r>
+      <w:r>
+        <w:br/>
+        <w:t>Permitir que o analista revise riscos detectados, confirme/corrija a análise e finalize a avaliação.</w:t>
+      </w:r>
+      <w:r>
+        <w:br/>
+      </w:r>
+      <w:r>
+        <w:br/>
+        <w:t>Tarefas:</w:t>
+      </w:r>
+      <w:r>
+        <w:br/>
+        <w:t>1. Criar listagem de avaliações em AI_REVIEWED.</w:t>
+      </w:r>
+      <w:r>
+        <w:br/>
+        <w:t>2. Criar tela de detalhe com:</w:t>
+      </w:r>
+      <w:r>
+        <w:br/>
+        <w:t xml:space="preserve">   - dados da avaliação</w:t>
+      </w:r>
+      <w:r>
+        <w:br/>
+        <w:t xml:space="preserve">   - imagens anonimizadas</w:t>
+      </w:r>
+      <w:r>
+        <w:br/>
+        <w:t xml:space="preserve">   - riscos por imagem</w:t>
+      </w:r>
+      <w:r>
+        <w:br/>
+        <w:t xml:space="preserve">   - classificação</w:t>
+      </w:r>
+      <w:r>
+        <w:br/>
+        <w:t xml:space="preserve">   - confiança</w:t>
+      </w:r>
+      <w:r>
+        <w:br/>
+        <w:t xml:space="preserve">   - norma sugerida</w:t>
+      </w:r>
+      <w:r>
+        <w:br/>
+        <w:t>3. Ações:</w:t>
+      </w:r>
+      <w:r>
+        <w:br/>
+        <w:t xml:space="preserve">   - confirmar risco</w:t>
+      </w:r>
+      <w:r>
+        <w:br/>
+        <w:t xml:space="preserve">   - corrigir classificação</w:t>
+      </w:r>
+      <w:r>
+        <w:br/>
+        <w:t xml:space="preserve">   - inserir justificativa</w:t>
+      </w:r>
+      <w:r>
+        <w:br/>
+        <w:t xml:space="preserve">   - salvar validação</w:t>
+      </w:r>
+      <w:r>
+        <w:br/>
+        <w:t xml:space="preserve">   - finalizar avaliação</w:t>
+      </w:r>
+      <w:r>
+        <w:br/>
+        <w:t xml:space="preserve">4. Integrar com </w:t>
+      </w:r>
+      <w:proofErr w:type="spellStart"/>
+      <w:r>
+        <w:t>endpoints</w:t>
+      </w:r>
+      <w:proofErr w:type="spellEnd"/>
+      <w:r>
+        <w:t xml:space="preserve"> de validação humana do </w:t>
+      </w:r>
+      <w:proofErr w:type="spellStart"/>
+      <w:r>
+        <w:t>backend</w:t>
+      </w:r>
+      <w:proofErr w:type="spellEnd"/>
+      <w:r>
+        <w:t>.</w:t>
+      </w:r>
+      <w:r>
+        <w:br/>
+      </w:r>
+      <w:r>
+        <w:br/>
+        <w:t>Critérios de aceite:</w:t>
+      </w:r>
+      <w:r>
+        <w:br/>
+        <w:t>- avaliação pode ser validada e movida para HUMAN_VALIDATED/FINALIZED</w:t>
+      </w:r>
+      <w:r>
+        <w:br/>
+        <w:t>- justificativas e histórico ficam persistidos</w:t>
+      </w:r>
+    </w:p>
+    <w:p>
+      <w:pPr>
+        <w:rPr>
+          <w:b/>
+          <w:bCs/>
+        </w:rPr>
+      </w:pPr>
+      <w:r>
+        <w:rPr>
+          <w:b/>
+          <w:bCs/>
+        </w:rPr>
+        <w:t xml:space="preserve">8) Prompt — Mobile: </w:t>
+      </w:r>
+      <w:proofErr w:type="spellStart"/>
+      <w:r>
+        <w:rPr>
+          <w:b/>
+          <w:bCs/>
+        </w:rPr>
+        <w:t>retry</w:t>
+      </w:r>
+      <w:proofErr w:type="spellEnd"/>
+      <w:r>
+        <w:rPr>
+          <w:b/>
+          <w:bCs/>
+        </w:rPr>
+        <w:t xml:space="preserve"> automático e fila local</w:t>
+      </w:r>
+    </w:p>
+    <w:p>
+      <w:r>
+        <w:t xml:space="preserve">Implementar no app mobile </w:t>
+      </w:r>
+      <w:proofErr w:type="spellStart"/>
+      <w:r>
+        <w:t>WorkSafety</w:t>
+      </w:r>
+      <w:proofErr w:type="spellEnd"/>
+      <w:r>
+        <w:t xml:space="preserve"> fila local resiliente para sincronização de avaliações.</w:t>
+      </w:r>
+      <w:r>
+        <w:br/>
+      </w:r>
+      <w:r>
+        <w:br/>
+        <w:t>Objetivo:</w:t>
+      </w:r>
+      <w:r>
+        <w:br/>
+      </w:r>
+      <w:r>
+        <w:lastRenderedPageBreak/>
+        <w:t xml:space="preserve">Garantir tolerância a falha de rede com 3 tentativas automáticas, </w:t>
+      </w:r>
+      <w:proofErr w:type="spellStart"/>
+      <w:r>
+        <w:t>backoff</w:t>
+      </w:r>
+      <w:proofErr w:type="spellEnd"/>
+      <w:r>
+        <w:t xml:space="preserve"> exponencial e persistência local.</w:t>
+      </w:r>
+      <w:r>
+        <w:br/>
+      </w:r>
+      <w:r>
+        <w:br/>
+        <w:t>Tarefas:</w:t>
+      </w:r>
+      <w:r>
+        <w:br/>
+        <w:t xml:space="preserve">1. Criar estrutura </w:t>
+      </w:r>
+      <w:proofErr w:type="spellStart"/>
+      <w:r>
+        <w:t>SyncJob</w:t>
+      </w:r>
+      <w:proofErr w:type="spellEnd"/>
+      <w:r>
+        <w:t xml:space="preserve"> persistida localmente.</w:t>
+      </w:r>
+      <w:r>
+        <w:br/>
+        <w:t xml:space="preserve">2. Salvar assessment draft + imagens + </w:t>
+      </w:r>
+      <w:proofErr w:type="spellStart"/>
+      <w:r>
+        <w:t>timestamps</w:t>
+      </w:r>
+      <w:proofErr w:type="spellEnd"/>
+      <w:r>
+        <w:t>.</w:t>
+      </w:r>
+      <w:r>
+        <w:br/>
+        <w:t>3. Detectar conectividade e tentar sincronizar automaticamente.</w:t>
+      </w:r>
+      <w:r>
+        <w:br/>
+        <w:t xml:space="preserve">4. Aplicar </w:t>
+      </w:r>
+      <w:proofErr w:type="spellStart"/>
+      <w:r>
+        <w:t>backoff</w:t>
+      </w:r>
+      <w:proofErr w:type="spellEnd"/>
+      <w:r>
+        <w:t xml:space="preserve"> exponencial com até 3 tentativas.</w:t>
+      </w:r>
+      <w:r>
+        <w:br/>
+        <w:t>5. Exibir status por avaliação:</w:t>
+      </w:r>
+      <w:r>
+        <w:br/>
+        <w:t xml:space="preserve">   - pendente</w:t>
+      </w:r>
+      <w:r>
+        <w:br/>
+        <w:t xml:space="preserve">   - enviando</w:t>
+      </w:r>
+      <w:r>
+        <w:br/>
+        <w:t xml:space="preserve">   - concluído</w:t>
+      </w:r>
+      <w:r>
+        <w:br/>
+        <w:t xml:space="preserve">   - erro</w:t>
+      </w:r>
+      <w:r>
+        <w:br/>
+        <w:t xml:space="preserve">6. Permitir </w:t>
+      </w:r>
+      <w:proofErr w:type="spellStart"/>
+      <w:r>
+        <w:t>retry</w:t>
+      </w:r>
+      <w:proofErr w:type="spellEnd"/>
+      <w:r>
+        <w:t xml:space="preserve"> manual.</w:t>
+      </w:r>
+      <w:r>
+        <w:br/>
+        <w:t>7. Exibir notificações de sucesso e erro.</w:t>
+      </w:r>
+      <w:r>
+        <w:br/>
+      </w:r>
+      <w:r>
+        <w:br/>
+        <w:t>Critérios de aceite:</w:t>
+      </w:r>
+      <w:r>
+        <w:br/>
+        <w:t>- dados sobrevivem ao fechamento do app</w:t>
+      </w:r>
+      <w:r>
+        <w:br/>
+        <w:t>- reenvio automático ocorre ao voltar conexão</w:t>
+      </w:r>
+      <w:r>
+        <w:br/>
+        <w:t>- usuário vê claramente o estado da sincronização</w:t>
+      </w:r>
+    </w:p>
+    <w:p>
+      <w:pPr>
+        <w:rPr>
+          <w:b/>
+          <w:bCs/>
+        </w:rPr>
+      </w:pPr>
+      <w:r>
+        <w:rPr>
+          <w:b/>
+          <w:bCs/>
+        </w:rPr>
+        <w:t xml:space="preserve">9) Prompt — Mobile: exibir </w:t>
+      </w:r>
+      <w:proofErr w:type="spellStart"/>
+      <w:r>
+        <w:rPr>
+          <w:b/>
+          <w:bCs/>
+        </w:rPr>
+        <w:t>timestamp</w:t>
+      </w:r>
+      <w:proofErr w:type="spellEnd"/>
+      <w:r>
+        <w:rPr>
+          <w:b/>
+          <w:bCs/>
+        </w:rPr>
+        <w:t xml:space="preserve"> e detalhe da evidência</w:t>
+      </w:r>
+    </w:p>
+    <w:p>
+      <w:r>
+        <w:t xml:space="preserve">Ajustar o app mobile </w:t>
+      </w:r>
+      <w:proofErr w:type="spellStart"/>
+      <w:r>
+        <w:t>WorkSafety</w:t>
+      </w:r>
+      <w:proofErr w:type="spellEnd"/>
+      <w:r>
+        <w:t xml:space="preserve"> para exibir o </w:t>
+      </w:r>
+      <w:proofErr w:type="spellStart"/>
+      <w:r>
+        <w:t>timestamp</w:t>
+      </w:r>
+      <w:proofErr w:type="spellEnd"/>
+      <w:r>
+        <w:t xml:space="preserve"> das evidências capturadas.</w:t>
+      </w:r>
+      <w:r>
+        <w:br/>
+      </w:r>
+      <w:r>
+        <w:br/>
+        <w:t>Objetivo:</w:t>
+      </w:r>
+      <w:r>
+        <w:br/>
+        <w:t>Atender ao critério F1.7, exibindo data/hora no detalhe da evidência.</w:t>
+      </w:r>
+      <w:r>
+        <w:br/>
+      </w:r>
+      <w:r>
+        <w:br/>
+        <w:t>Tarefas:</w:t>
+      </w:r>
+      <w:r>
+        <w:br/>
+        <w:t xml:space="preserve">1. Garantir geração automática do </w:t>
+      </w:r>
+      <w:proofErr w:type="spellStart"/>
+      <w:r>
+        <w:t>timestamp</w:t>
+      </w:r>
+      <w:proofErr w:type="spellEnd"/>
+      <w:r>
+        <w:t xml:space="preserve"> na captura.</w:t>
+      </w:r>
+      <w:r>
+        <w:br/>
+        <w:t xml:space="preserve">2. Exibir </w:t>
+      </w:r>
+      <w:proofErr w:type="spellStart"/>
+      <w:r>
+        <w:t>timestamp</w:t>
+      </w:r>
+      <w:proofErr w:type="spellEnd"/>
+      <w:r>
+        <w:t xml:space="preserve"> na tela de revisão das fotos.</w:t>
+      </w:r>
+      <w:r>
+        <w:br/>
+        <w:t xml:space="preserve">3. Exibir </w:t>
+      </w:r>
+      <w:proofErr w:type="spellStart"/>
+      <w:r>
+        <w:t>timestamp</w:t>
+      </w:r>
+      <w:proofErr w:type="spellEnd"/>
+      <w:r>
+        <w:t xml:space="preserve"> no detalhe da evidência.</w:t>
+      </w:r>
+      <w:r>
+        <w:br/>
+        <w:t xml:space="preserve">4. Enviar o </w:t>
+      </w:r>
+      <w:proofErr w:type="spellStart"/>
+      <w:r>
+        <w:t>timestamp</w:t>
+      </w:r>
+      <w:proofErr w:type="spellEnd"/>
+      <w:r>
+        <w:t xml:space="preserve"> ao </w:t>
+      </w:r>
+      <w:proofErr w:type="spellStart"/>
+      <w:r>
+        <w:t>backend</w:t>
+      </w:r>
+      <w:proofErr w:type="spellEnd"/>
+      <w:r>
+        <w:t xml:space="preserve"> no upload.</w:t>
+      </w:r>
+      <w:r>
+        <w:br/>
+        <w:t xml:space="preserve">5. Tratar </w:t>
+      </w:r>
+      <w:proofErr w:type="spellStart"/>
+      <w:r>
+        <w:t>timezone</w:t>
+      </w:r>
+      <w:proofErr w:type="spellEnd"/>
+      <w:r>
+        <w:t xml:space="preserve"> e formato ISO 8601.</w:t>
+      </w:r>
+      <w:r>
+        <w:br/>
+      </w:r>
+      <w:r>
+        <w:br/>
+      </w:r>
+      <w:r>
+        <w:lastRenderedPageBreak/>
+        <w:t>Critérios de aceite:</w:t>
+      </w:r>
+      <w:r>
+        <w:br/>
+        <w:t>- toda foto mostra data/hora da captura</w:t>
+      </w:r>
+      <w:r>
+        <w:br/>
+        <w:t xml:space="preserve">- valor enviado e recuperado do </w:t>
+      </w:r>
+      <w:proofErr w:type="spellStart"/>
+      <w:r>
+        <w:t>backend</w:t>
+      </w:r>
+      <w:proofErr w:type="spellEnd"/>
+    </w:p>
+    <w:p>
+      <w:pPr>
+        <w:rPr>
+          <w:b/>
+          <w:bCs/>
+        </w:rPr>
+      </w:pPr>
+      <w:r>
+        <w:rPr>
+          <w:b/>
+          <w:bCs/>
+        </w:rPr>
+        <w:t xml:space="preserve">10) Prompt — </w:t>
+      </w:r>
+      <w:proofErr w:type="spellStart"/>
+      <w:r>
+        <w:rPr>
+          <w:b/>
+          <w:bCs/>
+        </w:rPr>
+        <w:t>Backend</w:t>
+      </w:r>
+      <w:proofErr w:type="spellEnd"/>
+      <w:r>
+        <w:rPr>
+          <w:b/>
+          <w:bCs/>
+        </w:rPr>
+        <w:t xml:space="preserve"> + Web: notificações de relatório pronto</w:t>
+      </w:r>
+    </w:p>
+    <w:p>
+      <w:r>
+        <w:t xml:space="preserve">Implementar notificação de geração de relatório no </w:t>
+      </w:r>
+      <w:proofErr w:type="spellStart"/>
+      <w:r>
+        <w:t>WorkSafety</w:t>
+      </w:r>
+      <w:proofErr w:type="spellEnd"/>
+      <w:r>
+        <w:t>.</w:t>
+      </w:r>
+      <w:r>
+        <w:br/>
+      </w:r>
+      <w:r>
+        <w:br/>
+        <w:t>Objetivo:</w:t>
+      </w:r>
+      <w:r>
+        <w:br/>
+        <w:t>Quando o PDF estiver pronto, o usuário deve ser notificado e receber link para download.</w:t>
+      </w:r>
+      <w:r>
+        <w:br/>
+      </w:r>
+      <w:r>
+        <w:br/>
+        <w:t>Tarefas:</w:t>
+      </w:r>
+      <w:r>
+        <w:br/>
+        <w:t xml:space="preserve">1. Criar evento de relatório pronto no </w:t>
+      </w:r>
+      <w:proofErr w:type="spellStart"/>
+      <w:r>
+        <w:t>backend</w:t>
+      </w:r>
+      <w:proofErr w:type="spellEnd"/>
+      <w:r>
+        <w:t>.</w:t>
+      </w:r>
+      <w:r>
+        <w:br/>
+        <w:t xml:space="preserve">2. Expor </w:t>
+      </w:r>
+      <w:proofErr w:type="spellStart"/>
+      <w:r>
+        <w:t>endpoint</w:t>
+      </w:r>
+      <w:proofErr w:type="spellEnd"/>
+      <w:r>
+        <w:t xml:space="preserve"> de notificações ou status do relatório.</w:t>
+      </w:r>
+      <w:r>
+        <w:br/>
+        <w:t xml:space="preserve">3. No </w:t>
+      </w:r>
+      <w:proofErr w:type="spellStart"/>
+      <w:r>
+        <w:t>WorkSafetyWeb</w:t>
+      </w:r>
+      <w:proofErr w:type="spellEnd"/>
+      <w:r>
+        <w:t>, exibir banner/</w:t>
+      </w:r>
+      <w:proofErr w:type="spellStart"/>
+      <w:r>
+        <w:t>toast</w:t>
+      </w:r>
+      <w:proofErr w:type="spellEnd"/>
+      <w:r>
+        <w:t>/card com link de download.</w:t>
+      </w:r>
+      <w:r>
+        <w:br/>
+        <w:t>4. Opcionalmente refletir a mesma notificação no mobile.</w:t>
+      </w:r>
+      <w:r>
+        <w:br/>
+        <w:t>5. Criar testes do fluxo completo.</w:t>
+      </w:r>
+      <w:r>
+        <w:br/>
+      </w:r>
+      <w:r>
+        <w:br/>
+        <w:t>Critérios de aceite:</w:t>
+      </w:r>
+      <w:r>
+        <w:br/>
+        <w:t>- usuário visualiza a notificação</w:t>
+      </w:r>
+      <w:r>
+        <w:br/>
+        <w:t>- link de download abre o PDF correto</w:t>
+      </w:r>
+    </w:p>
+    <w:p>
+      <w:r>
+        <w:pict w14:anchorId="3BEF9AA5">
+          <v:rect id="_x0000_i1066" style="width:0;height:1.5pt" o:hralign="center" o:hrstd="t" o:hr="t" fillcolor="#a0a0a0" stroked="f"/>
+        </w:pict>
+      </w:r>
+    </w:p>
+    <w:p>
+      <w:pPr>
+        <w:rPr>
+          <w:b/>
+          <w:bCs/>
+        </w:rPr>
+      </w:pPr>
+      <w:r>
+        <w:rPr>
+          <w:b/>
+          <w:bCs/>
+        </w:rPr>
+        <w:t>Priorização recomendada</w:t>
+      </w:r>
+    </w:p>
+    <w:p>
+      <w:r>
+        <w:t>A ordem mais segura para fechar as lacunas é:</w:t>
+      </w:r>
+    </w:p>
+    <w:p>
+      <w:pPr>
+        <w:numPr>
+          <w:ilvl w:val="0"/>
+          <w:numId w:val="9"/>
+        </w:numPr>
+      </w:pPr>
+      <w:proofErr w:type="spellStart"/>
+      <w:r>
+        <w:rPr>
+          <w:b/>
+          <w:bCs/>
+        </w:rPr>
+        <w:t>Backend</w:t>
+      </w:r>
+      <w:proofErr w:type="spellEnd"/>
+      <w:r>
+        <w:rPr>
+          <w:b/>
+          <w:bCs/>
+        </w:rPr>
+        <w:t xml:space="preserve"> base</w:t>
+      </w:r>
+    </w:p>
+    <w:p>
+      <w:pPr>
+        <w:numPr>
+          <w:ilvl w:val="1"/>
+          <w:numId w:val="9"/>
+        </w:numPr>
+      </w:pPr>
+      <w:r>
+        <w:t>ciclo de vida</w:t>
+      </w:r>
+    </w:p>
+    <w:p>
+      <w:pPr>
+        <w:numPr>
+          <w:ilvl w:val="1"/>
+          <w:numId w:val="9"/>
+        </w:numPr>
+      </w:pPr>
+      <w:proofErr w:type="spellStart"/>
+      <w:r>
+        <w:t>timestamp</w:t>
+      </w:r>
+      <w:proofErr w:type="spellEnd"/>
+    </w:p>
+    <w:p>
+      <w:pPr>
+        <w:numPr>
+          <w:ilvl w:val="1"/>
+          <w:numId w:val="9"/>
+        </w:numPr>
+      </w:pPr>
+      <w:r>
+        <w:t>fila assíncrona</w:t>
+      </w:r>
+    </w:p>
+    <w:p>
+      <w:pPr>
+        <w:numPr>
+          <w:ilvl w:val="1"/>
+          <w:numId w:val="9"/>
+        </w:numPr>
+      </w:pPr>
+      <w:proofErr w:type="spellStart"/>
+      <w:r>
+        <w:t>CRUDs</w:t>
+      </w:r>
+      <w:proofErr w:type="spellEnd"/>
+      <w:r>
+        <w:t xml:space="preserve"> administrativos</w:t>
+      </w:r>
+    </w:p>
+    <w:p>
+      <w:pPr>
+        <w:numPr>
+          <w:ilvl w:val="0"/>
+          <w:numId w:val="9"/>
+        </w:numPr>
+      </w:pPr>
+      <w:proofErr w:type="spellStart"/>
+      <w:r>
+        <w:rPr>
+          <w:b/>
+          <w:bCs/>
+        </w:rPr>
+        <w:t>WorkSafetyWeb</w:t>
+      </w:r>
+      <w:proofErr w:type="spellEnd"/>
+    </w:p>
+    <w:p>
+      <w:pPr>
+        <w:numPr>
+          <w:ilvl w:val="1"/>
+          <w:numId w:val="9"/>
+        </w:numPr>
+      </w:pPr>
+      <w:r>
+        <w:t>login admin</w:t>
+      </w:r>
+    </w:p>
+    <w:p>
+      <w:pPr>
+        <w:numPr>
+          <w:ilvl w:val="1"/>
+          <w:numId w:val="9"/>
+        </w:numPr>
+      </w:pPr>
+      <w:r>
+        <w:t>usuários</w:t>
+      </w:r>
+    </w:p>
+    <w:p>
+      <w:pPr>
+        <w:numPr>
+          <w:ilvl w:val="1"/>
+          <w:numId w:val="9"/>
+        </w:numPr>
+      </w:pPr>
+      <w:r>
+        <w:t>parametrizações</w:t>
+      </w:r>
+    </w:p>
+    <w:p>
+      <w:pPr>
+        <w:numPr>
+          <w:ilvl w:val="1"/>
+          <w:numId w:val="9"/>
+        </w:numPr>
+      </w:pPr>
+      <w:r>
+        <w:t>validação humana</w:t>
+      </w:r>
+    </w:p>
+    <w:p>
+      <w:pPr>
+        <w:numPr>
+          <w:ilvl w:val="1"/>
+          <w:numId w:val="9"/>
+        </w:numPr>
+      </w:pPr>
+      <w:r>
+        <w:lastRenderedPageBreak/>
+        <w:t>download de relatório</w:t>
+      </w:r>
+    </w:p>
+    <w:p>
+      <w:pPr>
+        <w:numPr>
+          <w:ilvl w:val="0"/>
+          <w:numId w:val="9"/>
+        </w:numPr>
+      </w:pPr>
+      <w:r>
+        <w:rPr>
+          <w:b/>
+          <w:bCs/>
+        </w:rPr>
+        <w:t>Mobile</w:t>
+      </w:r>
+    </w:p>
+    <w:p>
+      <w:pPr>
+        <w:numPr>
+          <w:ilvl w:val="1"/>
+          <w:numId w:val="9"/>
+        </w:numPr>
+      </w:pPr>
+      <w:proofErr w:type="spellStart"/>
+      <w:r>
+        <w:t>retry</w:t>
+      </w:r>
+      <w:proofErr w:type="spellEnd"/>
+      <w:r>
+        <w:t xml:space="preserve"> automático</w:t>
+      </w:r>
+    </w:p>
+    <w:p>
+      <w:pPr>
+        <w:numPr>
+          <w:ilvl w:val="1"/>
+          <w:numId w:val="9"/>
+        </w:numPr>
+      </w:pPr>
+      <w:r>
+        <w:t xml:space="preserve">exibição de </w:t>
+      </w:r>
+      <w:proofErr w:type="spellStart"/>
+      <w:r>
+        <w:t>timestamp</w:t>
+      </w:r>
+      <w:proofErr w:type="spellEnd"/>
+    </w:p>
+    <w:p>
+      <w:pPr>
+        <w:numPr>
+          <w:ilvl w:val="1"/>
+          <w:numId w:val="9"/>
+        </w:numPr>
+      </w:pPr>
+      <w:r>
+        <w:t xml:space="preserve">status de </w:t>
+      </w:r>
+      <w:proofErr w:type="spellStart"/>
+      <w:r>
+        <w:t>sync</w:t>
+      </w:r>
+      <w:proofErr w:type="spellEnd"/>
+      <w:r>
+        <w:t xml:space="preserve"> mais robusto</w:t>
+      </w:r>
+    </w:p>
+    <w:p>
+      <w:pPr>
+        <w:numPr>
+          <w:ilvl w:val="0"/>
+          <w:numId w:val="9"/>
+        </w:numPr>
+      </w:pPr>
+      <w:r>
+        <w:rPr>
+          <w:b/>
+          <w:bCs/>
+        </w:rPr>
+        <w:t>Fechamento Sprint 3</w:t>
+      </w:r>
+    </w:p>
+    <w:p>
+      <w:pPr>
+        <w:numPr>
+          <w:ilvl w:val="1"/>
+          <w:numId w:val="9"/>
+        </w:numPr>
+      </w:pPr>
+      <w:r>
+        <w:t>PDF</w:t>
+      </w:r>
+    </w:p>
+    <w:p>
+      <w:pPr>
+        <w:numPr>
+          <w:ilvl w:val="1"/>
+          <w:numId w:val="9"/>
+        </w:numPr>
+      </w:pPr>
+      <w:r>
+        <w:t>notificações</w:t>
+      </w:r>
+    </w:p>
+    <w:p>
+      <w:pPr>
+        <w:numPr>
+          <w:ilvl w:val="1"/>
+          <w:numId w:val="9"/>
+        </w:numPr>
+      </w:pPr>
+      <w:r>
+        <w:t xml:space="preserve">checklist real com dados do </w:t>
+      </w:r>
+      <w:proofErr w:type="spellStart"/>
+      <w:r>
+        <w:t>backend</w:t>
+      </w:r>
+      <w:proofErr w:type="spellEnd"/>
+    </w:p>
+    <w:p>
+      <w:r>
+        <w:t xml:space="preserve">Se quiser, eu posso transformar esse checklist em uma </w:t>
+      </w:r>
+      <w:r>
+        <w:rPr>
+          <w:b/>
+          <w:bCs/>
+        </w:rPr>
+        <w:t xml:space="preserve">planilha pronta para </w:t>
+      </w:r>
+      <w:proofErr w:type="spellStart"/>
+      <w:r>
+        <w:rPr>
+          <w:b/>
+          <w:bCs/>
+        </w:rPr>
+        <w:t>Jira</w:t>
+      </w:r>
+      <w:proofErr w:type="spellEnd"/>
+      <w:r>
+        <w:rPr>
+          <w:b/>
+          <w:bCs/>
+        </w:rPr>
+        <w:t>/</w:t>
+      </w:r>
+      <w:proofErr w:type="spellStart"/>
+      <w:r>
+        <w:rPr>
+          <w:b/>
+          <w:bCs/>
+        </w:rPr>
+        <w:t>ClickUp</w:t>
+      </w:r>
+      <w:proofErr w:type="spellEnd"/>
+      <w:r>
+        <w:t xml:space="preserve">, com colunas de </w:t>
+      </w:r>
+      <w:r>
+        <w:rPr>
+          <w:b/>
+          <w:bCs/>
+        </w:rPr>
+        <w:t>ID, tarefa, módulo, prioridade, status atual e prompt técnico</w:t>
+      </w:r>
+      <w:r>
+        <w:t>.</w:t>
+      </w:r>
+    </w:p>
+    <w:p/>
     <w:sectPr>
-      <w:pgSz w:h="16834" w:w="11909" w:orient="portrait"/>
-      <w:pgMar w:bottom="1440" w:top="1440" w:left="1440" w:right="1440" w:header="720" w:footer="720"/>
+      <w:pgSz w:w="16834" w:h="11909" w:orient="landscape"/>
+      <w:pgMar w:top="1440" w:right="1440" w:bottom="1440" w:left="1440" w:header="720" w:footer="720" w:gutter="0"/>
       <w:pgNumType w:start="1"/>
+      <w:cols w:space="720"/>
     </w:sectPr>
   </w:body>
 </w:document>
 </file>
 
 <file path=word/numbering.xml><?xml version="1.0" encoding="utf-8"?>
-<w:numbering xmlns:mc="http://schemas.openxmlformats.org/markup-compatibility/2006" xmlns:o="urn:schemas-microsoft-com:office:office" xmlns:r="http://schemas.openxmlformats.org/officeDocument/2006/relationships" xmlns:m="http://schemas.openxmlformats.org/officeDocument/2006/math" xmlns:v="urn:schemas-microsoft-com:vml" xmlns:wp="http://schemas.openxmlformats.org/drawingml/2006/wordprocessingDrawing" xmlns:w10="urn:schemas-microsoft-com:office:word" xmlns:w="http://schemas.openxmlformats.org/wordprocessingml/2006/main" xmlns:wne="http://schemas.microsoft.com/office/word/2006/wordml" xmlns:sl="http://schemas.openxmlformats.org/schemaLibrary/2006/main" xmlns:a="http://schemas.openxmlformats.org/drawingml/2006/main" xmlns:pic="http://schemas.openxmlformats.org/drawingml/2006/picture" xmlns:c="http://schemas.openxmlformats.org/drawingml/2006/chart" xmlns:lc="http://schemas.openxmlformats.org/drawingml/2006/lockedCanvas" xmlns:dgm="http://schemas.openxmlformats.org/drawingml/2006/diagram" xmlns:wps="http://schemas.microsoft.com/office/word/2010/wordprocessingShape" xmlns:wpg="http://schemas.microsoft.com/office/word/2010/wordprocessingGroup" xmlns:w14="http://schemas.microsoft.com/office/word/2010/wordml" xmlns:w15="http://schemas.microsoft.com/office/word/2012/wordml" xmlns:w16="http://schemas.microsoft.com/office/word/2018/wordml" xmlns:w16cex="http://schemas.microsoft.com/office/word/2018/wordml/cex" xmlns:w16cid="http://schemas.microsoft.com/office/word/2016/wordml/cid" xmlns="http://schemas.microsoft.com/office/tasks/2019/documenttasks" xmlns:cr="http://schemas.microsoft.com/office/comments/2020/reactions">
-  <w:abstractNum w:abstractNumId="1">
+<w:numbering xmlns:wpc="http://schemas.microsoft.com/office/word/2010/wordprocessingCanvas" xmlns:cx="http://schemas.microsoft.com/office/drawing/2014/chartex" xmlns:cx1="http://schemas.microsoft.com/office/drawing/2015/9/8/chartex" xmlns:cx2="http://schemas.microsoft.com/office/drawing/2015/10/21/chartex" xmlns:cx3="http://schemas.microsoft.com/office/drawing/2016/5/9/chartex" xmlns:cx4="http://schemas.microsoft.com/office/drawing/2016/5/10/chartex" xmlns:cx5="http://schemas.microsoft.com/office/drawing/2016/5/11/chartex" xmlns:cx6="http://schemas.microsoft.com/office/drawing/2016/5/12/chartex" xmlns:cx7="http://schemas.microsoft.com/office/drawing/2016/5/13/chartex" xmlns:cx8="http://schemas.microsoft.com/office/drawing/2016/5/14/chartex" xmlns:mc="http://schemas.openxmlformats.org/markup-compatibility/2006" xmlns:aink="http://schemas.microsoft.com/office/drawing/2016/ink" xmlns:am3d="http://schemas.microsoft.com/office/drawing/2017/model3d" xmlns:o="urn:schemas-microsoft-com:office:office" xmlns:oel="http://schemas.microsoft.com/office/2019/extlst" xmlns:r="http://schemas.openxmlformats.org/officeDocument/2006/relationships" xmlns:m="http://schemas.openxmlformats.org/officeDocument/2006/math" xmlns:v="urn:schemas-microsoft-com:vml" xmlns:wp14="http://schemas.microsoft.com/office/word/2010/wordprocessingDrawing" xmlns:wp="http://schemas.openxmlformats.org/drawingml/2006/wordprocessingDrawing" xmlns:w10="urn:schemas-microsoft-com:office:word" xmlns:w="http://schemas.openxmlformats.org/wordprocessingml/2006/main" xmlns:w14="http://schemas.microsoft.com/office/word/2010/wordml" xmlns:w15="http://schemas.microsoft.com/office/word/2012/wordml" xmlns:w16cex="http://schemas.microsoft.com/office/word/2018/wordml/cex" xmlns:w16cid="http://schemas.microsoft.com/office/word/2016/wordml/cid" xmlns:w16="http://schemas.microsoft.com/office/word/2018/wordml" xmlns:w16du="http://schemas.microsoft.com/office/word/2023/wordml/word16du" xmlns:w16sdtdh="http://schemas.microsoft.com/office/word/2020/wordml/sdtdatahash" xmlns:w16sdtfl="http://schemas.microsoft.com/office/word/2024/wordml/sdtformatlock" xmlns:w16se="http://schemas.microsoft.com/office/word/2015/wordml/symex" xmlns:wpg="http://schemas.microsoft.com/office/word/2010/wordprocessingGroup" xmlns:wpi="http://schemas.microsoft.com/office/word/2010/wordprocessingInk" xmlns:wne="http://schemas.microsoft.com/office/word/2006/wordml" xmlns:wps="http://schemas.microsoft.com/office/word/2010/wordprocessingShape" mc:Ignorable="w14 w15 w16se w16cid w16 w16cex w16sdtdh w16sdtfl w16du wp14">
+  <w:abstractNum w:abstractNumId="0" w15:restartNumberingAfterBreak="0">
+    <w:nsid w:val="014C77EC"/>
+    <w:multiLevelType w:val="multilevel"/>
+    <w:tmpl w:val="F41A0C4A"/>
     <w:lvl w:ilvl="0">
       <w:start w:val="1"/>
       <w:numFmt w:val="bullet"/>
@@ -601,7 +7496,159 @@
       </w:rPr>
     </w:lvl>
   </w:abstractNum>
-  <w:abstractNum w:abstractNumId="2">
+  <w:abstractNum w:abstractNumId="1" w15:restartNumberingAfterBreak="0">
+    <w:nsid w:val="05070AAD"/>
+    <w:multiLevelType w:val="multilevel"/>
+    <w:tmpl w:val="656EC962"/>
+    <w:lvl w:ilvl="0">
+      <w:start w:val="1"/>
+      <w:numFmt w:val="bullet"/>
+      <w:lvlText w:val=""/>
+      <w:lvlJc w:val="left"/>
+      <w:pPr>
+        <w:tabs>
+          <w:tab w:val="num" w:pos="720"/>
+        </w:tabs>
+        <w:ind w:left="720" w:hanging="360"/>
+      </w:pPr>
+      <w:rPr>
+        <w:rFonts w:ascii="Symbol" w:hAnsi="Symbol" w:hint="default"/>
+        <w:sz w:val="20"/>
+      </w:rPr>
+    </w:lvl>
+    <w:lvl w:ilvl="1" w:tentative="1">
+      <w:start w:val="1"/>
+      <w:numFmt w:val="bullet"/>
+      <w:lvlText w:val="o"/>
+      <w:lvlJc w:val="left"/>
+      <w:pPr>
+        <w:tabs>
+          <w:tab w:val="num" w:pos="1440"/>
+        </w:tabs>
+        <w:ind w:left="1440" w:hanging="360"/>
+      </w:pPr>
+      <w:rPr>
+        <w:rFonts w:ascii="Courier New" w:hAnsi="Courier New" w:hint="default"/>
+        <w:sz w:val="20"/>
+      </w:rPr>
+    </w:lvl>
+    <w:lvl w:ilvl="2" w:tentative="1">
+      <w:start w:val="1"/>
+      <w:numFmt w:val="bullet"/>
+      <w:lvlText w:val=""/>
+      <w:lvlJc w:val="left"/>
+      <w:pPr>
+        <w:tabs>
+          <w:tab w:val="num" w:pos="2160"/>
+        </w:tabs>
+        <w:ind w:left="2160" w:hanging="360"/>
+      </w:pPr>
+      <w:rPr>
+        <w:rFonts w:ascii="Wingdings" w:hAnsi="Wingdings" w:hint="default"/>
+        <w:sz w:val="20"/>
+      </w:rPr>
+    </w:lvl>
+    <w:lvl w:ilvl="3" w:tentative="1">
+      <w:start w:val="1"/>
+      <w:numFmt w:val="bullet"/>
+      <w:lvlText w:val=""/>
+      <w:lvlJc w:val="left"/>
+      <w:pPr>
+        <w:tabs>
+          <w:tab w:val="num" w:pos="2880"/>
+        </w:tabs>
+        <w:ind w:left="2880" w:hanging="360"/>
+      </w:pPr>
+      <w:rPr>
+        <w:rFonts w:ascii="Wingdings" w:hAnsi="Wingdings" w:hint="default"/>
+        <w:sz w:val="20"/>
+      </w:rPr>
+    </w:lvl>
+    <w:lvl w:ilvl="4" w:tentative="1">
+      <w:start w:val="1"/>
+      <w:numFmt w:val="bullet"/>
+      <w:lvlText w:val=""/>
+      <w:lvlJc w:val="left"/>
+      <w:pPr>
+        <w:tabs>
+          <w:tab w:val="num" w:pos="3600"/>
+        </w:tabs>
+        <w:ind w:left="3600" w:hanging="360"/>
+      </w:pPr>
+      <w:rPr>
+        <w:rFonts w:ascii="Wingdings" w:hAnsi="Wingdings" w:hint="default"/>
+        <w:sz w:val="20"/>
+      </w:rPr>
+    </w:lvl>
+    <w:lvl w:ilvl="5" w:tentative="1">
+      <w:start w:val="1"/>
+      <w:numFmt w:val="bullet"/>
+      <w:lvlText w:val=""/>
+      <w:lvlJc w:val="left"/>
+      <w:pPr>
+        <w:tabs>
+          <w:tab w:val="num" w:pos="4320"/>
+        </w:tabs>
+        <w:ind w:left="4320" w:hanging="360"/>
+      </w:pPr>
+      <w:rPr>
+        <w:rFonts w:ascii="Wingdings" w:hAnsi="Wingdings" w:hint="default"/>
+        <w:sz w:val="20"/>
+      </w:rPr>
+    </w:lvl>
+    <w:lvl w:ilvl="6" w:tentative="1">
+      <w:start w:val="1"/>
+      <w:numFmt w:val="bullet"/>
+      <w:lvlText w:val=""/>
+      <w:lvlJc w:val="left"/>
+      <w:pPr>
+        <w:tabs>
+          <w:tab w:val="num" w:pos="5040"/>
+        </w:tabs>
+        <w:ind w:left="5040" w:hanging="360"/>
+      </w:pPr>
+      <w:rPr>
+        <w:rFonts w:ascii="Wingdings" w:hAnsi="Wingdings" w:hint="default"/>
+        <w:sz w:val="20"/>
+      </w:rPr>
+    </w:lvl>
+    <w:lvl w:ilvl="7" w:tentative="1">
+      <w:start w:val="1"/>
+      <w:numFmt w:val="bullet"/>
+      <w:lvlText w:val=""/>
+      <w:lvlJc w:val="left"/>
+      <w:pPr>
+        <w:tabs>
+          <w:tab w:val="num" w:pos="5760"/>
+        </w:tabs>
+        <w:ind w:left="5760" w:hanging="360"/>
+      </w:pPr>
+      <w:rPr>
+        <w:rFonts w:ascii="Wingdings" w:hAnsi="Wingdings" w:hint="default"/>
+        <w:sz w:val="20"/>
+      </w:rPr>
+    </w:lvl>
+    <w:lvl w:ilvl="8" w:tentative="1">
+      <w:start w:val="1"/>
+      <w:numFmt w:val="bullet"/>
+      <w:lvlText w:val=""/>
+      <w:lvlJc w:val="left"/>
+      <w:pPr>
+        <w:tabs>
+          <w:tab w:val="num" w:pos="6480"/>
+        </w:tabs>
+        <w:ind w:left="6480" w:hanging="360"/>
+      </w:pPr>
+      <w:rPr>
+        <w:rFonts w:ascii="Wingdings" w:hAnsi="Wingdings" w:hint="default"/>
+        <w:sz w:val="20"/>
+      </w:rPr>
+    </w:lvl>
+  </w:abstractNum>
+  <w:abstractNum w:abstractNumId="2" w15:restartNumberingAfterBreak="0">
+    <w:nsid w:val="12A73B4F"/>
+    <w:multiLevelType w:val="multilevel"/>
+    <w:tmpl w:val="E6F03D92"/>
     <w:lvl w:ilvl="0">
       <w:start w:val="1"/>
       <w:numFmt w:val="bullet"/>
@@ -711,7 +7758,127 @@
       </w:rPr>
     </w:lvl>
   </w:abstractNum>
-  <w:abstractNum w:abstractNumId="3">
+  <w:abstractNum w:abstractNumId="3" w15:restartNumberingAfterBreak="0">
+    <w:nsid w:val="29F020AC"/>
+    <w:multiLevelType w:val="multilevel"/>
+    <w:tmpl w:val="22743740"/>
+    <w:lvl w:ilvl="0">
+      <w:start w:val="1"/>
+      <w:numFmt w:val="decimal"/>
+      <w:lvlText w:val="%1."/>
+      <w:lvlJc w:val="left"/>
+      <w:pPr>
+        <w:tabs>
+          <w:tab w:val="num" w:pos="720"/>
+        </w:tabs>
+        <w:ind w:left="720" w:hanging="360"/>
+      </w:pPr>
+    </w:lvl>
+    <w:lvl w:ilvl="1">
+      <w:start w:val="1"/>
+      <w:numFmt w:val="bullet"/>
+      <w:lvlText w:val="o"/>
+      <w:lvlJc w:val="left"/>
+      <w:pPr>
+        <w:tabs>
+          <w:tab w:val="num" w:pos="1440"/>
+        </w:tabs>
+        <w:ind w:left="1440" w:hanging="360"/>
+      </w:pPr>
+      <w:rPr>
+        <w:rFonts w:ascii="Courier New" w:hAnsi="Courier New" w:hint="default"/>
+        <w:sz w:val="20"/>
+      </w:rPr>
+    </w:lvl>
+    <w:lvl w:ilvl="2" w:tentative="1">
+      <w:start w:val="1"/>
+      <w:numFmt w:val="decimal"/>
+      <w:lvlText w:val="%3."/>
+      <w:lvlJc w:val="left"/>
+      <w:pPr>
+        <w:tabs>
+          <w:tab w:val="num" w:pos="2160"/>
+        </w:tabs>
+        <w:ind w:left="2160" w:hanging="360"/>
+      </w:pPr>
+    </w:lvl>
+    <w:lvl w:ilvl="3" w:tentative="1">
+      <w:start w:val="1"/>
+      <w:numFmt w:val="decimal"/>
+      <w:lvlText w:val="%4."/>
+      <w:lvlJc w:val="left"/>
+      <w:pPr>
+        <w:tabs>
+          <w:tab w:val="num" w:pos="2880"/>
+        </w:tabs>
+        <w:ind w:left="2880" w:hanging="360"/>
+      </w:pPr>
+    </w:lvl>
+    <w:lvl w:ilvl="4" w:tentative="1">
+      <w:start w:val="1"/>
+      <w:numFmt w:val="decimal"/>
+      <w:lvlText w:val="%5."/>
+      <w:lvlJc w:val="left"/>
+      <w:pPr>
+        <w:tabs>
+          <w:tab w:val="num" w:pos="3600"/>
+        </w:tabs>
+        <w:ind w:left="3600" w:hanging="360"/>
+      </w:pPr>
+    </w:lvl>
+    <w:lvl w:ilvl="5" w:tentative="1">
+      <w:start w:val="1"/>
+      <w:numFmt w:val="decimal"/>
+      <w:lvlText w:val="%6."/>
+      <w:lvlJc w:val="left"/>
+      <w:pPr>
+        <w:tabs>
+          <w:tab w:val="num" w:pos="4320"/>
+        </w:tabs>
+        <w:ind w:left="4320" w:hanging="360"/>
+      </w:pPr>
+    </w:lvl>
+    <w:lvl w:ilvl="6" w:tentative="1">
+      <w:start w:val="1"/>
+      <w:numFmt w:val="decimal"/>
+      <w:lvlText w:val="%7."/>
+      <w:lvlJc w:val="left"/>
+      <w:pPr>
+        <w:tabs>
+          <w:tab w:val="num" w:pos="5040"/>
+        </w:tabs>
+        <w:ind w:left="5040" w:hanging="360"/>
+      </w:pPr>
+    </w:lvl>
+    <w:lvl w:ilvl="7" w:tentative="1">
+      <w:start w:val="1"/>
+      <w:numFmt w:val="decimal"/>
+      <w:lvlText w:val="%8."/>
+      <w:lvlJc w:val="left"/>
+      <w:pPr>
+        <w:tabs>
+          <w:tab w:val="num" w:pos="5760"/>
+        </w:tabs>
+        <w:ind w:left="5760" w:hanging="360"/>
+      </w:pPr>
+    </w:lvl>
+    <w:lvl w:ilvl="8" w:tentative="1">
+      <w:start w:val="1"/>
+      <w:numFmt w:val="decimal"/>
+      <w:lvlText w:val="%9."/>
+      <w:lvlJc w:val="left"/>
+      <w:pPr>
+        <w:tabs>
+          <w:tab w:val="num" w:pos="6480"/>
+        </w:tabs>
+        <w:ind w:left="6480" w:hanging="360"/>
+      </w:pPr>
+    </w:lvl>
+  </w:abstractNum>
+  <w:abstractNum w:abstractNumId="4" w15:restartNumberingAfterBreak="0">
+    <w:nsid w:val="2C2960FF"/>
+    <w:multiLevelType w:val="multilevel"/>
+    <w:tmpl w:val="281AEBBA"/>
     <w:lvl w:ilvl="0">
       <w:start w:val="1"/>
       <w:numFmt w:val="bullet"/>
@@ -821,7 +7988,10 @@
       </w:rPr>
     </w:lvl>
   </w:abstractNum>
-  <w:abstractNum w:abstractNumId="4">
+  <w:abstractNum w:abstractNumId="5" w15:restartNumberingAfterBreak="0">
+    <w:nsid w:val="5A680012"/>
+    <w:multiLevelType w:val="multilevel"/>
+    <w:tmpl w:val="B4DC0BA2"/>
     <w:lvl w:ilvl="0">
       <w:start w:val="1"/>
       <w:numFmt w:val="bullet"/>
@@ -931,7 +8101,10 @@
       </w:rPr>
     </w:lvl>
   </w:abstractNum>
-  <w:abstractNum w:abstractNumId="5">
+  <w:abstractNum w:abstractNumId="6" w15:restartNumberingAfterBreak="0">
+    <w:nsid w:val="62691ABB"/>
+    <w:multiLevelType w:val="multilevel"/>
+    <w:tmpl w:val="737237DC"/>
     <w:lvl w:ilvl="0">
       <w:start w:val="1"/>
       <w:numFmt w:val="bullet"/>
@@ -1041,185 +8214,884 @@
       </w:rPr>
     </w:lvl>
   </w:abstractNum>
-  <w:num w:numId="1">
+  <w:abstractNum w:abstractNumId="7" w15:restartNumberingAfterBreak="0">
+    <w:nsid w:val="6E143461"/>
+    <w:multiLevelType w:val="multilevel"/>
+    <w:tmpl w:val="3638556A"/>
+    <w:lvl w:ilvl="0">
+      <w:start w:val="1"/>
+      <w:numFmt w:val="decimal"/>
+      <w:lvlText w:val="%1."/>
+      <w:lvlJc w:val="left"/>
+      <w:pPr>
+        <w:tabs>
+          <w:tab w:val="num" w:pos="720"/>
+        </w:tabs>
+        <w:ind w:left="720" w:hanging="360"/>
+      </w:pPr>
+    </w:lvl>
+    <w:lvl w:ilvl="1" w:tentative="1">
+      <w:start w:val="1"/>
+      <w:numFmt w:val="decimal"/>
+      <w:lvlText w:val="%2."/>
+      <w:lvlJc w:val="left"/>
+      <w:pPr>
+        <w:tabs>
+          <w:tab w:val="num" w:pos="1440"/>
+        </w:tabs>
+        <w:ind w:left="1440" w:hanging="360"/>
+      </w:pPr>
+    </w:lvl>
+    <w:lvl w:ilvl="2" w:tentative="1">
+      <w:start w:val="1"/>
+      <w:numFmt w:val="decimal"/>
+      <w:lvlText w:val="%3."/>
+      <w:lvlJc w:val="left"/>
+      <w:pPr>
+        <w:tabs>
+          <w:tab w:val="num" w:pos="2160"/>
+        </w:tabs>
+        <w:ind w:left="2160" w:hanging="360"/>
+      </w:pPr>
+    </w:lvl>
+    <w:lvl w:ilvl="3" w:tentative="1">
+      <w:start w:val="1"/>
+      <w:numFmt w:val="decimal"/>
+      <w:lvlText w:val="%4."/>
+      <w:lvlJc w:val="left"/>
+      <w:pPr>
+        <w:tabs>
+          <w:tab w:val="num" w:pos="2880"/>
+        </w:tabs>
+        <w:ind w:left="2880" w:hanging="360"/>
+      </w:pPr>
+    </w:lvl>
+    <w:lvl w:ilvl="4" w:tentative="1">
+      <w:start w:val="1"/>
+      <w:numFmt w:val="decimal"/>
+      <w:lvlText w:val="%5."/>
+      <w:lvlJc w:val="left"/>
+      <w:pPr>
+        <w:tabs>
+          <w:tab w:val="num" w:pos="3600"/>
+        </w:tabs>
+        <w:ind w:left="3600" w:hanging="360"/>
+      </w:pPr>
+    </w:lvl>
+    <w:lvl w:ilvl="5" w:tentative="1">
+      <w:start w:val="1"/>
+      <w:numFmt w:val="decimal"/>
+      <w:lvlText w:val="%6."/>
+      <w:lvlJc w:val="left"/>
+      <w:pPr>
+        <w:tabs>
+          <w:tab w:val="num" w:pos="4320"/>
+        </w:tabs>
+        <w:ind w:left="4320" w:hanging="360"/>
+      </w:pPr>
+    </w:lvl>
+    <w:lvl w:ilvl="6" w:tentative="1">
+      <w:start w:val="1"/>
+      <w:numFmt w:val="decimal"/>
+      <w:lvlText w:val="%7."/>
+      <w:lvlJc w:val="left"/>
+      <w:pPr>
+        <w:tabs>
+          <w:tab w:val="num" w:pos="5040"/>
+        </w:tabs>
+        <w:ind w:left="5040" w:hanging="360"/>
+      </w:pPr>
+    </w:lvl>
+    <w:lvl w:ilvl="7" w:tentative="1">
+      <w:start w:val="1"/>
+      <w:numFmt w:val="decimal"/>
+      <w:lvlText w:val="%8."/>
+      <w:lvlJc w:val="left"/>
+      <w:pPr>
+        <w:tabs>
+          <w:tab w:val="num" w:pos="5760"/>
+        </w:tabs>
+        <w:ind w:left="5760" w:hanging="360"/>
+      </w:pPr>
+    </w:lvl>
+    <w:lvl w:ilvl="8" w:tentative="1">
+      <w:start w:val="1"/>
+      <w:numFmt w:val="decimal"/>
+      <w:lvlText w:val="%9."/>
+      <w:lvlJc w:val="left"/>
+      <w:pPr>
+        <w:tabs>
+          <w:tab w:val="num" w:pos="6480"/>
+        </w:tabs>
+        <w:ind w:left="6480" w:hanging="360"/>
+      </w:pPr>
+    </w:lvl>
+  </w:abstractNum>
+  <w:abstractNum w:abstractNumId="8" w15:restartNumberingAfterBreak="0">
+    <w:nsid w:val="7AAB3747"/>
+    <w:multiLevelType w:val="multilevel"/>
+    <w:tmpl w:val="A5D69750"/>
+    <w:lvl w:ilvl="0">
+      <w:start w:val="1"/>
+      <w:numFmt w:val="bullet"/>
+      <w:lvlText w:val=""/>
+      <w:lvlJc w:val="left"/>
+      <w:pPr>
+        <w:tabs>
+          <w:tab w:val="num" w:pos="720"/>
+        </w:tabs>
+        <w:ind w:left="720" w:hanging="360"/>
+      </w:pPr>
+      <w:rPr>
+        <w:rFonts w:ascii="Symbol" w:hAnsi="Symbol" w:hint="default"/>
+        <w:sz w:val="20"/>
+      </w:rPr>
+    </w:lvl>
+    <w:lvl w:ilvl="1" w:tentative="1">
+      <w:start w:val="1"/>
+      <w:numFmt w:val="bullet"/>
+      <w:lvlText w:val="o"/>
+      <w:lvlJc w:val="left"/>
+      <w:pPr>
+        <w:tabs>
+          <w:tab w:val="num" w:pos="1440"/>
+        </w:tabs>
+        <w:ind w:left="1440" w:hanging="360"/>
+      </w:pPr>
+      <w:rPr>
+        <w:rFonts w:ascii="Courier New" w:hAnsi="Courier New" w:hint="default"/>
+        <w:sz w:val="20"/>
+      </w:rPr>
+    </w:lvl>
+    <w:lvl w:ilvl="2" w:tentative="1">
+      <w:start w:val="1"/>
+      <w:numFmt w:val="bullet"/>
+      <w:lvlText w:val=""/>
+      <w:lvlJc w:val="left"/>
+      <w:pPr>
+        <w:tabs>
+          <w:tab w:val="num" w:pos="2160"/>
+        </w:tabs>
+        <w:ind w:left="2160" w:hanging="360"/>
+      </w:pPr>
+      <w:rPr>
+        <w:rFonts w:ascii="Wingdings" w:hAnsi="Wingdings" w:hint="default"/>
+        <w:sz w:val="20"/>
+      </w:rPr>
+    </w:lvl>
+    <w:lvl w:ilvl="3" w:tentative="1">
+      <w:start w:val="1"/>
+      <w:numFmt w:val="bullet"/>
+      <w:lvlText w:val=""/>
+      <w:lvlJc w:val="left"/>
+      <w:pPr>
+        <w:tabs>
+          <w:tab w:val="num" w:pos="2880"/>
+        </w:tabs>
+        <w:ind w:left="2880" w:hanging="360"/>
+      </w:pPr>
+      <w:rPr>
+        <w:rFonts w:ascii="Wingdings" w:hAnsi="Wingdings" w:hint="default"/>
+        <w:sz w:val="20"/>
+      </w:rPr>
+    </w:lvl>
+    <w:lvl w:ilvl="4" w:tentative="1">
+      <w:start w:val="1"/>
+      <w:numFmt w:val="bullet"/>
+      <w:lvlText w:val=""/>
+      <w:lvlJc w:val="left"/>
+      <w:pPr>
+        <w:tabs>
+          <w:tab w:val="num" w:pos="3600"/>
+        </w:tabs>
+        <w:ind w:left="3600" w:hanging="360"/>
+      </w:pPr>
+      <w:rPr>
+        <w:rFonts w:ascii="Wingdings" w:hAnsi="Wingdings" w:hint="default"/>
+        <w:sz w:val="20"/>
+      </w:rPr>
+    </w:lvl>
+    <w:lvl w:ilvl="5" w:tentative="1">
+      <w:start w:val="1"/>
+      <w:numFmt w:val="bullet"/>
+      <w:lvlText w:val=""/>
+      <w:lvlJc w:val="left"/>
+      <w:pPr>
+        <w:tabs>
+          <w:tab w:val="num" w:pos="4320"/>
+        </w:tabs>
+        <w:ind w:left="4320" w:hanging="360"/>
+      </w:pPr>
+      <w:rPr>
+        <w:rFonts w:ascii="Wingdings" w:hAnsi="Wingdings" w:hint="default"/>
+        <w:sz w:val="20"/>
+      </w:rPr>
+    </w:lvl>
+    <w:lvl w:ilvl="6" w:tentative="1">
+      <w:start w:val="1"/>
+      <w:numFmt w:val="bullet"/>
+      <w:lvlText w:val=""/>
+      <w:lvlJc w:val="left"/>
+      <w:pPr>
+        <w:tabs>
+          <w:tab w:val="num" w:pos="5040"/>
+        </w:tabs>
+        <w:ind w:left="5040" w:hanging="360"/>
+      </w:pPr>
+      <w:rPr>
+        <w:rFonts w:ascii="Wingdings" w:hAnsi="Wingdings" w:hint="default"/>
+        <w:sz w:val="20"/>
+      </w:rPr>
+    </w:lvl>
+    <w:lvl w:ilvl="7" w:tentative="1">
+      <w:start w:val="1"/>
+      <w:numFmt w:val="bullet"/>
+      <w:lvlText w:val=""/>
+      <w:lvlJc w:val="left"/>
+      <w:pPr>
+        <w:tabs>
+          <w:tab w:val="num" w:pos="5760"/>
+        </w:tabs>
+        <w:ind w:left="5760" w:hanging="360"/>
+      </w:pPr>
+      <w:rPr>
+        <w:rFonts w:ascii="Wingdings" w:hAnsi="Wingdings" w:hint="default"/>
+        <w:sz w:val="20"/>
+      </w:rPr>
+    </w:lvl>
+    <w:lvl w:ilvl="8" w:tentative="1">
+      <w:start w:val="1"/>
+      <w:numFmt w:val="bullet"/>
+      <w:lvlText w:val=""/>
+      <w:lvlJc w:val="left"/>
+      <w:pPr>
+        <w:tabs>
+          <w:tab w:val="num" w:pos="6480"/>
+        </w:tabs>
+        <w:ind w:left="6480" w:hanging="360"/>
+      </w:pPr>
+      <w:rPr>
+        <w:rFonts w:ascii="Wingdings" w:hAnsi="Wingdings" w:hint="default"/>
+        <w:sz w:val="20"/>
+      </w:rPr>
+    </w:lvl>
+  </w:abstractNum>
+  <w:num w:numId="1" w16cid:durableId="129638957">
+    <w:abstractNumId w:val="4"/>
+  </w:num>
+  <w:num w:numId="2" w16cid:durableId="420755900">
+    <w:abstractNumId w:val="5"/>
+  </w:num>
+  <w:num w:numId="3" w16cid:durableId="287517633">
+    <w:abstractNumId w:val="0"/>
+  </w:num>
+  <w:num w:numId="4" w16cid:durableId="1012222507">
+    <w:abstractNumId w:val="6"/>
+  </w:num>
+  <w:num w:numId="5" w16cid:durableId="483133129">
+    <w:abstractNumId w:val="2"/>
+  </w:num>
+  <w:num w:numId="6" w16cid:durableId="809857391">
+    <w:abstractNumId w:val="8"/>
+  </w:num>
+  <w:num w:numId="7" w16cid:durableId="538666660">
     <w:abstractNumId w:val="1"/>
   </w:num>
-  <w:num w:numId="2">
-    <w:abstractNumId w:val="2"/>
+  <w:num w:numId="8" w16cid:durableId="342632587">
+    <w:abstractNumId w:val="7"/>
   </w:num>
-  <w:num w:numId="3">
+  <w:num w:numId="9" w16cid:durableId="1994214963">
     <w:abstractNumId w:val="3"/>
-  </w:num>
-  <w:num w:numId="4">
-    <w:abstractNumId w:val="4"/>
-  </w:num>
-  <w:num w:numId="5">
-    <w:abstractNumId w:val="5"/>
   </w:num>
 </w:numbering>
 </file>
 
 <file path=word/styles.xml><?xml version="1.0" encoding="utf-8"?>
-<w:styles xmlns:mc="http://schemas.openxmlformats.org/markup-compatibility/2006" xmlns:o="urn:schemas-microsoft-com:office:office" xmlns:r="http://schemas.openxmlformats.org/officeDocument/2006/relationships" xmlns:m="http://schemas.openxmlformats.org/officeDocument/2006/math" xmlns:v="urn:schemas-microsoft-com:vml" xmlns:wp="http://schemas.openxmlformats.org/drawingml/2006/wordprocessingDrawing" xmlns:w10="urn:schemas-microsoft-com:office:word" xmlns:w="http://schemas.openxmlformats.org/wordprocessingml/2006/main" xmlns:wne="http://schemas.microsoft.com/office/word/2006/wordml" xmlns:sl="http://schemas.openxmlformats.org/schemaLibrary/2006/main" xmlns:a="http://schemas.openxmlformats.org/drawingml/2006/main" xmlns:pic="http://schemas.openxmlformats.org/drawingml/2006/picture" xmlns:c="http://schemas.openxmlformats.org/drawingml/2006/chart" xmlns:lc="http://schemas.openxmlformats.org/drawingml/2006/lockedCanvas" xmlns:dgm="http://schemas.openxmlformats.org/drawingml/2006/diagram" xmlns:wps="http://schemas.microsoft.com/office/word/2010/wordprocessingShape" xmlns:wpg="http://schemas.microsoft.com/office/word/2010/wordprocessingGroup" xmlns:w14="http://schemas.microsoft.com/office/word/2010/wordml" xmlns:w15="http://schemas.microsoft.com/office/word/2012/wordml" xmlns:w16="http://schemas.microsoft.com/office/word/2018/wordml" xmlns:w16cex="http://schemas.microsoft.com/office/word/2018/wordml/cex" xmlns:w16cid="http://schemas.microsoft.com/office/word/2016/wordml/cid" xmlns="http://schemas.microsoft.com/office/tasks/2019/documenttasks" xmlns:cr="http://schemas.microsoft.com/office/comments/2020/reactions">
+<w:styles xmlns:mc="http://schemas.openxmlformats.org/markup-compatibility/2006" xmlns:r="http://schemas.openxmlformats.org/officeDocument/2006/relationships" xmlns:w="http://schemas.openxmlformats.org/wordprocessingml/2006/main" xmlns:w14="http://schemas.microsoft.com/office/word/2010/wordml" xmlns:w15="http://schemas.microsoft.com/office/word/2012/wordml" xmlns:w16cex="http://schemas.microsoft.com/office/word/2018/wordml/cex" xmlns:w16cid="http://schemas.microsoft.com/office/word/2016/wordml/cid" xmlns:w16="http://schemas.microsoft.com/office/word/2018/wordml" xmlns:w16du="http://schemas.microsoft.com/office/word/2023/wordml/word16du" xmlns:w16sdtdh="http://schemas.microsoft.com/office/word/2020/wordml/sdtdatahash" xmlns:w16sdtfl="http://schemas.microsoft.com/office/word/2024/wordml/sdtformatlock" xmlns:w16se="http://schemas.microsoft.com/office/word/2015/wordml/symex" mc:Ignorable="w14 w15 w16se w16cid w16 w16cex w16sdtdh w16sdtfl w16du">
   <w:docDefaults>
     <w:rPrDefault>
       <w:rPr>
+        <w:rFonts w:ascii="Times New Roman" w:eastAsia="Times New Roman" w:hAnsi="Times New Roman" w:cs="Times New Roman"/>
         <w:sz w:val="24"/>
         <w:szCs w:val="24"/>
-        <w:lang w:val="pt_BR"/>
+        <w:lang w:val="pt-BR" w:eastAsia="pt-BR" w:bidi="ar-SA"/>
       </w:rPr>
     </w:rPrDefault>
-    <w:pPrDefault>
-      <w:pPr/>
-    </w:pPrDefault>
+    <w:pPrDefault/>
   </w:docDefaults>
-  <w:style w:type="table" w:styleId="TableNormal" w:default="1">
-    <w:name w:val="TableNormal"/>
-    <w:tblPr>
-      <w:tblCellMar>
-        <w:top w:w="100.0" w:type="dxa"/>
-        <w:left w:w="100.0" w:type="dxa"/>
-        <w:bottom w:w="100.0" w:type="dxa"/>
-        <w:right w:w="100.0" w:type="dxa"/>
-      </w:tblCellMar>
-    </w:tblPr>
+  <w:latentStyles w:defLockedState="0" w:defUIPriority="99" w:defSemiHidden="0" w:defUnhideWhenUsed="0" w:defQFormat="0" w:count="376">
+    <w:lsdException w:name="Normal" w:uiPriority="0" w:qFormat="1"/>
+    <w:lsdException w:name="heading 1" w:uiPriority="9" w:qFormat="1"/>
+    <w:lsdException w:name="heading 2" w:semiHidden="1" w:uiPriority="9" w:unhideWhenUsed="1" w:qFormat="1"/>
+    <w:lsdException w:name="heading 3" w:semiHidden="1" w:uiPriority="9" w:unhideWhenUsed="1" w:qFormat="1"/>
+    <w:lsdException w:name="heading 4" w:semiHidden="1" w:uiPriority="9" w:unhideWhenUsed="1" w:qFormat="1"/>
+    <w:lsdException w:name="heading 5" w:semiHidden="1" w:uiPriority="9" w:unhideWhenUsed="1" w:qFormat="1"/>
+    <w:lsdException w:name="heading 6" w:semiHidden="1" w:uiPriority="9" w:unhideWhenUsed="1" w:qFormat="1"/>
+    <w:lsdException w:name="heading 7" w:semiHidden="1" w:uiPriority="9" w:unhideWhenUsed="1" w:qFormat="1"/>
+    <w:lsdException w:name="heading 8" w:semiHidden="1" w:uiPriority="9" w:unhideWhenUsed="1" w:qFormat="1"/>
+    <w:lsdException w:name="heading 9" w:semiHidden="1" w:uiPriority="9" w:unhideWhenUsed="1" w:qFormat="1"/>
+    <w:lsdException w:name="index 1" w:semiHidden="1" w:unhideWhenUsed="1"/>
+    <w:lsdException w:name="index 2" w:semiHidden="1" w:unhideWhenUsed="1"/>
+    <w:lsdException w:name="index 3" w:semiHidden="1" w:unhideWhenUsed="1"/>
+    <w:lsdException w:name="index 4" w:semiHidden="1" w:unhideWhenUsed="1"/>
+    <w:lsdException w:name="index 5" w:semiHidden="1" w:unhideWhenUsed="1"/>
+    <w:lsdException w:name="index 6" w:semiHidden="1" w:unhideWhenUsed="1"/>
+    <w:lsdException w:name="index 7" w:semiHidden="1" w:unhideWhenUsed="1"/>
+    <w:lsdException w:name="index 8" w:semiHidden="1" w:unhideWhenUsed="1"/>
+    <w:lsdException w:name="index 9" w:semiHidden="1" w:unhideWhenUsed="1"/>
+    <w:lsdException w:name="toc 1" w:semiHidden="1" w:uiPriority="39" w:unhideWhenUsed="1"/>
+    <w:lsdException w:name="toc 2" w:semiHidden="1" w:uiPriority="39" w:unhideWhenUsed="1"/>
+    <w:lsdException w:name="toc 3" w:semiHidden="1" w:uiPriority="39" w:unhideWhenUsed="1"/>
+    <w:lsdException w:name="toc 4" w:semiHidden="1" w:uiPriority="39" w:unhideWhenUsed="1"/>
+    <w:lsdException w:name="toc 5" w:semiHidden="1" w:uiPriority="39" w:unhideWhenUsed="1"/>
+    <w:lsdException w:name="toc 6" w:semiHidden="1" w:uiPriority="39" w:unhideWhenUsed="1"/>
+    <w:lsdException w:name="toc 7" w:semiHidden="1" w:uiPriority="39" w:unhideWhenUsed="1"/>
+    <w:lsdException w:name="toc 8" w:semiHidden="1" w:uiPriority="39" w:unhideWhenUsed="1"/>
+    <w:lsdException w:name="toc 9" w:semiHidden="1" w:uiPriority="39" w:unhideWhenUsed="1"/>
+    <w:lsdException w:name="Normal Indent" w:semiHidden="1" w:unhideWhenUsed="1"/>
+    <w:lsdException w:name="footnote text" w:semiHidden="1" w:unhideWhenUsed="1"/>
+    <w:lsdException w:name="annotation text" w:semiHidden="1" w:unhideWhenUsed="1"/>
+    <w:lsdException w:name="header" w:semiHidden="1" w:unhideWhenUsed="1"/>
+    <w:lsdException w:name="footer" w:semiHidden="1" w:unhideWhenUsed="1"/>
+    <w:lsdException w:name="index heading" w:semiHidden="1" w:unhideWhenUsed="1"/>
+    <w:lsdException w:name="caption" w:semiHidden="1" w:uiPriority="35" w:unhideWhenUsed="1" w:qFormat="1"/>
+    <w:lsdException w:name="table of figures" w:semiHidden="1" w:unhideWhenUsed="1"/>
+    <w:lsdException w:name="envelope address" w:semiHidden="1" w:unhideWhenUsed="1"/>
+    <w:lsdException w:name="envelope return" w:semiHidden="1" w:unhideWhenUsed="1"/>
+    <w:lsdException w:name="footnote reference" w:semiHidden="1" w:unhideWhenUsed="1"/>
+    <w:lsdException w:name="annotation reference" w:semiHidden="1" w:unhideWhenUsed="1"/>
+    <w:lsdException w:name="line number" w:semiHidden="1" w:unhideWhenUsed="1"/>
+    <w:lsdException w:name="page number" w:semiHidden="1" w:unhideWhenUsed="1"/>
+    <w:lsdException w:name="endnote reference" w:semiHidden="1" w:unhideWhenUsed="1"/>
+    <w:lsdException w:name="endnote text" w:semiHidden="1" w:unhideWhenUsed="1"/>
+    <w:lsdException w:name="table of authorities" w:semiHidden="1" w:unhideWhenUsed="1"/>
+    <w:lsdException w:name="macro" w:semiHidden="1" w:unhideWhenUsed="1"/>
+    <w:lsdException w:name="toa heading" w:semiHidden="1" w:unhideWhenUsed="1"/>
+    <w:lsdException w:name="List" w:semiHidden="1" w:unhideWhenUsed="1"/>
+    <w:lsdException w:name="List Bullet" w:semiHidden="1" w:unhideWhenUsed="1"/>
+    <w:lsdException w:name="List Number" w:semiHidden="1" w:unhideWhenUsed="1"/>
+    <w:lsdException w:name="List 2" w:semiHidden="1" w:unhideWhenUsed="1"/>
+    <w:lsdException w:name="List 3" w:semiHidden="1" w:unhideWhenUsed="1"/>
+    <w:lsdException w:name="List 4" w:semiHidden="1" w:unhideWhenUsed="1"/>
+    <w:lsdException w:name="List 5" w:semiHidden="1" w:unhideWhenUsed="1"/>
+    <w:lsdException w:name="List Bullet 2" w:semiHidden="1" w:unhideWhenUsed="1"/>
+    <w:lsdException w:name="List Bullet 3" w:semiHidden="1" w:unhideWhenUsed="1"/>
+    <w:lsdException w:name="List Bullet 4" w:semiHidden="1" w:unhideWhenUsed="1"/>
+    <w:lsdException w:name="List Bullet 5" w:semiHidden="1" w:unhideWhenUsed="1"/>
+    <w:lsdException w:name="List Number 2" w:semiHidden="1" w:unhideWhenUsed="1"/>
+    <w:lsdException w:name="List Number 3" w:semiHidden="1" w:unhideWhenUsed="1"/>
+    <w:lsdException w:name="List Number 4" w:semiHidden="1" w:unhideWhenUsed="1"/>
+    <w:lsdException w:name="List Number 5" w:semiHidden="1" w:unhideWhenUsed="1"/>
+    <w:lsdException w:name="Title" w:uiPriority="10" w:qFormat="1"/>
+    <w:lsdException w:name="Closing" w:semiHidden="1" w:unhideWhenUsed="1"/>
+    <w:lsdException w:name="Signature" w:semiHidden="1" w:unhideWhenUsed="1"/>
+    <w:lsdException w:name="Default Paragraph Font" w:semiHidden="1" w:uiPriority="1" w:unhideWhenUsed="1"/>
+    <w:lsdException w:name="Body Text" w:semiHidden="1" w:unhideWhenUsed="1"/>
+    <w:lsdException w:name="Body Text Indent" w:semiHidden="1" w:unhideWhenUsed="1"/>
+    <w:lsdException w:name="List Continue" w:semiHidden="1" w:unhideWhenUsed="1"/>
+    <w:lsdException w:name="List Continue 2" w:semiHidden="1" w:unhideWhenUsed="1"/>
+    <w:lsdException w:name="List Continue 3" w:semiHidden="1" w:unhideWhenUsed="1"/>
+    <w:lsdException w:name="List Continue 4" w:semiHidden="1" w:unhideWhenUsed="1"/>
+    <w:lsdException w:name="List Continue 5" w:semiHidden="1" w:unhideWhenUsed="1"/>
+    <w:lsdException w:name="Message Header" w:semiHidden="1" w:unhideWhenUsed="1"/>
+    <w:lsdException w:name="Subtitle" w:uiPriority="11" w:qFormat="1"/>
+    <w:lsdException w:name="Salutation" w:semiHidden="1" w:unhideWhenUsed="1"/>
+    <w:lsdException w:name="Date" w:semiHidden="1" w:unhideWhenUsed="1"/>
+    <w:lsdException w:name="Body Text First Indent" w:semiHidden="1" w:unhideWhenUsed="1"/>
+    <w:lsdException w:name="Body Text First Indent 2" w:semiHidden="1" w:unhideWhenUsed="1"/>
+    <w:lsdException w:name="Note Heading" w:semiHidden="1" w:unhideWhenUsed="1"/>
+    <w:lsdException w:name="Body Text 2" w:semiHidden="1" w:unhideWhenUsed="1"/>
+    <w:lsdException w:name="Body Text 3" w:semiHidden="1" w:unhideWhenUsed="1"/>
+    <w:lsdException w:name="Body Text Indent 2" w:semiHidden="1" w:unhideWhenUsed="1"/>
+    <w:lsdException w:name="Body Text Indent 3" w:semiHidden="1" w:unhideWhenUsed="1"/>
+    <w:lsdException w:name="Block Text" w:semiHidden="1" w:unhideWhenUsed="1"/>
+    <w:lsdException w:name="Hyperlink" w:semiHidden="1" w:unhideWhenUsed="1"/>
+    <w:lsdException w:name="FollowedHyperlink" w:semiHidden="1" w:unhideWhenUsed="1"/>
+    <w:lsdException w:name="Strong" w:uiPriority="22" w:qFormat="1"/>
+    <w:lsdException w:name="Emphasis" w:uiPriority="20" w:qFormat="1"/>
+    <w:lsdException w:name="Document Map" w:semiHidden="1" w:unhideWhenUsed="1"/>
+    <w:lsdException w:name="Plain Text" w:semiHidden="1" w:unhideWhenUsed="1"/>
+    <w:lsdException w:name="E-mail Signature" w:semiHidden="1" w:unhideWhenUsed="1"/>
+    <w:lsdException w:name="HTML Top of Form" w:semiHidden="1" w:unhideWhenUsed="1"/>
+    <w:lsdException w:name="HTML Bottom of Form" w:semiHidden="1" w:unhideWhenUsed="1"/>
+    <w:lsdException w:name="Normal (Web)" w:semiHidden="1" w:unhideWhenUsed="1"/>
+    <w:lsdException w:name="HTML Acronym" w:semiHidden="1" w:unhideWhenUsed="1"/>
+    <w:lsdException w:name="HTML Address" w:semiHidden="1" w:unhideWhenUsed="1"/>
+    <w:lsdException w:name="HTML Cite" w:semiHidden="1" w:unhideWhenUsed="1"/>
+    <w:lsdException w:name="HTML Code" w:semiHidden="1" w:unhideWhenUsed="1"/>
+    <w:lsdException w:name="HTML Definition" w:semiHidden="1" w:unhideWhenUsed="1"/>
+    <w:lsdException w:name="HTML Keyboard" w:semiHidden="1" w:unhideWhenUsed="1"/>
+    <w:lsdException w:name="HTML Preformatted" w:semiHidden="1" w:unhideWhenUsed="1"/>
+    <w:lsdException w:name="HTML Sample" w:semiHidden="1" w:unhideWhenUsed="1"/>
+    <w:lsdException w:name="HTML Typewriter" w:semiHidden="1" w:unhideWhenUsed="1"/>
+    <w:lsdException w:name="HTML Variable" w:semiHidden="1" w:unhideWhenUsed="1"/>
+    <w:lsdException w:name="Normal Table" w:semiHidden="1" w:unhideWhenUsed="1"/>
+    <w:lsdException w:name="annotation subject" w:semiHidden="1" w:unhideWhenUsed="1"/>
+    <w:lsdException w:name="No List" w:semiHidden="1" w:unhideWhenUsed="1"/>
+    <w:lsdException w:name="Outline List 1" w:semiHidden="1" w:unhideWhenUsed="1"/>
+    <w:lsdException w:name="Outline List 2" w:semiHidden="1" w:unhideWhenUsed="1"/>
+    <w:lsdException w:name="Outline List 3" w:semiHidden="1" w:unhideWhenUsed="1"/>
+    <w:lsdException w:name="Table Simple 1" w:semiHidden="1" w:unhideWhenUsed="1"/>
+    <w:lsdException w:name="Table Simple 2" w:semiHidden="1" w:unhideWhenUsed="1"/>
+    <w:lsdException w:name="Table Simple 3" w:semiHidden="1" w:unhideWhenUsed="1"/>
+    <w:lsdException w:name="Table Classic 1" w:semiHidden="1" w:unhideWhenUsed="1"/>
+    <w:lsdException w:name="Table Classic 2" w:semiHidden="1" w:unhideWhenUsed="1"/>
+    <w:lsdException w:name="Table Classic 3" w:semiHidden="1" w:unhideWhenUsed="1"/>
+    <w:lsdException w:name="Table Classic 4" w:semiHidden="1" w:unhideWhenUsed="1"/>
+    <w:lsdException w:name="Table Colorful 1" w:semiHidden="1" w:unhideWhenUsed="1"/>
+    <w:lsdException w:name="Table Colorful 2" w:semiHidden="1" w:unhideWhenUsed="1"/>
+    <w:lsdException w:name="Table Colorful 3" w:semiHidden="1" w:unhideWhenUsed="1"/>
+    <w:lsdException w:name="Table Columns 1" w:semiHidden="1" w:unhideWhenUsed="1"/>
+    <w:lsdException w:name="Table Columns 2" w:semiHidden="1" w:unhideWhenUsed="1"/>
+    <w:lsdException w:name="Table Columns 3" w:semiHidden="1" w:unhideWhenUsed="1"/>
+    <w:lsdException w:name="Table Columns 4" w:semiHidden="1" w:unhideWhenUsed="1"/>
+    <w:lsdException w:name="Table Columns 5" w:semiHidden="1" w:unhideWhenUsed="1"/>
+    <w:lsdException w:name="Table Grid 1" w:semiHidden="1" w:unhideWhenUsed="1"/>
+    <w:lsdException w:name="Table Grid 2" w:semiHidden="1" w:unhideWhenUsed="1"/>
+    <w:lsdException w:name="Table Grid 3" w:semiHidden="1" w:unhideWhenUsed="1"/>
+    <w:lsdException w:name="Table Grid 4" w:semiHidden="1" w:unhideWhenUsed="1"/>
+    <w:lsdException w:name="Table Grid 5" w:semiHidden="1" w:unhideWhenUsed="1"/>
+    <w:lsdException w:name="Table Grid 6" w:semiHidden="1" w:unhideWhenUsed="1"/>
+    <w:lsdException w:name="Table Grid 7" w:semiHidden="1" w:unhideWhenUsed="1"/>
+    <w:lsdException w:name="Table Grid 8" w:semiHidden="1" w:unhideWhenUsed="1"/>
+    <w:lsdException w:name="Table List 1" w:semiHidden="1" w:unhideWhenUsed="1"/>
+    <w:lsdException w:name="Table List 2" w:semiHidden="1" w:unhideWhenUsed="1"/>
+    <w:lsdException w:name="Table List 3" w:semiHidden="1" w:unhideWhenUsed="1"/>
+    <w:lsdException w:name="Table List 4" w:semiHidden="1" w:unhideWhenUsed="1"/>
+    <w:lsdException w:name="Table List 5" w:semiHidden="1" w:unhideWhenUsed="1"/>
+    <w:lsdException w:name="Table List 6" w:semiHidden="1" w:unhideWhenUsed="1"/>
+    <w:lsdException w:name="Table List 7" w:semiHidden="1" w:unhideWhenUsed="1"/>
+    <w:lsdException w:name="Table List 8" w:semiHidden="1" w:unhideWhenUsed="1"/>
+    <w:lsdException w:name="Table 3D effects 1" w:semiHidden="1" w:unhideWhenUsed="1"/>
+    <w:lsdException w:name="Table 3D effects 2" w:semiHidden="1" w:unhideWhenUsed="1"/>
+    <w:lsdException w:name="Table 3D effects 3" w:semiHidden="1" w:unhideWhenUsed="1"/>
+    <w:lsdException w:name="Table Contemporary" w:semiHidden="1" w:unhideWhenUsed="1"/>
+    <w:lsdException w:name="Table Elegant" w:semiHidden="1" w:unhideWhenUsed="1"/>
+    <w:lsdException w:name="Table Professional" w:semiHidden="1" w:unhideWhenUsed="1"/>
+    <w:lsdException w:name="Table Subtle 1" w:semiHidden="1" w:unhideWhenUsed="1"/>
+    <w:lsdException w:name="Table Subtle 2" w:semiHidden="1" w:unhideWhenUsed="1"/>
+    <w:lsdException w:name="Table Web 1" w:semiHidden="1" w:unhideWhenUsed="1"/>
+    <w:lsdException w:name="Table Web 2" w:semiHidden="1" w:unhideWhenUsed="1"/>
+    <w:lsdException w:name="Table Web 3" w:semiHidden="1" w:unhideWhenUsed="1"/>
+    <w:lsdException w:name="Balloon Text" w:semiHidden="1" w:unhideWhenUsed="1"/>
+    <w:lsdException w:name="Table Grid" w:uiPriority="39"/>
+    <w:lsdException w:name="Table Theme" w:semiHidden="1" w:unhideWhenUsed="1"/>
+    <w:lsdException w:name="Placeholder Text" w:semiHidden="1"/>
+    <w:lsdException w:name="No Spacing" w:uiPriority="1" w:qFormat="1"/>
+    <w:lsdException w:name="Light Shading" w:uiPriority="60"/>
+    <w:lsdException w:name="Light List" w:uiPriority="61"/>
+    <w:lsdException w:name="Light Grid" w:uiPriority="62"/>
+    <w:lsdException w:name="Medium Shading 1" w:uiPriority="63"/>
+    <w:lsdException w:name="Medium Shading 2" w:uiPriority="64"/>
+    <w:lsdException w:name="Medium List 1" w:uiPriority="65"/>
+    <w:lsdException w:name="Medium List 2" w:uiPriority="66"/>
+    <w:lsdException w:name="Medium Grid 1" w:uiPriority="67"/>
+    <w:lsdException w:name="Medium Grid 2" w:uiPriority="68"/>
+    <w:lsdException w:name="Medium Grid 3" w:uiPriority="69"/>
+    <w:lsdException w:name="Dark List" w:uiPriority="70"/>
+    <w:lsdException w:name="Colorful Shading" w:uiPriority="71"/>
+    <w:lsdException w:name="Colorful List" w:uiPriority="72"/>
+    <w:lsdException w:name="Colorful Grid" w:uiPriority="73"/>
+    <w:lsdException w:name="Light Shading Accent 1" w:uiPriority="60"/>
+    <w:lsdException w:name="Light List Accent 1" w:uiPriority="61"/>
+    <w:lsdException w:name="Light Grid Accent 1" w:uiPriority="62"/>
+    <w:lsdException w:name="Medium Shading 1 Accent 1" w:uiPriority="63"/>
+    <w:lsdException w:name="Medium Shading 2 Accent 1" w:uiPriority="64"/>
+    <w:lsdException w:name="Medium List 1 Accent 1" w:uiPriority="65"/>
+    <w:lsdException w:name="Revision" w:semiHidden="1"/>
+    <w:lsdException w:name="List Paragraph" w:uiPriority="34" w:qFormat="1"/>
+    <w:lsdException w:name="Quote" w:uiPriority="29" w:qFormat="1"/>
+    <w:lsdException w:name="Intense Quote" w:uiPriority="30" w:qFormat="1"/>
+    <w:lsdException w:name="Medium List 2 Accent 1" w:uiPriority="66"/>
+    <w:lsdException w:name="Medium Grid 1 Accent 1" w:uiPriority="67"/>
+    <w:lsdException w:name="Medium Grid 2 Accent 1" w:uiPriority="68"/>
+    <w:lsdException w:name="Medium Grid 3 Accent 1" w:uiPriority="69"/>
+    <w:lsdException w:name="Dark List Accent 1" w:uiPriority="70"/>
+    <w:lsdException w:name="Colorful Shading Accent 1" w:uiPriority="71"/>
+    <w:lsdException w:name="Colorful List Accent 1" w:uiPriority="72"/>
+    <w:lsdException w:name="Colorful Grid Accent 1" w:uiPriority="73"/>
+    <w:lsdException w:name="Light Shading Accent 2" w:uiPriority="60"/>
+    <w:lsdException w:name="Light List Accent 2" w:uiPriority="61"/>
+    <w:lsdException w:name="Light Grid Accent 2" w:uiPriority="62"/>
+    <w:lsdException w:name="Medium Shading 1 Accent 2" w:uiPriority="63"/>
+    <w:lsdException w:name="Medium Shading 2 Accent 2" w:uiPriority="64"/>
+    <w:lsdException w:name="Medium List 1 Accent 2" w:uiPriority="65"/>
+    <w:lsdException w:name="Medium List 2 Accent 2" w:uiPriority="66"/>
+    <w:lsdException w:name="Medium Grid 1 Accent 2" w:uiPriority="67"/>
+    <w:lsdException w:name="Medium Grid 2 Accent 2" w:uiPriority="68"/>
+    <w:lsdException w:name="Medium Grid 3 Accent 2" w:uiPriority="69"/>
+    <w:lsdException w:name="Dark List Accent 2" w:uiPriority="70"/>
+    <w:lsdException w:name="Colorful Shading Accent 2" w:uiPriority="71"/>
+    <w:lsdException w:name="Colorful List Accent 2" w:uiPriority="72"/>
+    <w:lsdException w:name="Colorful Grid Accent 2" w:uiPriority="73"/>
+    <w:lsdException w:name="Light Shading Accent 3" w:uiPriority="60"/>
+    <w:lsdException w:name="Light List Accent 3" w:uiPriority="61"/>
+    <w:lsdException w:name="Light Grid Accent 3" w:uiPriority="62"/>
+    <w:lsdException w:name="Medium Shading 1 Accent 3" w:uiPriority="63"/>
+    <w:lsdException w:name="Medium Shading 2 Accent 3" w:uiPriority="64"/>
+    <w:lsdException w:name="Medium List 1 Accent 3" w:uiPriority="65"/>
+    <w:lsdException w:name="Medium List 2 Accent 3" w:uiPriority="66"/>
+    <w:lsdException w:name="Medium Grid 1 Accent 3" w:uiPriority="67"/>
+    <w:lsdException w:name="Medium Grid 2 Accent 3" w:uiPriority="68"/>
+    <w:lsdException w:name="Medium Grid 3 Accent 3" w:uiPriority="69"/>
+    <w:lsdException w:name="Dark List Accent 3" w:uiPriority="70"/>
+    <w:lsdException w:name="Colorful Shading Accent 3" w:uiPriority="71"/>
+    <w:lsdException w:name="Colorful List Accent 3" w:uiPriority="72"/>
+    <w:lsdException w:name="Colorful Grid Accent 3" w:uiPriority="73"/>
+    <w:lsdException w:name="Light Shading Accent 4" w:uiPriority="60"/>
+    <w:lsdException w:name="Light List Accent 4" w:uiPriority="61"/>
+    <w:lsdException w:name="Light Grid Accent 4" w:uiPriority="62"/>
+    <w:lsdException w:name="Medium Shading 1 Accent 4" w:uiPriority="63"/>
+    <w:lsdException w:name="Medium Shading 2 Accent 4" w:uiPriority="64"/>
+    <w:lsdException w:name="Medium List 1 Accent 4" w:uiPriority="65"/>
+    <w:lsdException w:name="Medium List 2 Accent 4" w:uiPriority="66"/>
+    <w:lsdException w:name="Medium Grid 1 Accent 4" w:uiPriority="67"/>
+    <w:lsdException w:name="Medium Grid 2 Accent 4" w:uiPriority="68"/>
+    <w:lsdException w:name="Medium Grid 3 Accent 4" w:uiPriority="69"/>
+    <w:lsdException w:name="Dark List Accent 4" w:uiPriority="70"/>
+    <w:lsdException w:name="Colorful Shading Accent 4" w:uiPriority="71"/>
+    <w:lsdException w:name="Colorful List Accent 4" w:uiPriority="72"/>
+    <w:lsdException w:name="Colorful Grid Accent 4" w:uiPriority="73"/>
+    <w:lsdException w:name="Light Shading Accent 5" w:uiPriority="60"/>
+    <w:lsdException w:name="Light List Accent 5" w:uiPriority="61"/>
+    <w:lsdException w:name="Light Grid Accent 5" w:uiPriority="62"/>
+    <w:lsdException w:name="Medium Shading 1 Accent 5" w:uiPriority="63"/>
+    <w:lsdException w:name="Medium Shading 2 Accent 5" w:uiPriority="64"/>
+    <w:lsdException w:name="Medium List 1 Accent 5" w:uiPriority="65"/>
+    <w:lsdException w:name="Medium List 2 Accent 5" w:uiPriority="66"/>
+    <w:lsdException w:name="Medium Grid 1 Accent 5" w:uiPriority="67"/>
+    <w:lsdException w:name="Medium Grid 2 Accent 5" w:uiPriority="68"/>
+    <w:lsdException w:name="Medium Grid 3 Accent 5" w:uiPriority="69"/>
+    <w:lsdException w:name="Dark List Accent 5" w:uiPriority="70"/>
+    <w:lsdException w:name="Colorful Shading Accent 5" w:uiPriority="71"/>
+    <w:lsdException w:name="Colorful List Accent 5" w:uiPriority="72"/>
+    <w:lsdException w:name="Colorful Grid Accent 5" w:uiPriority="73"/>
+    <w:lsdException w:name="Light Shading Accent 6" w:uiPriority="60"/>
+    <w:lsdException w:name="Light List Accent 6" w:uiPriority="61"/>
+    <w:lsdException w:name="Light Grid Accent 6" w:uiPriority="62"/>
+    <w:lsdException w:name="Medium Shading 1 Accent 6" w:uiPriority="63"/>
+    <w:lsdException w:name="Medium Shading 2 Accent 6" w:uiPriority="64"/>
+    <w:lsdException w:name="Medium List 1 Accent 6" w:uiPriority="65"/>
+    <w:lsdException w:name="Medium List 2 Accent 6" w:uiPriority="66"/>
+    <w:lsdException w:name="Medium Grid 1 Accent 6" w:uiPriority="67"/>
+    <w:lsdException w:name="Medium Grid 2 Accent 6" w:uiPriority="68"/>
+    <w:lsdException w:name="Medium Grid 3 Accent 6" w:uiPriority="69"/>
+    <w:lsdException w:name="Dark List Accent 6" w:uiPriority="70"/>
+    <w:lsdException w:name="Colorful Shading Accent 6" w:uiPriority="71"/>
+    <w:lsdException w:name="Colorful List Accent 6" w:uiPriority="72"/>
+    <w:lsdException w:name="Colorful Grid Accent 6" w:uiPriority="73"/>
+    <w:lsdException w:name="Subtle Emphasis" w:uiPriority="19" w:qFormat="1"/>
+    <w:lsdException w:name="Intense Emphasis" w:uiPriority="21" w:qFormat="1"/>
+    <w:lsdException w:name="Subtle Reference" w:uiPriority="31" w:qFormat="1"/>
+    <w:lsdException w:name="Intense Reference" w:uiPriority="32" w:qFormat="1"/>
+    <w:lsdException w:name="Book Title" w:uiPriority="33" w:qFormat="1"/>
+    <w:lsdException w:name="Bibliography" w:semiHidden="1" w:uiPriority="37" w:unhideWhenUsed="1"/>
+    <w:lsdException w:name="TOC Heading" w:semiHidden="1" w:uiPriority="39" w:unhideWhenUsed="1" w:qFormat="1"/>
+    <w:lsdException w:name="Plain Table 1" w:uiPriority="41"/>
+    <w:lsdException w:name="Plain Table 2" w:uiPriority="42"/>
+    <w:lsdException w:name="Plain Table 3" w:uiPriority="43"/>
+    <w:lsdException w:name="Plain Table 4" w:uiPriority="44"/>
+    <w:lsdException w:name="Plain Table 5" w:uiPriority="45"/>
+    <w:lsdException w:name="Grid Table Light" w:uiPriority="40"/>
+    <w:lsdException w:name="Grid Table 1 Light" w:uiPriority="46"/>
+    <w:lsdException w:name="Grid Table 2" w:uiPriority="47"/>
+    <w:lsdException w:name="Grid Table 3" w:uiPriority="48"/>
+    <w:lsdException w:name="Grid Table 4" w:uiPriority="49"/>
+    <w:lsdException w:name="Grid Table 5 Dark" w:uiPriority="50"/>
+    <w:lsdException w:name="Grid Table 6 Colorful" w:uiPriority="51"/>
+    <w:lsdException w:name="Grid Table 7 Colorful" w:uiPriority="52"/>
+    <w:lsdException w:name="Grid Table 1 Light Accent 1" w:uiPriority="46"/>
+    <w:lsdException w:name="Grid Table 2 Accent 1" w:uiPriority="47"/>
+    <w:lsdException w:name="Grid Table 3 Accent 1" w:uiPriority="48"/>
+    <w:lsdException w:name="Grid Table 4 Accent 1" w:uiPriority="49"/>
+    <w:lsdException w:name="Grid Table 5 Dark Accent 1" w:uiPriority="50"/>
+    <w:lsdException w:name="Grid Table 6 Colorful Accent 1" w:uiPriority="51"/>
+    <w:lsdException w:name="Grid Table 7 Colorful Accent 1" w:uiPriority="52"/>
+    <w:lsdException w:name="Grid Table 1 Light Accent 2" w:uiPriority="46"/>
+    <w:lsdException w:name="Grid Table 2 Accent 2" w:uiPriority="47"/>
+    <w:lsdException w:name="Grid Table 3 Accent 2" w:uiPriority="48"/>
+    <w:lsdException w:name="Grid Table 4 Accent 2" w:uiPriority="49"/>
+    <w:lsdException w:name="Grid Table 5 Dark Accent 2" w:uiPriority="50"/>
+    <w:lsdException w:name="Grid Table 6 Colorful Accent 2" w:uiPriority="51"/>
+    <w:lsdException w:name="Grid Table 7 Colorful Accent 2" w:uiPriority="52"/>
+    <w:lsdException w:name="Grid Table 1 Light Accent 3" w:uiPriority="46"/>
+    <w:lsdException w:name="Grid Table 2 Accent 3" w:uiPriority="47"/>
+    <w:lsdException w:name="Grid Table 3 Accent 3" w:uiPriority="48"/>
+    <w:lsdException w:name="Grid Table 4 Accent 3" w:uiPriority="49"/>
+    <w:lsdException w:name="Grid Table 5 Dark Accent 3" w:uiPriority="50"/>
+    <w:lsdException w:name="Grid Table 6 Colorful Accent 3" w:uiPriority="51"/>
+    <w:lsdException w:name="Grid Table 7 Colorful Accent 3" w:uiPriority="52"/>
+    <w:lsdException w:name="Grid Table 1 Light Accent 4" w:uiPriority="46"/>
+    <w:lsdException w:name="Grid Table 2 Accent 4" w:uiPriority="47"/>
+    <w:lsdException w:name="Grid Table 3 Accent 4" w:uiPriority="48"/>
+    <w:lsdException w:name="Grid Table 4 Accent 4" w:uiPriority="49"/>
+    <w:lsdException w:name="Grid Table 5 Dark Accent 4" w:uiPriority="50"/>
+    <w:lsdException w:name="Grid Table 6 Colorful Accent 4" w:uiPriority="51"/>
+    <w:lsdException w:name="Grid Table 7 Colorful Accent 4" w:uiPriority="52"/>
+    <w:lsdException w:name="Grid Table 1 Light Accent 5" w:uiPriority="46"/>
+    <w:lsdException w:name="Grid Table 2 Accent 5" w:uiPriority="47"/>
+    <w:lsdException w:name="Grid Table 3 Accent 5" w:uiPriority="48"/>
+    <w:lsdException w:name="Grid Table 4 Accent 5" w:uiPriority="49"/>
+    <w:lsdException w:name="Grid Table 5 Dark Accent 5" w:uiPriority="50"/>
+    <w:lsdException w:name="Grid Table 6 Colorful Accent 5" w:uiPriority="51"/>
+    <w:lsdException w:name="Grid Table 7 Colorful Accent 5" w:uiPriority="52"/>
+    <w:lsdException w:name="Grid Table 1 Light Accent 6" w:uiPriority="46"/>
+    <w:lsdException w:name="Grid Table 2 Accent 6" w:uiPriority="47"/>
+    <w:lsdException w:name="Grid Table 3 Accent 6" w:uiPriority="48"/>
+    <w:lsdException w:name="Grid Table 4 Accent 6" w:uiPriority="49"/>
+    <w:lsdException w:name="Grid Table 5 Dark Accent 6" w:uiPriority="50"/>
+    <w:lsdException w:name="Grid Table 6 Colorful Accent 6" w:uiPriority="51"/>
+    <w:lsdException w:name="Grid Table 7 Colorful Accent 6" w:uiPriority="52"/>
+    <w:lsdException w:name="List Table 1 Light" w:uiPriority="46"/>
+    <w:lsdException w:name="List Table 2" w:uiPriority="47"/>
+    <w:lsdException w:name="List Table 3" w:uiPriority="48"/>
+    <w:lsdException w:name="List Table 4" w:uiPriority="49"/>
+    <w:lsdException w:name="List Table 5 Dark" w:uiPriority="50"/>
+    <w:lsdException w:name="List Table 6 Colorful" w:uiPriority="51"/>
+    <w:lsdException w:name="List Table 7 Colorful" w:uiPriority="52"/>
+    <w:lsdException w:name="List Table 1 Light Accent 1" w:uiPriority="46"/>
+    <w:lsdException w:name="List Table 2 Accent 1" w:uiPriority="47"/>
+    <w:lsdException w:name="List Table 3 Accent 1" w:uiPriority="48"/>
+    <w:lsdException w:name="List Table 4 Accent 1" w:uiPriority="49"/>
+    <w:lsdException w:name="List Table 5 Dark Accent 1" w:uiPriority="50"/>
+    <w:lsdException w:name="List Table 6 Colorful Accent 1" w:uiPriority="51"/>
+    <w:lsdException w:name="List Table 7 Colorful Accent 1" w:uiPriority="52"/>
+    <w:lsdException w:name="List Table 1 Light Accent 2" w:uiPriority="46"/>
+    <w:lsdException w:name="List Table 2 Accent 2" w:uiPriority="47"/>
+    <w:lsdException w:name="List Table 3 Accent 2" w:uiPriority="48"/>
+    <w:lsdException w:name="List Table 4 Accent 2" w:uiPriority="49"/>
+    <w:lsdException w:name="List Table 5 Dark Accent 2" w:uiPriority="50"/>
+    <w:lsdException w:name="List Table 6 Colorful Accent 2" w:uiPriority="51"/>
+    <w:lsdException w:name="List Table 7 Colorful Accent 2" w:uiPriority="52"/>
+    <w:lsdException w:name="List Table 1 Light Accent 3" w:uiPriority="46"/>
+    <w:lsdException w:name="List Table 2 Accent 3" w:uiPriority="47"/>
+    <w:lsdException w:name="List Table 3 Accent 3" w:uiPriority="48"/>
+    <w:lsdException w:name="List Table 4 Accent 3" w:uiPriority="49"/>
+    <w:lsdException w:name="List Table 5 Dark Accent 3" w:uiPriority="50"/>
+    <w:lsdException w:name="List Table 6 Colorful Accent 3" w:uiPriority="51"/>
+    <w:lsdException w:name="List Table 7 Colorful Accent 3" w:uiPriority="52"/>
+    <w:lsdException w:name="List Table 1 Light Accent 4" w:uiPriority="46"/>
+    <w:lsdException w:name="List Table 2 Accent 4" w:uiPriority="47"/>
+    <w:lsdException w:name="List Table 3 Accent 4" w:uiPriority="48"/>
+    <w:lsdException w:name="List Table 4 Accent 4" w:uiPriority="49"/>
+    <w:lsdException w:name="List Table 5 Dark Accent 4" w:uiPriority="50"/>
+    <w:lsdException w:name="List Table 6 Colorful Accent 4" w:uiPriority="51"/>
+    <w:lsdException w:name="List Table 7 Colorful Accent 4" w:uiPriority="52"/>
+    <w:lsdException w:name="List Table 1 Light Accent 5" w:uiPriority="46"/>
+    <w:lsdException w:name="List Table 2 Accent 5" w:uiPriority="47"/>
+    <w:lsdException w:name="List Table 3 Accent 5" w:uiPriority="48"/>
+    <w:lsdException w:name="List Table 4 Accent 5" w:uiPriority="49"/>
+    <w:lsdException w:name="List Table 5 Dark Accent 5" w:uiPriority="50"/>
+    <w:lsdException w:name="List Table 6 Colorful Accent 5" w:uiPriority="51"/>
+    <w:lsdException w:name="List Table 7 Colorful Accent 5" w:uiPriority="52"/>
+    <w:lsdException w:name="List Table 1 Light Accent 6" w:uiPriority="46"/>
+    <w:lsdException w:name="List Table 2 Accent 6" w:uiPriority="47"/>
+    <w:lsdException w:name="List Table 3 Accent 6" w:uiPriority="48"/>
+    <w:lsdException w:name="List Table 4 Accent 6" w:uiPriority="49"/>
+    <w:lsdException w:name="List Table 5 Dark Accent 6" w:uiPriority="50"/>
+    <w:lsdException w:name="List Table 6 Colorful Accent 6" w:uiPriority="51"/>
+    <w:lsdException w:name="List Table 7 Colorful Accent 6" w:uiPriority="52"/>
+    <w:lsdException w:name="Mention" w:semiHidden="1" w:unhideWhenUsed="1"/>
+    <w:lsdException w:name="Smart Hyperlink" w:semiHidden="1" w:unhideWhenUsed="1"/>
+    <w:lsdException w:name="Hashtag" w:semiHidden="1" w:unhideWhenUsed="1"/>
+    <w:lsdException w:name="Unresolved Mention" w:semiHidden="1" w:unhideWhenUsed="1"/>
+    <w:lsdException w:name="Smart Link" w:semiHidden="1" w:unhideWhenUsed="1"/>
+  </w:latentStyles>
+  <w:style w:type="paragraph" w:default="1" w:styleId="Normal">
+    <w:name w:val="Normal"/>
+    <w:qFormat/>
   </w:style>
-  <w:style w:type="paragraph" w:styleId="Normal" w:default="1">
-    <w:name w:val="normal"/>
-  </w:style>
-  <w:style w:type="paragraph" w:styleId="Heading1">
+  <w:style w:type="paragraph" w:styleId="Ttulo1">
     <w:name w:val="heading 1"/>
     <w:basedOn w:val="Normal"/>
     <w:next w:val="Normal"/>
+    <w:uiPriority w:val="9"/>
+    <w:qFormat/>
     <w:pPr>
-      <w:keepNext w:val="1"/>
-      <w:keepLines w:val="1"/>
-      <w:pageBreakBefore w:val="0"/>
-      <w:spacing w:after="120" w:before="480" w:lineRule="auto"/>
+      <w:keepNext/>
+      <w:keepLines/>
+      <w:spacing w:before="480" w:after="120"/>
+      <w:outlineLvl w:val="0"/>
     </w:pPr>
     <w:rPr>
-      <w:b w:val="1"/>
-      <w:bCs w:val="1"/>
+      <w:b/>
+      <w:bCs/>
       <w:sz w:val="48"/>
       <w:szCs w:val="48"/>
     </w:rPr>
   </w:style>
-  <w:style w:type="paragraph" w:styleId="Heading2">
+  <w:style w:type="paragraph" w:styleId="Ttulo2">
     <w:name w:val="heading 2"/>
     <w:basedOn w:val="Normal"/>
     <w:next w:val="Normal"/>
+    <w:uiPriority w:val="9"/>
+    <w:unhideWhenUsed/>
+    <w:qFormat/>
     <w:pPr>
-      <w:keepNext w:val="1"/>
-      <w:keepLines w:val="1"/>
-      <w:pageBreakBefore w:val="0"/>
-      <w:spacing w:after="80" w:before="360" w:lineRule="auto"/>
+      <w:keepNext/>
+      <w:keepLines/>
+      <w:spacing w:before="360" w:after="80"/>
+      <w:outlineLvl w:val="1"/>
     </w:pPr>
     <w:rPr>
-      <w:b w:val="1"/>
-      <w:bCs w:val="1"/>
+      <w:b/>
+      <w:bCs/>
       <w:sz w:val="36"/>
       <w:szCs w:val="36"/>
     </w:rPr>
   </w:style>
-  <w:style w:type="paragraph" w:styleId="Heading3">
+  <w:style w:type="paragraph" w:styleId="Ttulo3">
     <w:name w:val="heading 3"/>
     <w:basedOn w:val="Normal"/>
     <w:next w:val="Normal"/>
+    <w:uiPriority w:val="9"/>
+    <w:semiHidden/>
+    <w:unhideWhenUsed/>
+    <w:qFormat/>
     <w:pPr>
-      <w:keepNext w:val="1"/>
-      <w:keepLines w:val="1"/>
-      <w:pageBreakBefore w:val="0"/>
-      <w:spacing w:after="80" w:before="280" w:lineRule="auto"/>
+      <w:keepNext/>
+      <w:keepLines/>
+      <w:spacing w:before="280" w:after="80"/>
+      <w:outlineLvl w:val="2"/>
     </w:pPr>
     <w:rPr>
-      <w:b w:val="1"/>
-      <w:bCs w:val="1"/>
+      <w:b/>
+      <w:bCs/>
       <w:sz w:val="28"/>
       <w:szCs w:val="28"/>
     </w:rPr>
   </w:style>
-  <w:style w:type="paragraph" w:styleId="Heading4">
+  <w:style w:type="paragraph" w:styleId="Ttulo4">
     <w:name w:val="heading 4"/>
     <w:basedOn w:val="Normal"/>
     <w:next w:val="Normal"/>
+    <w:uiPriority w:val="9"/>
+    <w:semiHidden/>
+    <w:unhideWhenUsed/>
+    <w:qFormat/>
     <w:pPr>
-      <w:keepNext w:val="1"/>
-      <w:keepLines w:val="1"/>
-      <w:pageBreakBefore w:val="0"/>
-      <w:spacing w:after="40" w:before="240" w:lineRule="auto"/>
+      <w:keepNext/>
+      <w:keepLines/>
+      <w:spacing w:before="240" w:after="40"/>
+      <w:outlineLvl w:val="3"/>
     </w:pPr>
     <w:rPr>
-      <w:b w:val="1"/>
-      <w:bCs w:val="1"/>
-      <w:sz w:val="24"/>
-      <w:szCs w:val="24"/>
+      <w:b/>
+      <w:bCs/>
     </w:rPr>
   </w:style>
-  <w:style w:type="paragraph" w:styleId="Heading5">
+  <w:style w:type="paragraph" w:styleId="Ttulo5">
     <w:name w:val="heading 5"/>
     <w:basedOn w:val="Normal"/>
     <w:next w:val="Normal"/>
+    <w:uiPriority w:val="9"/>
+    <w:semiHidden/>
+    <w:unhideWhenUsed/>
+    <w:qFormat/>
     <w:pPr>
-      <w:keepNext w:val="1"/>
-      <w:keepLines w:val="1"/>
-      <w:pageBreakBefore w:val="0"/>
-      <w:spacing w:after="40" w:before="220" w:lineRule="auto"/>
+      <w:keepNext/>
+      <w:keepLines/>
+      <w:spacing w:before="220" w:after="40"/>
+      <w:outlineLvl w:val="4"/>
     </w:pPr>
     <w:rPr>
-      <w:b w:val="1"/>
-      <w:bCs w:val="1"/>
+      <w:b/>
+      <w:bCs/>
       <w:sz w:val="22"/>
       <w:szCs w:val="22"/>
     </w:rPr>
   </w:style>
-  <w:style w:type="paragraph" w:styleId="Heading6">
+  <w:style w:type="paragraph" w:styleId="Ttulo6">
     <w:name w:val="heading 6"/>
     <w:basedOn w:val="Normal"/>
     <w:next w:val="Normal"/>
+    <w:uiPriority w:val="9"/>
+    <w:semiHidden/>
+    <w:unhideWhenUsed/>
+    <w:qFormat/>
     <w:pPr>
-      <w:keepNext w:val="1"/>
-      <w:keepLines w:val="1"/>
-      <w:pageBreakBefore w:val="0"/>
-      <w:spacing w:after="40" w:before="200" w:lineRule="auto"/>
+      <w:keepNext/>
+      <w:keepLines/>
+      <w:spacing w:before="200" w:after="40"/>
+      <w:outlineLvl w:val="5"/>
     </w:pPr>
     <w:rPr>
-      <w:b w:val="1"/>
-      <w:bCs w:val="1"/>
+      <w:b/>
+      <w:bCs/>
       <w:sz w:val="20"/>
       <w:szCs w:val="20"/>
     </w:rPr>
   </w:style>
-  <w:style w:type="paragraph" w:styleId="Title">
+  <w:style w:type="character" w:default="1" w:styleId="Fontepargpadro">
+    <w:name w:val="Default Paragraph Font"/>
+    <w:uiPriority w:val="1"/>
+    <w:unhideWhenUsed/>
+  </w:style>
+  <w:style w:type="table" w:default="1" w:styleId="Tabelanormal">
+    <w:name w:val="Normal Table"/>
+    <w:uiPriority w:val="99"/>
+    <w:semiHidden/>
+    <w:unhideWhenUsed/>
+    <w:tblPr>
+      <w:tblInd w:w="0" w:type="dxa"/>
+      <w:tblCellMar>
+        <w:top w:w="0" w:type="dxa"/>
+        <w:left w:w="108" w:type="dxa"/>
+        <w:bottom w:w="0" w:type="dxa"/>
+        <w:right w:w="108" w:type="dxa"/>
+      </w:tblCellMar>
+    </w:tblPr>
+  </w:style>
+  <w:style w:type="numbering" w:default="1" w:styleId="Semlista">
+    <w:name w:val="No List"/>
+    <w:uiPriority w:val="99"/>
+    <w:semiHidden/>
+    <w:unhideWhenUsed/>
+  </w:style>
+  <w:style w:type="table" w:customStyle="1" w:styleId="TableNormal">
+    <w:name w:val="TableNormal"/>
+    <w:tblPr>
+      <w:tblCellMar>
+        <w:top w:w="100" w:type="dxa"/>
+        <w:left w:w="100" w:type="dxa"/>
+        <w:bottom w:w="100" w:type="dxa"/>
+        <w:right w:w="100" w:type="dxa"/>
+      </w:tblCellMar>
+    </w:tblPr>
+  </w:style>
+  <w:style w:type="paragraph" w:styleId="Ttulo">
     <w:name w:val="Title"/>
     <w:basedOn w:val="Normal"/>
     <w:next w:val="Normal"/>
+    <w:uiPriority w:val="10"/>
+    <w:qFormat/>
     <w:pPr>
-      <w:keepNext w:val="1"/>
-      <w:keepLines w:val="1"/>
-      <w:pageBreakBefore w:val="0"/>
-      <w:spacing w:after="120" w:before="480" w:lineRule="auto"/>
+      <w:keepNext/>
+      <w:keepLines/>
+      <w:spacing w:before="480" w:after="120"/>
     </w:pPr>
     <w:rPr>
-      <w:b w:val="1"/>
-      <w:bCs w:val="1"/>
+      <w:b/>
+      <w:bCs/>
       <w:sz w:val="72"/>
       <w:szCs w:val="72"/>
     </w:rPr>
   </w:style>
-  <w:style w:type="paragraph" w:styleId="Subtitle">
+  <w:style w:type="paragraph" w:styleId="Subttulo">
     <w:name w:val="Subtitle"/>
     <w:basedOn w:val="Normal"/>
     <w:next w:val="Normal"/>
+    <w:uiPriority w:val="11"/>
+    <w:qFormat/>
     <w:pPr>
-      <w:keepNext w:val="1"/>
-      <w:keepLines w:val="1"/>
-      <w:pageBreakBefore w:val="0"/>
-      <w:spacing w:after="80" w:before="360" w:lineRule="auto"/>
+      <w:keepNext/>
+      <w:keepLines/>
+      <w:spacing w:before="360" w:after="80"/>
     </w:pPr>
     <w:rPr>
-      <w:rFonts w:ascii="Georgia" w:cs="Georgia" w:eastAsia="Georgia" w:hAnsi="Georgia"/>
-      <w:i w:val="1"/>
-      <w:iCs w:val="1"/>
+      <w:rFonts w:ascii="Georgia" w:eastAsia="Georgia" w:hAnsi="Georgia" w:cs="Georgia"/>
+      <w:i/>
+      <w:iCs/>
       <w:color w:val="666666"/>
       <w:sz w:val="48"/>
       <w:szCs w:val="48"/>
